--- a/SistemaLevels.Application/Contratos/2.docx
+++ b/SistemaLevels.Application/Contratos/2.docx
@@ -28,9 +28,17 @@
       </w:pPr>
       <w:bookmarkStart w:id="0" w:name="NombreCliente"/>
       <w:r>
-        <w:t>@NombreCliente</w:t>
+        <w:t>{</w:t>
+      </w:r>
+      <w:proofErr w:type="spellStart"/>
+      <w:r>
+        <w:t>NombreCliente</w:t>
       </w:r>
       <w:bookmarkEnd w:id="0"/>
+      <w:proofErr w:type="spellEnd"/>
+      <w:r>
+        <w:t>}</w:t>
+      </w:r>
       <w:r>
         <w:t xml:space="preserve">, </w:t>
       </w:r>
@@ -61,9 +69,25 @@
           <w:sz w:val="20"/>
           <w:szCs w:val="20"/>
         </w:rPr>
-        <w:t>@DniCliente</w:t>
+        <w:t>{</w:t>
+      </w:r>
+      <w:proofErr w:type="spellStart"/>
+      <w:r>
+        <w:rPr>
+          <w:sz w:val="20"/>
+          <w:szCs w:val="20"/>
+        </w:rPr>
+        <w:t>DniCliente</w:t>
       </w:r>
       <w:bookmarkEnd w:id="1"/>
+      <w:proofErr w:type="spellEnd"/>
+      <w:r>
+        <w:rPr>
+          <w:sz w:val="20"/>
+          <w:szCs w:val="20"/>
+        </w:rPr>
+        <w:t>}</w:t>
+      </w:r>
       <w:r>
         <w:rPr>
           <w:sz w:val="20"/>
@@ -84,9 +108,25 @@
           <w:sz w:val="20"/>
           <w:szCs w:val="20"/>
         </w:rPr>
-        <w:t>@CuitCliente</w:t>
+        <w:t>{</w:t>
+      </w:r>
+      <w:proofErr w:type="spellStart"/>
+      <w:r>
+        <w:rPr>
+          <w:sz w:val="20"/>
+          <w:szCs w:val="20"/>
+        </w:rPr>
+        <w:t>CuitCliente</w:t>
       </w:r>
       <w:bookmarkEnd w:id="2"/>
+      <w:proofErr w:type="spellEnd"/>
+      <w:r>
+        <w:rPr>
+          <w:sz w:val="20"/>
+          <w:szCs w:val="20"/>
+        </w:rPr>
+        <w:t>}</w:t>
+      </w:r>
       <w:r>
         <w:rPr>
           <w:sz w:val="20"/>
@@ -107,9 +147,25 @@
           <w:sz w:val="20"/>
           <w:szCs w:val="20"/>
         </w:rPr>
-        <w:t>@DomicilioCliente</w:t>
+        <w:t>{</w:t>
+      </w:r>
+      <w:proofErr w:type="spellStart"/>
+      <w:r>
+        <w:rPr>
+          <w:sz w:val="20"/>
+          <w:szCs w:val="20"/>
+        </w:rPr>
+        <w:t>DomicilioCliente</w:t>
       </w:r>
       <w:bookmarkEnd w:id="3"/>
+      <w:proofErr w:type="spellEnd"/>
+      <w:r>
+        <w:rPr>
+          <w:sz w:val="20"/>
+          <w:szCs w:val="20"/>
+        </w:rPr>
+        <w:t>}</w:t>
+      </w:r>
       <w:r>
         <w:rPr>
           <w:sz w:val="20"/>
@@ -171,7 +227,7 @@
           <w:szCs w:val="20"/>
           <w:lang w:eastAsia="es-ES"/>
         </w:rPr>
-        <w:t>@</w:t>
+        <w:t>{</w:t>
       </w:r>
       <w:proofErr w:type="spellStart"/>
       <w:r>
@@ -185,6 +241,15 @@
       </w:r>
       <w:bookmarkEnd w:id="4"/>
       <w:proofErr w:type="spellEnd"/>
+      <w:r>
+        <w:rPr>
+          <w:iCs/>
+          <w:sz w:val="20"/>
+          <w:szCs w:val="20"/>
+          <w:lang w:eastAsia="es-ES"/>
+        </w:rPr>
+        <w:t>}</w:t>
+      </w:r>
       <w:r>
         <w:rPr>
           <w:b/>
@@ -211,7 +276,16 @@
           <w:szCs w:val="20"/>
           <w:lang w:eastAsia="es-ES"/>
         </w:rPr>
-        <w:t>por una parte</w:t>
+        <w:t xml:space="preserve">por una </w:t>
+      </w:r>
+      <w:proofErr w:type="gramStart"/>
+      <w:r>
+        <w:rPr>
+          <w:sz w:val="20"/>
+          <w:szCs w:val="20"/>
+          <w:lang w:eastAsia="es-ES"/>
+        </w:rPr>
+        <w:t>parte</w:t>
       </w:r>
       <w:r>
         <w:rPr>
@@ -222,6 +296,7 @@
         </w:rPr>
         <w:t>;------------------------------------------</w:t>
       </w:r>
+      <w:proofErr w:type="gramEnd"/>
     </w:p>
     <w:p>
       <w:pPr>
@@ -268,15 +343,33 @@
           <w:szCs w:val="20"/>
           <w:lang w:eastAsia="es-ES"/>
         </w:rPr>
-        <w:t>@NombreArtista</w:t>
+        <w:t>{</w:t>
+      </w:r>
+      <w:proofErr w:type="spellStart"/>
+      <w:r>
+        <w:rPr>
+          <w:sz w:val="20"/>
+          <w:szCs w:val="20"/>
+          <w:lang w:eastAsia="es-ES"/>
+        </w:rPr>
+        <w:t>NombreArtista</w:t>
       </w:r>
       <w:bookmarkEnd w:id="5"/>
+      <w:proofErr w:type="spellEnd"/>
       <w:r>
         <w:rPr>
           <w:sz w:val="20"/>
           <w:szCs w:val="20"/>
           <w:lang w:eastAsia="es-ES"/>
         </w:rPr>
+        <w:t>}</w:t>
+      </w:r>
+      <w:r>
+        <w:rPr>
+          <w:sz w:val="20"/>
+          <w:szCs w:val="20"/>
+          <w:lang w:eastAsia="es-ES"/>
+        </w:rPr>
         <w:t xml:space="preserve">, titular del Documento Nacional de Identidad </w:t>
       </w:r>
       <w:bookmarkStart w:id="6" w:name="DniArtista"/>
@@ -286,15 +379,33 @@
           <w:szCs w:val="20"/>
           <w:lang w:eastAsia="es-ES"/>
         </w:rPr>
-        <w:t>@DniArtista</w:t>
+        <w:t>{</w:t>
+      </w:r>
+      <w:proofErr w:type="spellStart"/>
+      <w:r>
+        <w:rPr>
+          <w:sz w:val="20"/>
+          <w:szCs w:val="20"/>
+          <w:lang w:eastAsia="es-ES"/>
+        </w:rPr>
+        <w:t>DniArtista</w:t>
       </w:r>
       <w:bookmarkEnd w:id="6"/>
+      <w:proofErr w:type="spellEnd"/>
       <w:r>
         <w:rPr>
           <w:sz w:val="20"/>
           <w:szCs w:val="20"/>
           <w:lang w:eastAsia="es-ES"/>
         </w:rPr>
+        <w:t>}</w:t>
+      </w:r>
+      <w:r>
+        <w:rPr>
+          <w:sz w:val="20"/>
+          <w:szCs w:val="20"/>
+          <w:lang w:eastAsia="es-ES"/>
+        </w:rPr>
         <w:t xml:space="preserve">, con domicilio en </w:t>
       </w:r>
       <w:bookmarkStart w:id="7" w:name="DomicilioArtista"/>
@@ -304,15 +415,33 @@
           <w:szCs w:val="20"/>
           <w:lang w:eastAsia="es-ES"/>
         </w:rPr>
-        <w:t>@DomicilioArtista</w:t>
+        <w:t>{</w:t>
+      </w:r>
+      <w:proofErr w:type="spellStart"/>
+      <w:r>
+        <w:rPr>
+          <w:sz w:val="20"/>
+          <w:szCs w:val="20"/>
+          <w:lang w:eastAsia="es-ES"/>
+        </w:rPr>
+        <w:t>DomicilioArtista</w:t>
       </w:r>
       <w:bookmarkEnd w:id="7"/>
+      <w:proofErr w:type="spellEnd"/>
       <w:r>
         <w:rPr>
           <w:sz w:val="20"/>
           <w:szCs w:val="20"/>
           <w:lang w:eastAsia="es-ES"/>
         </w:rPr>
+        <w:t>}</w:t>
+      </w:r>
+      <w:r>
+        <w:rPr>
+          <w:sz w:val="20"/>
+          <w:szCs w:val="20"/>
+          <w:lang w:eastAsia="es-ES"/>
+        </w:rPr>
         <w:t xml:space="preserve">, C.U.I.T </w:t>
       </w:r>
       <w:bookmarkStart w:id="8" w:name="CuitArtista"/>
@@ -322,16 +451,34 @@
           <w:szCs w:val="20"/>
           <w:lang w:eastAsia="es-ES"/>
         </w:rPr>
-        <w:t>@CuitArtista</w:t>
+        <w:t>{</w:t>
+      </w:r>
+      <w:proofErr w:type="spellStart"/>
+      <w:r>
+        <w:rPr>
+          <w:sz w:val="20"/>
+          <w:szCs w:val="20"/>
+          <w:lang w:eastAsia="es-ES"/>
+        </w:rPr>
+        <w:t>CuitArtista</w:t>
       </w:r>
       <w:bookmarkStart w:id="9" w:name="DatosArtista2"/>
       <w:bookmarkEnd w:id="8"/>
+      <w:proofErr w:type="spellEnd"/>
       <w:r>
         <w:rPr>
           <w:sz w:val="20"/>
           <w:szCs w:val="20"/>
           <w:lang w:eastAsia="es-ES"/>
         </w:rPr>
+        <w:t>}</w:t>
+      </w:r>
+      <w:r>
+        <w:rPr>
+          <w:sz w:val="20"/>
+          <w:szCs w:val="20"/>
+          <w:lang w:eastAsia="es-ES"/>
+        </w:rPr>
         <w:t xml:space="preserve"> </w:t>
       </w:r>
       <w:r>
@@ -340,7 +487,7 @@
           <w:szCs w:val="20"/>
           <w:lang w:eastAsia="es-ES"/>
         </w:rPr>
-        <w:t>@</w:t>
+        <w:t>{</w:t>
       </w:r>
       <w:r>
         <w:rPr>
@@ -356,7 +503,23 @@
           <w:szCs w:val="20"/>
           <w:lang w:eastAsia="es-ES"/>
         </w:rPr>
-        <w:t>Artista2 y</w:t>
+        <w:t>Artista2</w:t>
+      </w:r>
+      <w:r>
+        <w:rPr>
+          <w:sz w:val="20"/>
+          <w:szCs w:val="20"/>
+          <w:lang w:eastAsia="es-ES"/>
+        </w:rPr>
+        <w:t>}</w:t>
+      </w:r>
+      <w:r>
+        <w:rPr>
+          <w:sz w:val="20"/>
+          <w:szCs w:val="20"/>
+          <w:lang w:eastAsia="es-ES"/>
+        </w:rPr>
+        <w:t xml:space="preserve"> y</w:t>
       </w:r>
       <w:r>
         <w:rPr>
@@ -420,15 +583,33 @@
           <w:szCs w:val="20"/>
           <w:lang w:eastAsia="es-ES"/>
         </w:rPr>
-        <w:t>@NombreRepresentante</w:t>
+        <w:t>{</w:t>
+      </w:r>
+      <w:proofErr w:type="spellStart"/>
+      <w:r>
+        <w:rPr>
+          <w:sz w:val="20"/>
+          <w:szCs w:val="20"/>
+          <w:lang w:eastAsia="es-ES"/>
+        </w:rPr>
+        <w:t>NombreRepresentante</w:t>
       </w:r>
       <w:bookmarkEnd w:id="10"/>
+      <w:proofErr w:type="spellEnd"/>
       <w:r>
         <w:rPr>
           <w:sz w:val="20"/>
           <w:szCs w:val="20"/>
           <w:lang w:eastAsia="es-ES"/>
         </w:rPr>
+        <w:t>}</w:t>
+      </w:r>
+      <w:r>
+        <w:rPr>
+          <w:sz w:val="20"/>
+          <w:szCs w:val="20"/>
+          <w:lang w:eastAsia="es-ES"/>
+        </w:rPr>
         <w:t xml:space="preserve">, titular del Documento Nacional de Identidad </w:t>
       </w:r>
       <w:bookmarkStart w:id="11" w:name="DniRepresentante"/>
@@ -438,15 +619,33 @@
           <w:szCs w:val="20"/>
           <w:lang w:eastAsia="es-ES"/>
         </w:rPr>
-        <w:t>@DniRepresentante</w:t>
+        <w:t>{</w:t>
+      </w:r>
+      <w:proofErr w:type="spellStart"/>
+      <w:r>
+        <w:rPr>
+          <w:sz w:val="20"/>
+          <w:szCs w:val="20"/>
+          <w:lang w:eastAsia="es-ES"/>
+        </w:rPr>
+        <w:t>DniRepresentante</w:t>
       </w:r>
       <w:bookmarkEnd w:id="11"/>
+      <w:proofErr w:type="spellEnd"/>
       <w:r>
         <w:rPr>
           <w:sz w:val="20"/>
           <w:szCs w:val="20"/>
           <w:lang w:eastAsia="es-ES"/>
         </w:rPr>
+        <w:t>}</w:t>
+      </w:r>
+      <w:r>
+        <w:rPr>
+          <w:sz w:val="20"/>
+          <w:szCs w:val="20"/>
+          <w:lang w:eastAsia="es-ES"/>
+        </w:rPr>
         <w:t xml:space="preserve">, con domicilio en </w:t>
       </w:r>
       <w:bookmarkStart w:id="12" w:name="DomicilioRepresentante"/>
@@ -456,15 +655,33 @@
           <w:szCs w:val="20"/>
           <w:lang w:eastAsia="es-ES"/>
         </w:rPr>
-        <w:t>@DomicilioRepresentante</w:t>
+        <w:t>{</w:t>
+      </w:r>
+      <w:proofErr w:type="spellStart"/>
+      <w:r>
+        <w:rPr>
+          <w:sz w:val="20"/>
+          <w:szCs w:val="20"/>
+          <w:lang w:eastAsia="es-ES"/>
+        </w:rPr>
+        <w:t>DomicilioRepresentante</w:t>
       </w:r>
       <w:bookmarkEnd w:id="12"/>
+      <w:proofErr w:type="spellEnd"/>
       <w:r>
         <w:rPr>
           <w:sz w:val="20"/>
           <w:szCs w:val="20"/>
           <w:lang w:eastAsia="es-ES"/>
         </w:rPr>
+        <w:t>}</w:t>
+      </w:r>
+      <w:r>
+        <w:rPr>
+          <w:sz w:val="20"/>
+          <w:szCs w:val="20"/>
+          <w:lang w:eastAsia="es-ES"/>
+        </w:rPr>
         <w:t xml:space="preserve">, C.U.I.T. </w:t>
       </w:r>
       <w:bookmarkStart w:id="13" w:name="CuitRepresentante"/>
@@ -474,9 +691,27 @@
           <w:szCs w:val="20"/>
           <w:lang w:eastAsia="es-ES"/>
         </w:rPr>
-        <w:t>@CuitRepresentante</w:t>
+        <w:t>{</w:t>
+      </w:r>
+      <w:proofErr w:type="spellStart"/>
+      <w:r>
+        <w:rPr>
+          <w:sz w:val="20"/>
+          <w:szCs w:val="20"/>
+          <w:lang w:eastAsia="es-ES"/>
+        </w:rPr>
+        <w:t>CuitRepresentante</w:t>
       </w:r>
       <w:bookmarkEnd w:id="13"/>
+      <w:proofErr w:type="spellEnd"/>
+      <w:r>
+        <w:rPr>
+          <w:sz w:val="20"/>
+          <w:szCs w:val="20"/>
+          <w:lang w:eastAsia="es-ES"/>
+        </w:rPr>
+        <w:t>}</w:t>
+      </w:r>
       <w:r>
         <w:rPr>
           <w:sz w:val="20"/>
@@ -493,8 +728,20 @@
           <w:szCs w:val="20"/>
           <w:lang w:eastAsia="es-ES"/>
         </w:rPr>
-        <w:t>“EL MANAGER”:---------------------------------------------------------------------------------</w:t>
-      </w:r>
+        <w:t>“EL MANAGER</w:t>
+      </w:r>
+      <w:proofErr w:type="gramStart"/>
+      <w:r>
+        <w:rPr>
+          <w:i/>
+          <w:iCs/>
+          <w:sz w:val="20"/>
+          <w:szCs w:val="20"/>
+          <w:lang w:eastAsia="es-ES"/>
+        </w:rPr>
+        <w:t>”:---------------------------------------------------------------------------------</w:t>
+      </w:r>
+      <w:proofErr w:type="gramEnd"/>
     </w:p>
     <w:p>
       <w:pPr>
@@ -537,8 +784,18 @@
           <w:sz w:val="20"/>
           <w:szCs w:val="20"/>
         </w:rPr>
-        <w:t>, SUJETO A LAS SIGUIENTES CLAUSULAS:-------------------------------------------------------------------------------------------------------------------------</w:t>
-      </w:r>
+        <w:t xml:space="preserve">, SUJETO A LAS SIGUIENTES </w:t>
+      </w:r>
+      <w:proofErr w:type="gramStart"/>
+      <w:r>
+        <w:rPr>
+          <w:b/>
+          <w:sz w:val="20"/>
+          <w:szCs w:val="20"/>
+        </w:rPr>
+        <w:t>CLAUSULAS:-------------------------------------------------------------------------------------------------------------------------</w:t>
+      </w:r>
+      <w:proofErr w:type="gramEnd"/>
     </w:p>
     <w:p>
       <w:pPr>
@@ -607,7 +864,7 @@
           <w:sz w:val="20"/>
           <w:szCs w:val="20"/>
         </w:rPr>
-        <w:t xml:space="preserve">EL CONTRATANTE contrata al ARTISTA para que realice una presentación artística el día </w:t>
+        <w:t>EL CONTRATANTE contrata al ARTISTA para que realice una presentación artística el día</w:t>
       </w:r>
       <w:bookmarkStart w:id="14" w:name="Dia"/>
       <w:r>
@@ -616,7 +873,15 @@
           <w:sz w:val="20"/>
           <w:szCs w:val="20"/>
         </w:rPr>
-        <w:t>@Dia</w:t>
+        <w:t xml:space="preserve"> {</w:t>
+      </w:r>
+      <w:r>
+        <w:rPr>
+          <w:rFonts w:ascii="Times New Roman" w:eastAsia="Times New Roman" w:hAnsi="Times New Roman" w:cs="Times New Roman"/>
+          <w:sz w:val="20"/>
+          <w:szCs w:val="20"/>
+        </w:rPr>
+        <w:t>Dia</w:t>
       </w:r>
       <w:bookmarkEnd w:id="14"/>
       <w:r>
@@ -625,6 +890,14 @@
           <w:sz w:val="20"/>
           <w:szCs w:val="20"/>
         </w:rPr>
+        <w:t>}</w:t>
+      </w:r>
+      <w:r>
+        <w:rPr>
+          <w:rFonts w:ascii="Times New Roman" w:eastAsia="Times New Roman" w:hAnsi="Times New Roman" w:cs="Times New Roman"/>
+          <w:sz w:val="20"/>
+          <w:szCs w:val="20"/>
+        </w:rPr>
         <w:t xml:space="preserve"> </w:t>
       </w:r>
       <w:r>
@@ -642,7 +915,15 @@
           <w:sz w:val="20"/>
           <w:szCs w:val="20"/>
         </w:rPr>
-        <w:t>@Mes</w:t>
+        <w:t>{</w:t>
+      </w:r>
+      <w:r>
+        <w:rPr>
+          <w:rFonts w:ascii="Times New Roman" w:eastAsia="Times New Roman" w:hAnsi="Times New Roman" w:cs="Times New Roman"/>
+          <w:sz w:val="20"/>
+          <w:szCs w:val="20"/>
+        </w:rPr>
+        <w:t>Mes</w:t>
       </w:r>
       <w:bookmarkEnd w:id="15"/>
       <w:r>
@@ -651,6 +932,14 @@
           <w:sz w:val="20"/>
           <w:szCs w:val="20"/>
         </w:rPr>
+        <w:t>}</w:t>
+      </w:r>
+      <w:r>
+        <w:rPr>
+          <w:rFonts w:ascii="Times New Roman" w:eastAsia="Times New Roman" w:hAnsi="Times New Roman" w:cs="Times New Roman"/>
+          <w:sz w:val="20"/>
+          <w:szCs w:val="20"/>
+        </w:rPr>
         <w:t xml:space="preserve"> </w:t>
       </w:r>
       <w:r>
@@ -668,9 +957,26 @@
           <w:sz w:val="20"/>
           <w:szCs w:val="20"/>
         </w:rPr>
-        <w:t>@Año</w:t>
+        <w:t>{</w:t>
+      </w:r>
+      <w:r>
+        <w:rPr>
+          <w:rFonts w:ascii="Times New Roman" w:eastAsia="Times New Roman" w:hAnsi="Times New Roman" w:cs="Times New Roman"/>
+          <w:sz w:val="20"/>
+          <w:szCs w:val="20"/>
+        </w:rPr>
+        <w:t>Año</w:t>
       </w:r>
       <w:bookmarkEnd w:id="16"/>
+      <w:proofErr w:type="gramStart"/>
+      <w:r>
+        <w:rPr>
+          <w:rFonts w:ascii="Times New Roman" w:eastAsia="Times New Roman" w:hAnsi="Times New Roman" w:cs="Times New Roman"/>
+          <w:sz w:val="20"/>
+          <w:szCs w:val="20"/>
+        </w:rPr>
+        <w:t>}</w:t>
+      </w:r>
       <w:r>
         <w:rPr>
           <w:rFonts w:ascii="Times New Roman" w:eastAsia="Times New Roman" w:hAnsi="Times New Roman" w:cs="Times New Roman"/>
@@ -685,7 +991,16 @@
           <w:sz w:val="20"/>
           <w:szCs w:val="20"/>
         </w:rPr>
-        <w:t xml:space="preserve">, </w:t>
+        <w:t>,</w:t>
+      </w:r>
+      <w:proofErr w:type="gramEnd"/>
+      <w:r>
+        <w:rPr>
+          <w:rFonts w:ascii="Times New Roman" w:eastAsia="Times New Roman" w:hAnsi="Times New Roman" w:cs="Times New Roman"/>
+          <w:sz w:val="20"/>
+          <w:szCs w:val="20"/>
+        </w:rPr>
+        <w:t xml:space="preserve"> </w:t>
       </w:r>
       <w:r>
         <w:rPr>
@@ -710,7 +1025,15 @@
           <w:sz w:val="20"/>
           <w:szCs w:val="20"/>
         </w:rPr>
-        <w:t>@Lugar</w:t>
+        <w:t>{</w:t>
+      </w:r>
+      <w:r>
+        <w:rPr>
+          <w:rFonts w:ascii="Times New Roman" w:eastAsia="Times New Roman" w:hAnsi="Times New Roman" w:cs="Times New Roman"/>
+          <w:sz w:val="20"/>
+          <w:szCs w:val="20"/>
+        </w:rPr>
+        <w:t>Lugar</w:t>
       </w:r>
       <w:bookmarkEnd w:id="17"/>
       <w:r>
@@ -719,6 +1042,14 @@
           <w:sz w:val="20"/>
           <w:szCs w:val="20"/>
         </w:rPr>
+        <w:t>}</w:t>
+      </w:r>
+      <w:r>
+        <w:rPr>
+          <w:rFonts w:ascii="Times New Roman" w:eastAsia="Times New Roman" w:hAnsi="Times New Roman" w:cs="Times New Roman"/>
+          <w:sz w:val="20"/>
+          <w:szCs w:val="20"/>
+        </w:rPr>
         <w:t xml:space="preserve">. Las Partes convienen que la presentación del </w:t>
       </w:r>
       <w:bookmarkStart w:id="18" w:name="NombreArtista_2"/>
@@ -728,9 +1059,27 @@
           <w:sz w:val="20"/>
           <w:szCs w:val="20"/>
         </w:rPr>
-        <w:t>@NombreArtista</w:t>
+        <w:t>{</w:t>
+      </w:r>
+      <w:proofErr w:type="spellStart"/>
+      <w:r>
+        <w:rPr>
+          <w:rFonts w:ascii="Times New Roman" w:eastAsia="Times New Roman" w:hAnsi="Times New Roman" w:cs="Times New Roman"/>
+          <w:sz w:val="20"/>
+          <w:szCs w:val="20"/>
+        </w:rPr>
+        <w:t>NombreArtista</w:t>
       </w:r>
       <w:bookmarkEnd w:id="18"/>
+      <w:proofErr w:type="spellEnd"/>
+      <w:r>
+        <w:rPr>
+          <w:rFonts w:ascii="Times New Roman" w:eastAsia="Times New Roman" w:hAnsi="Times New Roman" w:cs="Times New Roman"/>
+          <w:sz w:val="20"/>
+          <w:szCs w:val="20"/>
+        </w:rPr>
+        <w:t>}</w:t>
+      </w:r>
       <w:r>
         <w:rPr>
           <w:rFonts w:ascii="Times New Roman" w:eastAsia="Times New Roman" w:hAnsi="Times New Roman" w:cs="Times New Roman"/>
@@ -746,8 +1095,9 @@
           <w:sz w:val="20"/>
           <w:szCs w:val="20"/>
         </w:rPr>
-        <w:t>@</w:t>
-      </w:r>
+        <w:t>{</w:t>
+      </w:r>
+      <w:proofErr w:type="spellStart"/>
       <w:r>
         <w:rPr>
           <w:rFonts w:ascii="Times New Roman" w:eastAsia="Times New Roman" w:hAnsi="Times New Roman" w:cs="Times New Roman"/>
@@ -757,6 +1107,15 @@
         <w:t>DuracionHora</w:t>
       </w:r>
       <w:bookmarkEnd w:id="19"/>
+      <w:proofErr w:type="spellEnd"/>
+      <w:r>
+        <w:rPr>
+          <w:rFonts w:ascii="Times New Roman" w:eastAsia="Times New Roman" w:hAnsi="Times New Roman" w:cs="Times New Roman"/>
+          <w:sz w:val="20"/>
+          <w:szCs w:val="20"/>
+        </w:rPr>
+        <w:t>}</w:t>
+      </w:r>
       <w:r>
         <w:rPr>
           <w:rFonts w:ascii="Times New Roman" w:eastAsia="Times New Roman" w:hAnsi="Times New Roman" w:cs="Times New Roman"/>
@@ -789,7 +1148,50 @@
           <w:sz w:val="20"/>
           <w:szCs w:val="20"/>
         </w:rPr>
-        <w:t>@</w:t>
+        <w:t>{</w:t>
+      </w:r>
+      <w:proofErr w:type="spellStart"/>
+      <w:r>
+        <w:rPr>
+          <w:rFonts w:ascii="Times New Roman" w:eastAsia="Times New Roman" w:hAnsi="Times New Roman" w:cs="Times New Roman"/>
+          <w:sz w:val="20"/>
+          <w:szCs w:val="20"/>
+        </w:rPr>
+        <w:t>DuracionMinuto</w:t>
+      </w:r>
+      <w:bookmarkEnd w:id="20"/>
+      <w:proofErr w:type="spellEnd"/>
+      <w:r>
+        <w:rPr>
+          <w:rFonts w:ascii="Times New Roman" w:eastAsia="Times New Roman" w:hAnsi="Times New Roman" w:cs="Times New Roman"/>
+          <w:sz w:val="20"/>
+          <w:szCs w:val="20"/>
+        </w:rPr>
+        <w:t>}</w:t>
+      </w:r>
+      <w:r>
+        <w:rPr>
+          <w:rFonts w:ascii="Times New Roman" w:eastAsia="Times New Roman" w:hAnsi="Times New Roman" w:cs="Times New Roman"/>
+          <w:sz w:val="20"/>
+          <w:szCs w:val="20"/>
+        </w:rPr>
+        <w:t xml:space="preserve"> </w:t>
+      </w:r>
+      <w:r>
+        <w:rPr>
+          <w:rFonts w:ascii="Times New Roman" w:eastAsia="Times New Roman" w:hAnsi="Times New Roman" w:cs="Times New Roman"/>
+          <w:sz w:val="20"/>
+          <w:szCs w:val="20"/>
+        </w:rPr>
+        <w:t xml:space="preserve"> </w:t>
+      </w:r>
+      <w:r>
+        <w:rPr>
+          <w:rFonts w:ascii="Times New Roman" w:eastAsia="Times New Roman" w:hAnsi="Times New Roman" w:cs="Times New Roman"/>
+          <w:sz w:val="20"/>
+          <w:szCs w:val="20"/>
+        </w:rPr>
+        <w:t>minutos</w:t>
       </w:r>
       <w:proofErr w:type="gramEnd"/>
       <w:r>
@@ -798,9 +1200,157 @@
           <w:sz w:val="20"/>
           <w:szCs w:val="20"/>
         </w:rPr>
-        <w:t>DuracionMinuto</w:t>
-      </w:r>
-      <w:bookmarkEnd w:id="20"/>
+        <w:t xml:space="preserve"> aproximadamente (en adelante el "</w:t>
+      </w:r>
+      <w:proofErr w:type="gramStart"/>
+      <w:r>
+        <w:rPr>
+          <w:rFonts w:ascii="Times New Roman" w:eastAsia="Times New Roman" w:hAnsi="Times New Roman" w:cs="Times New Roman"/>
+          <w:sz w:val="20"/>
+          <w:szCs w:val="20"/>
+        </w:rPr>
+        <w:t>SHOW</w:t>
+      </w:r>
+      <w:proofErr w:type="gramEnd"/>
+      <w:r>
+        <w:rPr>
+          <w:rFonts w:ascii="Times New Roman" w:eastAsia="Times New Roman" w:hAnsi="Times New Roman" w:cs="Times New Roman"/>
+          <w:sz w:val="20"/>
+          <w:szCs w:val="20"/>
+        </w:rPr>
+        <w:t>")</w:t>
+      </w:r>
+      <w:bookmarkStart w:id="21" w:name="Exclusividad"/>
+      <w:r>
+        <w:rPr>
+          <w:rFonts w:ascii="Times New Roman" w:eastAsia="Times New Roman" w:hAnsi="Times New Roman" w:cs="Times New Roman"/>
+          <w:sz w:val="20"/>
+          <w:szCs w:val="20"/>
+        </w:rPr>
+        <w:t xml:space="preserve"> {</w:t>
+      </w:r>
+      <w:r>
+        <w:rPr>
+          <w:rFonts w:ascii="Times New Roman" w:eastAsia="Times New Roman" w:hAnsi="Times New Roman" w:cs="Times New Roman"/>
+          <w:sz w:val="20"/>
+          <w:szCs w:val="20"/>
+        </w:rPr>
+        <w:t>Exclusividad</w:t>
+      </w:r>
+      <w:bookmarkEnd w:id="21"/>
+      <w:r>
+        <w:rPr>
+          <w:rFonts w:ascii="Times New Roman" w:eastAsia="Times New Roman" w:hAnsi="Times New Roman" w:cs="Times New Roman"/>
+          <w:sz w:val="20"/>
+          <w:szCs w:val="20"/>
+        </w:rPr>
+        <w:t>}</w:t>
+      </w:r>
+    </w:p>
+    <w:p>
+      <w:pPr>
+        <w:pStyle w:val="Prrafodelista"/>
+        <w:ind w:left="1272"/>
+        <w:rPr>
+          <w:rFonts w:ascii="Times New Roman" w:eastAsia="Times New Roman" w:hAnsi="Times New Roman" w:cs="Times New Roman"/>
+          <w:sz w:val="20"/>
+          <w:szCs w:val="20"/>
+        </w:rPr>
+      </w:pPr>
+    </w:p>
+    <w:p>
+      <w:pPr>
+        <w:ind w:left="720"/>
+        <w:rPr>
+          <w:rFonts w:ascii="Times New Roman" w:eastAsia="Times New Roman" w:hAnsi="Times New Roman" w:cs="Times New Roman"/>
+          <w:sz w:val="20"/>
+          <w:szCs w:val="20"/>
+        </w:rPr>
+      </w:pPr>
+      <w:r>
+        <w:rPr>
+          <w:rFonts w:ascii="Times New Roman" w:eastAsia="Times New Roman" w:hAnsi="Times New Roman" w:cs="Times New Roman"/>
+          <w:sz w:val="20"/>
+          <w:szCs w:val="20"/>
+        </w:rPr>
+        <w:t xml:space="preserve">1.2      </w:t>
+      </w:r>
+      <w:r>
+        <w:rPr>
+          <w:rFonts w:ascii="Times New Roman" w:eastAsia="Times New Roman" w:hAnsi="Times New Roman" w:cs="Times New Roman"/>
+          <w:sz w:val="20"/>
+          <w:szCs w:val="20"/>
+        </w:rPr>
+        <w:t xml:space="preserve">El </w:t>
+      </w:r>
+      <w:proofErr w:type="gramStart"/>
+      <w:r>
+        <w:rPr>
+          <w:rFonts w:ascii="Times New Roman" w:eastAsia="Times New Roman" w:hAnsi="Times New Roman" w:cs="Times New Roman"/>
+          <w:sz w:val="20"/>
+          <w:szCs w:val="20"/>
+        </w:rPr>
+        <w:t>Show</w:t>
+      </w:r>
+      <w:proofErr w:type="gramEnd"/>
+      <w:r>
+        <w:rPr>
+          <w:rFonts w:ascii="Times New Roman" w:eastAsia="Times New Roman" w:hAnsi="Times New Roman" w:cs="Times New Roman"/>
+          <w:sz w:val="20"/>
+          <w:szCs w:val="20"/>
+        </w:rPr>
+        <w:t xml:space="preserve"> se realizará en </w:t>
+      </w:r>
+      <w:bookmarkStart w:id="22" w:name="Espacio"/>
+      <w:r>
+        <w:rPr>
+          <w:rFonts w:ascii="Times New Roman" w:eastAsia="Times New Roman" w:hAnsi="Times New Roman" w:cs="Times New Roman"/>
+          <w:sz w:val="20"/>
+          <w:szCs w:val="20"/>
+        </w:rPr>
+        <w:t>{</w:t>
+      </w:r>
+      <w:r>
+        <w:rPr>
+          <w:rFonts w:ascii="Times New Roman" w:eastAsia="Times New Roman" w:hAnsi="Times New Roman" w:cs="Times New Roman"/>
+          <w:sz w:val="20"/>
+          <w:szCs w:val="20"/>
+        </w:rPr>
+        <w:t>Espacio</w:t>
+      </w:r>
+      <w:bookmarkEnd w:id="22"/>
+      <w:r>
+        <w:rPr>
+          <w:rFonts w:ascii="Times New Roman" w:eastAsia="Times New Roman" w:hAnsi="Times New Roman" w:cs="Times New Roman"/>
+          <w:sz w:val="20"/>
+          <w:szCs w:val="20"/>
+        </w:rPr>
+        <w:t>}</w:t>
+      </w:r>
+      <w:r>
+        <w:rPr>
+          <w:rFonts w:ascii="Times New Roman" w:eastAsia="Times New Roman" w:hAnsi="Times New Roman" w:cs="Times New Roman"/>
+          <w:sz w:val="20"/>
+          <w:szCs w:val="20"/>
+        </w:rPr>
+        <w:t xml:space="preserve"> (en adelante el "PREDIO")</w:t>
+      </w:r>
+      <w:r>
+        <w:rPr>
+          <w:rFonts w:ascii="Times New Roman" w:eastAsia="Times New Roman" w:hAnsi="Times New Roman" w:cs="Times New Roman"/>
+          <w:sz w:val="20"/>
+          <w:szCs w:val="20"/>
+        </w:rPr>
+        <w:t xml:space="preserve"> ubicado </w:t>
+      </w:r>
+      <w:r>
+        <w:rPr>
+          <w:rFonts w:ascii="Times New Roman" w:eastAsia="Times New Roman" w:hAnsi="Times New Roman" w:cs="Times New Roman"/>
+          <w:sz w:val="20"/>
+          <w:szCs w:val="20"/>
+        </w:rPr>
+        <w:t>en</w:t>
+      </w:r>
       <w:r>
         <w:rPr>
           <w:rFonts w:ascii="Times New Roman" w:eastAsia="Times New Roman" w:hAnsi="Times New Roman" w:cs="Times New Roman"/>
@@ -809,6 +1359,24 @@
         </w:rPr>
         <w:t xml:space="preserve"> </w:t>
       </w:r>
+      <w:bookmarkStart w:id="23" w:name="Ubicacion"/>
+      <w:r>
+        <w:rPr>
+          <w:rFonts w:ascii="Times New Roman" w:eastAsia="Times New Roman" w:hAnsi="Times New Roman" w:cs="Times New Roman"/>
+          <w:sz w:val="20"/>
+          <w:szCs w:val="20"/>
+        </w:rPr>
+        <w:t>{Ubicación</w:t>
+      </w:r>
+      <w:bookmarkEnd w:id="23"/>
+      <w:r>
+        <w:rPr>
+          <w:rFonts w:ascii="Times New Roman" w:eastAsia="Times New Roman" w:hAnsi="Times New Roman" w:cs="Times New Roman"/>
+          <w:sz w:val="20"/>
+          <w:szCs w:val="20"/>
+        </w:rPr>
+        <w:t>}</w:t>
+      </w:r>
       <w:r>
         <w:rPr>
           <w:rFonts w:ascii="Times New Roman" w:eastAsia="Times New Roman" w:hAnsi="Times New Roman" w:cs="Times New Roman"/>
@@ -823,157 +1391,101 @@
           <w:sz w:val="20"/>
           <w:szCs w:val="20"/>
         </w:rPr>
-        <w:t>minutos aproximadamente (en adelante el "SHOW")</w:t>
-      </w:r>
-      <w:bookmarkStart w:id="21" w:name="Exclusividad"/>
-      <w:r>
-        <w:rPr>
-          <w:rFonts w:ascii="Times New Roman" w:eastAsia="Times New Roman" w:hAnsi="Times New Roman" w:cs="Times New Roman"/>
-          <w:sz w:val="20"/>
-          <w:szCs w:val="20"/>
-        </w:rPr>
-        <w:t>@Exclusividad</w:t>
-      </w:r>
-      <w:bookmarkEnd w:id="21"/>
-    </w:p>
-    <w:p>
-      <w:pPr>
-        <w:pStyle w:val="Prrafodelista"/>
-        <w:ind w:left="1272"/>
-        <w:rPr>
-          <w:rFonts w:ascii="Times New Roman" w:eastAsia="Times New Roman" w:hAnsi="Times New Roman" w:cs="Times New Roman"/>
-          <w:sz w:val="20"/>
-          <w:szCs w:val="20"/>
-        </w:rPr>
-      </w:pPr>
+        <w:t xml:space="preserve">en el marco del evento </w:t>
+      </w:r>
+      <w:bookmarkStart w:id="24" w:name="NombreEvento"/>
+      <w:r>
+        <w:rPr>
+          <w:rFonts w:ascii="Times New Roman" w:eastAsia="Times New Roman" w:hAnsi="Times New Roman" w:cs="Times New Roman"/>
+          <w:sz w:val="20"/>
+          <w:szCs w:val="20"/>
+        </w:rPr>
+        <w:t>{</w:t>
+      </w:r>
+      <w:proofErr w:type="spellStart"/>
+      <w:r>
+        <w:rPr>
+          <w:rFonts w:ascii="Times New Roman" w:eastAsia="Times New Roman" w:hAnsi="Times New Roman" w:cs="Times New Roman"/>
+          <w:sz w:val="20"/>
+          <w:szCs w:val="20"/>
+        </w:rPr>
+        <w:t>NombreEvento</w:t>
+      </w:r>
+      <w:bookmarkEnd w:id="24"/>
+      <w:proofErr w:type="spellEnd"/>
+      <w:r>
+        <w:rPr>
+          <w:rFonts w:ascii="Times New Roman" w:eastAsia="Times New Roman" w:hAnsi="Times New Roman" w:cs="Times New Roman"/>
+          <w:sz w:val="20"/>
+          <w:szCs w:val="20"/>
+        </w:rPr>
+        <w:t>}</w:t>
+      </w:r>
+      <w:r>
+        <w:rPr>
+          <w:rFonts w:ascii="Times New Roman" w:eastAsia="Times New Roman" w:hAnsi="Times New Roman" w:cs="Times New Roman"/>
+          <w:sz w:val="20"/>
+          <w:szCs w:val="20"/>
+        </w:rPr>
+        <w:t xml:space="preserve"> </w:t>
+      </w:r>
+      <w:r>
+        <w:rPr>
+          <w:rFonts w:ascii="Times New Roman" w:eastAsia="Times New Roman" w:hAnsi="Times New Roman" w:cs="Times New Roman"/>
+          <w:sz w:val="20"/>
+          <w:szCs w:val="20"/>
+        </w:rPr>
+        <w:t xml:space="preserve">(en adelante el "EVENTO"), en el cual participarán otros/otras artistas y/o conjuntos musicales de la misma categoría y/o trascendencia del ARTISTA. A fin de evitar cualquier duda se aclara expresamente que en ningún caso se promocionará el EVENTO como un </w:t>
+      </w:r>
+      <w:proofErr w:type="gramStart"/>
+      <w:r>
+        <w:rPr>
+          <w:rFonts w:ascii="Times New Roman" w:eastAsia="Times New Roman" w:hAnsi="Times New Roman" w:cs="Times New Roman"/>
+          <w:sz w:val="20"/>
+          <w:szCs w:val="20"/>
+        </w:rPr>
+        <w:t>show</w:t>
+      </w:r>
+      <w:proofErr w:type="gramEnd"/>
+      <w:r>
+        <w:rPr>
+          <w:rFonts w:ascii="Times New Roman" w:eastAsia="Times New Roman" w:hAnsi="Times New Roman" w:cs="Times New Roman"/>
+          <w:sz w:val="20"/>
+          <w:szCs w:val="20"/>
+        </w:rPr>
+        <w:t xml:space="preserve"> personal del ARTISTA, sino que</w:t>
+      </w:r>
+      <w:r>
+        <w:rPr>
+          <w:rFonts w:ascii="Times New Roman" w:eastAsia="Times New Roman" w:hAnsi="Times New Roman" w:cs="Times New Roman"/>
+          <w:sz w:val="20"/>
+          <w:szCs w:val="20"/>
+        </w:rPr>
+        <w:t xml:space="preserve"> es condición indispensable del presente Acuerdo que en el EVENTO participan otros/artistas y conjuntos musicales de la misma categoría y/o trascendencia, siendo el </w:t>
+      </w:r>
+      <w:proofErr w:type="gramStart"/>
+      <w:r>
+        <w:rPr>
+          <w:rFonts w:ascii="Times New Roman" w:eastAsia="Times New Roman" w:hAnsi="Times New Roman" w:cs="Times New Roman"/>
+          <w:sz w:val="20"/>
+          <w:szCs w:val="20"/>
+        </w:rPr>
+        <w:t>SHOW</w:t>
+      </w:r>
+      <w:proofErr w:type="gramEnd"/>
+      <w:r>
+        <w:rPr>
+          <w:rFonts w:ascii="Times New Roman" w:eastAsia="Times New Roman" w:hAnsi="Times New Roman" w:cs="Times New Roman"/>
+          <w:sz w:val="20"/>
+          <w:szCs w:val="20"/>
+        </w:rPr>
+        <w:t xml:space="preserve"> del ARTISTA, una presentación más del EVENTO. Las Partes acuerdan que será el CONTRATANTE el único responsable del manejo y venta de las entradas al EVENTO.</w:t>
+      </w:r>
     </w:p>
     <w:p>
       <w:pPr>
         <w:ind w:left="720"/>
-        <w:rPr>
-          <w:rFonts w:ascii="Times New Roman" w:eastAsia="Times New Roman" w:hAnsi="Times New Roman" w:cs="Times New Roman"/>
-          <w:sz w:val="20"/>
-          <w:szCs w:val="20"/>
-        </w:rPr>
-      </w:pPr>
-      <w:r>
-        <w:rPr>
-          <w:rFonts w:ascii="Times New Roman" w:eastAsia="Times New Roman" w:hAnsi="Times New Roman" w:cs="Times New Roman"/>
-          <w:sz w:val="20"/>
-          <w:szCs w:val="20"/>
-        </w:rPr>
-        <w:t xml:space="preserve">1.2      </w:t>
-      </w:r>
-      <w:r>
-        <w:rPr>
-          <w:rFonts w:ascii="Times New Roman" w:eastAsia="Times New Roman" w:hAnsi="Times New Roman" w:cs="Times New Roman"/>
-          <w:sz w:val="20"/>
-          <w:szCs w:val="20"/>
-        </w:rPr>
-        <w:t xml:space="preserve">El Show se realizará en </w:t>
-      </w:r>
-      <w:bookmarkStart w:id="22" w:name="Espacio"/>
-      <w:r>
-        <w:rPr>
-          <w:rFonts w:ascii="Times New Roman" w:eastAsia="Times New Roman" w:hAnsi="Times New Roman" w:cs="Times New Roman"/>
-          <w:sz w:val="20"/>
-          <w:szCs w:val="20"/>
-        </w:rPr>
-        <w:t>@Espacio</w:t>
-      </w:r>
-      <w:bookmarkEnd w:id="22"/>
-      <w:r>
-        <w:rPr>
-          <w:rFonts w:ascii="Times New Roman" w:eastAsia="Times New Roman" w:hAnsi="Times New Roman" w:cs="Times New Roman"/>
-          <w:sz w:val="20"/>
-          <w:szCs w:val="20"/>
-        </w:rPr>
-        <w:t xml:space="preserve"> (en adelante el "PREDIO")</w:t>
-      </w:r>
-      <w:r>
-        <w:rPr>
-          <w:rFonts w:ascii="Times New Roman" w:eastAsia="Times New Roman" w:hAnsi="Times New Roman" w:cs="Times New Roman"/>
-          <w:sz w:val="20"/>
-          <w:szCs w:val="20"/>
-        </w:rPr>
-        <w:t xml:space="preserve"> ubicado </w:t>
-      </w:r>
-      <w:r>
-        <w:rPr>
-          <w:rFonts w:ascii="Times New Roman" w:eastAsia="Times New Roman" w:hAnsi="Times New Roman" w:cs="Times New Roman"/>
-          <w:sz w:val="20"/>
-          <w:szCs w:val="20"/>
-        </w:rPr>
-        <w:t>en</w:t>
-      </w:r>
-      <w:r>
-        <w:rPr>
-          <w:rFonts w:ascii="Times New Roman" w:eastAsia="Times New Roman" w:hAnsi="Times New Roman" w:cs="Times New Roman"/>
-          <w:sz w:val="20"/>
-          <w:szCs w:val="20"/>
-        </w:rPr>
-        <w:t xml:space="preserve"> </w:t>
-      </w:r>
-      <w:bookmarkStart w:id="23" w:name="Ubicacion"/>
-      <w:r>
-        <w:rPr>
-          <w:rFonts w:ascii="Times New Roman" w:eastAsia="Times New Roman" w:hAnsi="Times New Roman" w:cs="Times New Roman"/>
-          <w:sz w:val="20"/>
-          <w:szCs w:val="20"/>
-        </w:rPr>
-        <w:t>@Ubicacion</w:t>
-      </w:r>
-      <w:bookmarkEnd w:id="23"/>
-      <w:r>
-        <w:rPr>
-          <w:rFonts w:ascii="Times New Roman" w:eastAsia="Times New Roman" w:hAnsi="Times New Roman" w:cs="Times New Roman"/>
-          <w:sz w:val="20"/>
-          <w:szCs w:val="20"/>
-        </w:rPr>
-        <w:t xml:space="preserve"> </w:t>
-      </w:r>
-      <w:r>
-        <w:rPr>
-          <w:rFonts w:ascii="Times New Roman" w:eastAsia="Times New Roman" w:hAnsi="Times New Roman" w:cs="Times New Roman"/>
-          <w:sz w:val="20"/>
-          <w:szCs w:val="20"/>
-        </w:rPr>
-        <w:t xml:space="preserve">en el marco del evento </w:t>
-      </w:r>
-      <w:bookmarkStart w:id="24" w:name="NombreEvento"/>
-      <w:r>
-        <w:rPr>
-          <w:rFonts w:ascii="Times New Roman" w:eastAsia="Times New Roman" w:hAnsi="Times New Roman" w:cs="Times New Roman"/>
-          <w:sz w:val="20"/>
-          <w:szCs w:val="20"/>
-        </w:rPr>
-        <w:t>@NombreEvento</w:t>
-      </w:r>
-      <w:bookmarkEnd w:id="24"/>
-      <w:r>
-        <w:rPr>
-          <w:rFonts w:ascii="Times New Roman" w:eastAsia="Times New Roman" w:hAnsi="Times New Roman" w:cs="Times New Roman"/>
-          <w:sz w:val="20"/>
-          <w:szCs w:val="20"/>
-        </w:rPr>
-        <w:t xml:space="preserve"> </w:t>
-      </w:r>
-      <w:r>
-        <w:rPr>
-          <w:rFonts w:ascii="Times New Roman" w:eastAsia="Times New Roman" w:hAnsi="Times New Roman" w:cs="Times New Roman"/>
-          <w:sz w:val="20"/>
-          <w:szCs w:val="20"/>
-        </w:rPr>
-        <w:t>(en adelante el "EVENTO"), en el cual participarán otros/otras artistas y/o conjuntos musicales de la misma categoría y/o trascendencia del ARTISTA. A fin de evitar cualquier duda se aclara expresamente que en ningún caso se promocionará el EVENTO como un show personal del ARTISTA, sino que</w:t>
-      </w:r>
-      <w:r>
-        <w:rPr>
-          <w:rFonts w:ascii="Times New Roman" w:eastAsia="Times New Roman" w:hAnsi="Times New Roman" w:cs="Times New Roman"/>
-          <w:sz w:val="20"/>
-          <w:szCs w:val="20"/>
-        </w:rPr>
-        <w:t xml:space="preserve"> es condición indispensable del presente Acuerdo que en el EVENTO participan otros/artistas y conjuntos musicales de la misma categoría y/o trascendencia, siendo el SHOW del ARTISTA, una presentación más del EVENTO. Las Partes acuerdan que será el CONTRATANTE el único responsable del manejo y venta de las entradas al EVENTO.</w:t>
-      </w:r>
+      </w:pPr>
     </w:p>
     <w:p>
       <w:pPr>
@@ -983,63 +1495,112 @@
     <w:p>
       <w:pPr>
         <w:ind w:left="720"/>
-      </w:pPr>
+        <w:rPr>
+          <w:rFonts w:ascii="Times New Roman" w:eastAsia="Times New Roman" w:hAnsi="Times New Roman" w:cs="Times New Roman"/>
+          <w:sz w:val="20"/>
+          <w:szCs w:val="20"/>
+        </w:rPr>
+      </w:pPr>
+      <w:r>
+        <w:rPr>
+          <w:rFonts w:ascii="Times New Roman" w:eastAsia="Times New Roman" w:hAnsi="Times New Roman" w:cs="Times New Roman"/>
+          <w:sz w:val="20"/>
+          <w:szCs w:val="20"/>
+        </w:rPr>
+        <w:t>1.</w:t>
+      </w:r>
+      <w:r>
+        <w:rPr>
+          <w:rFonts w:ascii="Times New Roman" w:eastAsia="Times New Roman" w:hAnsi="Times New Roman" w:cs="Times New Roman"/>
+          <w:sz w:val="20"/>
+          <w:szCs w:val="20"/>
+        </w:rPr>
+        <w:t xml:space="preserve">3      </w:t>
+      </w:r>
+      <w:r>
+        <w:rPr>
+          <w:rFonts w:ascii="Times New Roman" w:eastAsia="Times New Roman" w:hAnsi="Times New Roman" w:cs="Times New Roman"/>
+          <w:sz w:val="20"/>
+          <w:szCs w:val="20"/>
+        </w:rPr>
+        <w:t xml:space="preserve">EL CONTRATANTE declara conocer y aceptar los protocolos vigentes para la realización de conciertos y/o recitales, las Partes acuerdan expresamente que es obligación del CONTRATANTE la obtención de todos los permisos y autorizaciones correspondientes de las respectivas autoridades para la realización del EVENTO y el </w:t>
+      </w:r>
+      <w:proofErr w:type="gramStart"/>
+      <w:r>
+        <w:rPr>
+          <w:rFonts w:ascii="Times New Roman" w:eastAsia="Times New Roman" w:hAnsi="Times New Roman" w:cs="Times New Roman"/>
+          <w:sz w:val="20"/>
+          <w:szCs w:val="20"/>
+        </w:rPr>
+        <w:t>Show</w:t>
+      </w:r>
+      <w:proofErr w:type="gramEnd"/>
+      <w:r>
+        <w:rPr>
+          <w:rFonts w:ascii="Times New Roman" w:eastAsia="Times New Roman" w:hAnsi="Times New Roman" w:cs="Times New Roman"/>
+          <w:sz w:val="20"/>
+          <w:szCs w:val="20"/>
+        </w:rPr>
+        <w:t>, los desplazamientos del ARTISTA y su personal técnico, y a su vez, a cumplir con todos los protocolos sanitarios y de seguridad y cualquier otro que sea necesario.</w:t>
+      </w:r>
     </w:p>
     <w:p>
       <w:pPr>
         <w:ind w:left="720"/>
-        <w:rPr>
-          <w:rFonts w:ascii="Times New Roman" w:eastAsia="Times New Roman" w:hAnsi="Times New Roman" w:cs="Times New Roman"/>
-          <w:sz w:val="20"/>
-          <w:szCs w:val="20"/>
-        </w:rPr>
-      </w:pPr>
-      <w:r>
-        <w:rPr>
-          <w:rFonts w:ascii="Times New Roman" w:eastAsia="Times New Roman" w:hAnsi="Times New Roman" w:cs="Times New Roman"/>
-          <w:sz w:val="20"/>
-          <w:szCs w:val="20"/>
-        </w:rPr>
-        <w:t>1.</w:t>
-      </w:r>
-      <w:r>
-        <w:rPr>
-          <w:rFonts w:ascii="Times New Roman" w:eastAsia="Times New Roman" w:hAnsi="Times New Roman" w:cs="Times New Roman"/>
-          <w:sz w:val="20"/>
-          <w:szCs w:val="20"/>
-        </w:rPr>
-        <w:t xml:space="preserve">3      </w:t>
-      </w:r>
-      <w:r>
-        <w:rPr>
-          <w:rFonts w:ascii="Times New Roman" w:eastAsia="Times New Roman" w:hAnsi="Times New Roman" w:cs="Times New Roman"/>
-          <w:sz w:val="20"/>
-          <w:szCs w:val="20"/>
-        </w:rPr>
-        <w:t>EL CONTRATANTE declara conocer y aceptar los protocolos vigentes para la realización de conciertos y/o recitales, las Partes acuerdan expresamente que es obligación del CONTRATANTE la obtención de todos los permisos y autorizaciones correspondientes de las respectivas autoridades para la realización del EVENTO y el Show, los desplazamientos del ARTISTA y su personal técnico, y a su vez, a cumplir con todos los protocolos sanitarios y de seguridad y cualquier otro que sea necesario.</w:t>
-      </w:r>
-    </w:p>
-    <w:p>
-      <w:pPr>
-        <w:ind w:left="720"/>
-      </w:pPr>
-    </w:p>
-    <w:p>
-      <w:pPr>
-        <w:pStyle w:val="Prrafodelista"/>
-        <w:rPr>
-          <w:rFonts w:ascii="Times New Roman" w:eastAsia="Times New Roman" w:hAnsi="Times New Roman" w:cs="Times New Roman"/>
-          <w:sz w:val="20"/>
-          <w:szCs w:val="20"/>
-        </w:rPr>
-      </w:pPr>
-      <w:r>
-        <w:rPr>
-          <w:rFonts w:ascii="Times New Roman" w:eastAsia="Times New Roman" w:hAnsi="Times New Roman" w:cs="Times New Roman"/>
-          <w:sz w:val="20"/>
-          <w:szCs w:val="20"/>
-        </w:rPr>
-        <w:t>1.4      EL CONTRATANTE acepta y reconoce que no podrá haber publicidad de sponsors en pantallas de leds, cenefas, o zócalos de leds durante la duración del SHOW del ARTISTA, así como propaganda o alusión política sobre escenario o pantallas durante la presentación y duración del SHOW del ARTISTA, salvo previa autorización por parte del ARTISTA o su representante.</w:t>
+      </w:pPr>
+    </w:p>
+    <w:p>
+      <w:pPr>
+        <w:pStyle w:val="Prrafodelista"/>
+        <w:rPr>
+          <w:rFonts w:ascii="Times New Roman" w:eastAsia="Times New Roman" w:hAnsi="Times New Roman" w:cs="Times New Roman"/>
+          <w:sz w:val="20"/>
+          <w:szCs w:val="20"/>
+        </w:rPr>
+      </w:pPr>
+      <w:r>
+        <w:rPr>
+          <w:rFonts w:ascii="Times New Roman" w:eastAsia="Times New Roman" w:hAnsi="Times New Roman" w:cs="Times New Roman"/>
+          <w:sz w:val="20"/>
+          <w:szCs w:val="20"/>
+        </w:rPr>
+        <w:t xml:space="preserve">1.4      EL CONTRATANTE acepta y reconoce que no podrá haber publicidad de sponsors en pantallas de leds, cenefas, o zócalos de leds durante la duración del </w:t>
+      </w:r>
+      <w:proofErr w:type="gramStart"/>
+      <w:r>
+        <w:rPr>
+          <w:rFonts w:ascii="Times New Roman" w:eastAsia="Times New Roman" w:hAnsi="Times New Roman" w:cs="Times New Roman"/>
+          <w:sz w:val="20"/>
+          <w:szCs w:val="20"/>
+        </w:rPr>
+        <w:t>SHOW</w:t>
+      </w:r>
+      <w:proofErr w:type="gramEnd"/>
+      <w:r>
+        <w:rPr>
+          <w:rFonts w:ascii="Times New Roman" w:eastAsia="Times New Roman" w:hAnsi="Times New Roman" w:cs="Times New Roman"/>
+          <w:sz w:val="20"/>
+          <w:szCs w:val="20"/>
+        </w:rPr>
+        <w:t xml:space="preserve"> del ARTISTA, así como propaganda o alusión política sobre escenario o pantallas durante la presentación y duración del </w:t>
+      </w:r>
+      <w:proofErr w:type="gramStart"/>
+      <w:r>
+        <w:rPr>
+          <w:rFonts w:ascii="Times New Roman" w:eastAsia="Times New Roman" w:hAnsi="Times New Roman" w:cs="Times New Roman"/>
+          <w:sz w:val="20"/>
+          <w:szCs w:val="20"/>
+        </w:rPr>
+        <w:t>SHOW</w:t>
+      </w:r>
+      <w:proofErr w:type="gramEnd"/>
+      <w:r>
+        <w:rPr>
+          <w:rFonts w:ascii="Times New Roman" w:eastAsia="Times New Roman" w:hAnsi="Times New Roman" w:cs="Times New Roman"/>
+          <w:sz w:val="20"/>
+          <w:szCs w:val="20"/>
+        </w:rPr>
+        <w:t xml:space="preserve"> del ARTISTA, salvo previa autorización por parte del ARTISTA o su representante.</w:t>
       </w:r>
     </w:p>
     <w:p>
@@ -1127,7 +1688,43 @@
           <w:sz w:val="20"/>
           <w:szCs w:val="20"/>
         </w:rPr>
-        <w:t>.1      El CONTRATANTE, declara y garantiza que en su carácter de organizador del EVENTO y del SHOW del ARTISTA, será el único y exclusivo responsable de todo lo relacionado con la organización, producción y desarrollo del EVENTO y el SHOW del ARTISTA, y en consecuencia desliga de toda responsabilidad al ARTISTA, managers, asesores, y/o staff, bajo tales conceptos.</w:t>
+        <w:t xml:space="preserve">.1      El CONTRATANTE, declara y garantiza que en su carácter de organizador del EVENTO y del </w:t>
+      </w:r>
+      <w:proofErr w:type="gramStart"/>
+      <w:r>
+        <w:rPr>
+          <w:rFonts w:ascii="Times New Roman" w:eastAsia="Times New Roman" w:hAnsi="Times New Roman" w:cs="Times New Roman"/>
+          <w:sz w:val="20"/>
+          <w:szCs w:val="20"/>
+        </w:rPr>
+        <w:t>SHOW</w:t>
+      </w:r>
+      <w:proofErr w:type="gramEnd"/>
+      <w:r>
+        <w:rPr>
+          <w:rFonts w:ascii="Times New Roman" w:eastAsia="Times New Roman" w:hAnsi="Times New Roman" w:cs="Times New Roman"/>
+          <w:sz w:val="20"/>
+          <w:szCs w:val="20"/>
+        </w:rPr>
+        <w:t xml:space="preserve"> del ARTISTA, será el único y exclusivo responsable de todo lo relacionado con la organización, producción y desarrollo del EVENTO y el </w:t>
+      </w:r>
+      <w:proofErr w:type="gramStart"/>
+      <w:r>
+        <w:rPr>
+          <w:rFonts w:ascii="Times New Roman" w:eastAsia="Times New Roman" w:hAnsi="Times New Roman" w:cs="Times New Roman"/>
+          <w:sz w:val="20"/>
+          <w:szCs w:val="20"/>
+        </w:rPr>
+        <w:t>SHOW</w:t>
+      </w:r>
+      <w:proofErr w:type="gramEnd"/>
+      <w:r>
+        <w:rPr>
+          <w:rFonts w:ascii="Times New Roman" w:eastAsia="Times New Roman" w:hAnsi="Times New Roman" w:cs="Times New Roman"/>
+          <w:sz w:val="20"/>
+          <w:szCs w:val="20"/>
+        </w:rPr>
+        <w:t xml:space="preserve"> del ARTISTA, y en consecuencia desliga de toda responsabilidad al ARTISTA, managers, asesores, y/o staff, bajo tales conceptos.</w:t>
       </w:r>
     </w:p>
     <w:p>
@@ -1173,7 +1770,27 @@
           <w:szCs w:val="20"/>
           <w:highlight w:val="white"/>
         </w:rPr>
-        <w:t>El CONTRATANTE asume la total y completa organización correspondiente al EVENTO y al SHOW del ARTISTA, objeto del presente Acuerdo.</w:t>
+        <w:t xml:space="preserve">El CONTRATANTE asume la total y completa organización correspondiente al EVENTO y al </w:t>
+      </w:r>
+      <w:proofErr w:type="gramStart"/>
+      <w:r>
+        <w:rPr>
+          <w:rFonts w:ascii="Times New Roman" w:eastAsia="Times New Roman" w:hAnsi="Times New Roman" w:cs="Times New Roman"/>
+          <w:sz w:val="20"/>
+          <w:szCs w:val="20"/>
+          <w:highlight w:val="white"/>
+        </w:rPr>
+        <w:t>SHOW</w:t>
+      </w:r>
+      <w:proofErr w:type="gramEnd"/>
+      <w:r>
+        <w:rPr>
+          <w:rFonts w:ascii="Times New Roman" w:eastAsia="Times New Roman" w:hAnsi="Times New Roman" w:cs="Times New Roman"/>
+          <w:sz w:val="20"/>
+          <w:szCs w:val="20"/>
+          <w:highlight w:val="white"/>
+        </w:rPr>
+        <w:t xml:space="preserve"> del ARTISTA, objeto del presente Acuerdo.</w:t>
       </w:r>
     </w:p>
     <w:p>
@@ -1213,8 +1830,39 @@
           <w:szCs w:val="20"/>
           <w:highlight w:val="white"/>
         </w:rPr>
-        <w:t xml:space="preserve">.3      Las responsabilidades del CONTRATANTE incluirán, pero no se limitarán, al alquiler y/o contratación de la locación para el EVENTO y el SHOW, la provisión de la infraestructura escénica y de </w:t>
-      </w:r>
+        <w:t xml:space="preserve">.3      Las responsabilidades del CONTRATANTE incluirán, pero no se limitarán, al alquiler y/o contratación de la locación para el EVENTO y el </w:t>
+      </w:r>
+      <w:proofErr w:type="gramStart"/>
+      <w:r>
+        <w:rPr>
+          <w:rFonts w:ascii="Times New Roman" w:eastAsia="Times New Roman" w:hAnsi="Times New Roman" w:cs="Times New Roman"/>
+          <w:sz w:val="20"/>
+          <w:szCs w:val="20"/>
+          <w:highlight w:val="white"/>
+        </w:rPr>
+        <w:t>SHOW</w:t>
+      </w:r>
+      <w:proofErr w:type="gramEnd"/>
+      <w:r>
+        <w:rPr>
+          <w:rFonts w:ascii="Times New Roman" w:eastAsia="Times New Roman" w:hAnsi="Times New Roman" w:cs="Times New Roman"/>
+          <w:sz w:val="20"/>
+          <w:szCs w:val="20"/>
+          <w:highlight w:val="white"/>
+        </w:rPr>
+        <w:t xml:space="preserve">, la provisión de la infraestructura escénica y de </w:t>
+      </w:r>
+    </w:p>
+    <w:p>
+      <w:pPr>
+        <w:pStyle w:val="Prrafodelista"/>
+        <w:rPr>
+          <w:rFonts w:ascii="Times New Roman" w:eastAsia="Times New Roman" w:hAnsi="Times New Roman" w:cs="Times New Roman"/>
+          <w:sz w:val="20"/>
+          <w:szCs w:val="20"/>
+          <w:highlight w:val="white"/>
+        </w:rPr>
+      </w:pPr>
       <w:r>
         <w:rPr>
           <w:rFonts w:ascii="Times New Roman" w:eastAsia="Times New Roman" w:hAnsi="Times New Roman" w:cs="Times New Roman"/>
@@ -1283,7 +1931,341 @@
           <w:szCs w:val="20"/>
           <w:highlight w:val="white"/>
         </w:rPr>
-        <w:t xml:space="preserve">Proporcionar un escenario adecuado para la realización del SHOW del ARTISTA, siguiendo estrictamente las especificaciones del </w:t>
+        <w:t xml:space="preserve">Proporcionar un escenario adecuado para la realización del </w:t>
+      </w:r>
+      <w:proofErr w:type="gramStart"/>
+      <w:r>
+        <w:rPr>
+          <w:rFonts w:ascii="Times New Roman" w:eastAsia="Times New Roman" w:hAnsi="Times New Roman" w:cs="Times New Roman"/>
+          <w:sz w:val="20"/>
+          <w:szCs w:val="20"/>
+          <w:highlight w:val="white"/>
+        </w:rPr>
+        <w:t>SHOW</w:t>
+      </w:r>
+      <w:proofErr w:type="gramEnd"/>
+      <w:r>
+        <w:rPr>
+          <w:rFonts w:ascii="Times New Roman" w:eastAsia="Times New Roman" w:hAnsi="Times New Roman" w:cs="Times New Roman"/>
+          <w:sz w:val="20"/>
+          <w:szCs w:val="20"/>
+          <w:highlight w:val="white"/>
+        </w:rPr>
+        <w:t xml:space="preserve"> del ARTISTA, siguiendo estrictamente las especificaciones del Rider Técnico y de Hospitalidad que el ARTISTA envíe oportunamente al CONTRATANTE. Este escenario deberá ser adecuadamente equipado y respetar integralmente las condiciones establecidas en el Rider Técnico y de Hospitalidad.</w:t>
+      </w:r>
+    </w:p>
+    <w:p>
+      <w:pPr>
+        <w:pStyle w:val="Prrafodelista"/>
+        <w:rPr>
+          <w:rFonts w:ascii="Times New Roman" w:eastAsia="Times New Roman" w:hAnsi="Times New Roman" w:cs="Times New Roman"/>
+          <w:sz w:val="20"/>
+          <w:szCs w:val="20"/>
+          <w:highlight w:val="white"/>
+        </w:rPr>
+      </w:pPr>
+      <w:r>
+        <w:rPr>
+          <w:rFonts w:ascii="Times New Roman" w:eastAsia="Times New Roman" w:hAnsi="Times New Roman" w:cs="Times New Roman"/>
+          <w:sz w:val="20"/>
+          <w:szCs w:val="20"/>
+          <w:highlight w:val="white"/>
+        </w:rPr>
+        <w:t>Garantizar la disponibilidad de sistemas de sonido, luces y pantallas de acuerdo con el Rider Técnico y de Hospitalidad, incluyendo el alquiler de l</w:t>
+      </w:r>
+      <w:r>
+        <w:rPr>
+          <w:rFonts w:ascii="Times New Roman" w:eastAsia="Times New Roman" w:hAnsi="Times New Roman" w:cs="Times New Roman"/>
+          <w:sz w:val="20"/>
+          <w:szCs w:val="20"/>
+          <w:highlight w:val="white"/>
+        </w:rPr>
+        <w:t>a</w:t>
+      </w:r>
+      <w:r>
+        <w:rPr>
+          <w:rFonts w:ascii="Times New Roman" w:eastAsia="Times New Roman" w:hAnsi="Times New Roman" w:cs="Times New Roman"/>
+          <w:sz w:val="20"/>
+          <w:szCs w:val="20"/>
+          <w:highlight w:val="white"/>
+        </w:rPr>
+        <w:t>s</w:t>
+      </w:r>
+      <w:r>
+        <w:rPr>
+          <w:rFonts w:ascii="Times New Roman" w:eastAsia="Times New Roman" w:hAnsi="Times New Roman" w:cs="Times New Roman"/>
+          <w:sz w:val="20"/>
+          <w:szCs w:val="20"/>
+          <w:highlight w:val="white"/>
+        </w:rPr>
+        <w:t xml:space="preserve"> </w:t>
+      </w:r>
+      <w:r>
+        <w:rPr>
+          <w:rFonts w:ascii="Times New Roman" w:eastAsia="Times New Roman" w:hAnsi="Times New Roman" w:cs="Times New Roman"/>
+          <w:sz w:val="20"/>
+          <w:szCs w:val="20"/>
+          <w:highlight w:val="white"/>
+        </w:rPr>
+        <w:t>"</w:t>
+      </w:r>
+      <w:r>
+        <w:rPr>
+          <w:rFonts w:ascii="Times New Roman" w:eastAsia="Times New Roman" w:hAnsi="Times New Roman" w:cs="Times New Roman"/>
+          <w:sz w:val="20"/>
+          <w:szCs w:val="20"/>
+          <w:highlight w:val="white"/>
+        </w:rPr>
+        <w:t>CDJ</w:t>
+      </w:r>
+      <w:r>
+        <w:rPr>
+          <w:rFonts w:ascii="Times New Roman" w:eastAsia="Times New Roman" w:hAnsi="Times New Roman" w:cs="Times New Roman"/>
+          <w:sz w:val="20"/>
+          <w:szCs w:val="20"/>
+          <w:highlight w:val="white"/>
+        </w:rPr>
+        <w:t>"</w:t>
+      </w:r>
+      <w:r>
+        <w:rPr>
+          <w:rFonts w:ascii="Times New Roman" w:eastAsia="Times New Roman" w:hAnsi="Times New Roman" w:cs="Times New Roman"/>
+          <w:sz w:val="20"/>
+          <w:szCs w:val="20"/>
+          <w:highlight w:val="white"/>
+        </w:rPr>
+        <w:t xml:space="preserve"> y </w:t>
+      </w:r>
+      <w:r>
+        <w:rPr>
+          <w:rFonts w:ascii="Times New Roman" w:eastAsia="Times New Roman" w:hAnsi="Times New Roman" w:cs="Times New Roman"/>
+          <w:sz w:val="20"/>
+          <w:szCs w:val="20"/>
+          <w:highlight w:val="white"/>
+        </w:rPr>
+        <w:t>“Mixer”</w:t>
+      </w:r>
+      <w:r>
+        <w:rPr>
+          <w:rFonts w:ascii="Times New Roman" w:eastAsia="Times New Roman" w:hAnsi="Times New Roman" w:cs="Times New Roman"/>
+          <w:sz w:val="20"/>
+          <w:szCs w:val="20"/>
+          <w:highlight w:val="white"/>
+        </w:rPr>
+        <w:t xml:space="preserve"> del ARTISTA.</w:t>
+      </w:r>
+    </w:p>
+    <w:p>
+      <w:pPr>
+        <w:pStyle w:val="Prrafodelista"/>
+        <w:rPr>
+          <w:rFonts w:ascii="Times New Roman" w:eastAsia="Times New Roman" w:hAnsi="Times New Roman" w:cs="Times New Roman"/>
+          <w:sz w:val="20"/>
+          <w:szCs w:val="20"/>
+          <w:highlight w:val="white"/>
+        </w:rPr>
+      </w:pPr>
+      <w:r>
+        <w:rPr>
+          <w:rFonts w:ascii="Times New Roman" w:eastAsia="Times New Roman" w:hAnsi="Times New Roman" w:cs="Times New Roman"/>
+          <w:sz w:val="20"/>
+          <w:szCs w:val="20"/>
+          <w:highlight w:val="white"/>
+        </w:rPr>
+        <w:t>Proveer un servicio de catering y bebidas según lo establecido en el Rider Técnico y de Hospitalidad para el ARTISTA y su equipo.</w:t>
+      </w:r>
+    </w:p>
+    <w:p>
+      <w:pPr>
+        <w:pStyle w:val="Prrafodelista"/>
+        <w:rPr>
+          <w:rFonts w:ascii="Times New Roman" w:eastAsia="Times New Roman" w:hAnsi="Times New Roman" w:cs="Times New Roman"/>
+          <w:sz w:val="20"/>
+          <w:szCs w:val="20"/>
+          <w:highlight w:val="white"/>
+        </w:rPr>
+      </w:pPr>
+      <w:r>
+        <w:rPr>
+          <w:rFonts w:ascii="Times New Roman" w:eastAsia="Times New Roman" w:hAnsi="Times New Roman" w:cs="Times New Roman"/>
+          <w:sz w:val="20"/>
+          <w:szCs w:val="20"/>
+          <w:highlight w:val="white"/>
+        </w:rPr>
+        <w:t xml:space="preserve">Suministrar un servicio de seguridad tanto en la zona de camarines como en el escenario, con el fin de controlar y proteger los instrumentos y pertenencias del ARTISTA durante la instalación, la prueba de sonido, los tiempos libres previos al </w:t>
+      </w:r>
+      <w:proofErr w:type="gramStart"/>
+      <w:r>
+        <w:rPr>
+          <w:rFonts w:ascii="Times New Roman" w:eastAsia="Times New Roman" w:hAnsi="Times New Roman" w:cs="Times New Roman"/>
+          <w:sz w:val="20"/>
+          <w:szCs w:val="20"/>
+          <w:highlight w:val="white"/>
+        </w:rPr>
+        <w:t>SHOW</w:t>
+      </w:r>
+      <w:proofErr w:type="gramEnd"/>
+      <w:r>
+        <w:rPr>
+          <w:rFonts w:ascii="Times New Roman" w:eastAsia="Times New Roman" w:hAnsi="Times New Roman" w:cs="Times New Roman"/>
+          <w:sz w:val="20"/>
+          <w:szCs w:val="20"/>
+          <w:highlight w:val="white"/>
+        </w:rPr>
+        <w:t xml:space="preserve"> y el desarme. El CONTRATANTE será responsable de cualquier accidente, rotura, robo o pérdida de </w:t>
+      </w:r>
+      <w:proofErr w:type="gramStart"/>
+      <w:r>
+        <w:rPr>
+          <w:rFonts w:ascii="Times New Roman" w:eastAsia="Times New Roman" w:hAnsi="Times New Roman" w:cs="Times New Roman"/>
+          <w:sz w:val="20"/>
+          <w:szCs w:val="20"/>
+          <w:highlight w:val="white"/>
+        </w:rPr>
+        <w:t>los mismos</w:t>
+      </w:r>
+      <w:proofErr w:type="gramEnd"/>
+      <w:r>
+        <w:rPr>
+          <w:rFonts w:ascii="Times New Roman" w:eastAsia="Times New Roman" w:hAnsi="Times New Roman" w:cs="Times New Roman"/>
+          <w:sz w:val="20"/>
+          <w:szCs w:val="20"/>
+          <w:highlight w:val="white"/>
+        </w:rPr>
+        <w:t>, siempre que no sea imputable al equipo del ARTISTA.</w:t>
+      </w:r>
+    </w:p>
+    <w:p>
+      <w:pPr>
+        <w:pStyle w:val="Prrafodelista"/>
+        <w:rPr>
+          <w:rFonts w:ascii="Times New Roman" w:eastAsia="Times New Roman" w:hAnsi="Times New Roman" w:cs="Times New Roman"/>
+          <w:sz w:val="20"/>
+          <w:szCs w:val="20"/>
+          <w:highlight w:val="white"/>
+        </w:rPr>
+      </w:pPr>
+    </w:p>
+    <w:p>
+      <w:pPr>
+        <w:pStyle w:val="Prrafodelista"/>
+        <w:rPr>
+          <w:rFonts w:ascii="Times New Roman" w:eastAsia="Times New Roman" w:hAnsi="Times New Roman" w:cs="Times New Roman"/>
+          <w:sz w:val="20"/>
+          <w:szCs w:val="20"/>
+        </w:rPr>
+      </w:pPr>
+      <w:r>
+        <w:rPr>
+          <w:rFonts w:ascii="Times New Roman" w:eastAsia="Times New Roman" w:hAnsi="Times New Roman" w:cs="Times New Roman"/>
+          <w:sz w:val="20"/>
+          <w:szCs w:val="20"/>
+          <w:highlight w:val="white"/>
+        </w:rPr>
+        <w:t>2</w:t>
+      </w:r>
+      <w:r>
+        <w:rPr>
+          <w:rFonts w:ascii="Times New Roman" w:eastAsia="Times New Roman" w:hAnsi="Times New Roman" w:cs="Times New Roman"/>
+          <w:sz w:val="20"/>
+          <w:szCs w:val="20"/>
+          <w:highlight w:val="white"/>
+        </w:rPr>
+        <w:t xml:space="preserve">.5      </w:t>
+      </w:r>
+      <w:r>
+        <w:rPr>
+          <w:rFonts w:ascii="Times New Roman" w:eastAsia="Times New Roman" w:hAnsi="Times New Roman" w:cs="Times New Roman"/>
+          <w:sz w:val="20"/>
+          <w:szCs w:val="20"/>
+        </w:rPr>
+        <w:t xml:space="preserve">El CONTRATANTE tendrá a su exclusivo cargo tramitar y abonar y mantener vigentes todos los permisos y/o autorizaciones municipales, policiales, etc., que sean necesarios para la correcta realización del </w:t>
+      </w:r>
+      <w:proofErr w:type="gramStart"/>
+      <w:r>
+        <w:rPr>
+          <w:rFonts w:ascii="Times New Roman" w:eastAsia="Times New Roman" w:hAnsi="Times New Roman" w:cs="Times New Roman"/>
+          <w:sz w:val="20"/>
+          <w:szCs w:val="20"/>
+        </w:rPr>
+        <w:t>SHOW</w:t>
+      </w:r>
+      <w:proofErr w:type="gramEnd"/>
+      <w:r>
+        <w:rPr>
+          <w:rFonts w:ascii="Times New Roman" w:eastAsia="Times New Roman" w:hAnsi="Times New Roman" w:cs="Times New Roman"/>
+          <w:sz w:val="20"/>
+          <w:szCs w:val="20"/>
+        </w:rPr>
+        <w:t xml:space="preserve"> del ARTISTA.</w:t>
+      </w:r>
+    </w:p>
+    <w:p>
+      <w:pPr>
+        <w:pStyle w:val="Prrafodelista"/>
+        <w:rPr>
+          <w:rFonts w:ascii="Times New Roman" w:eastAsia="Times New Roman" w:hAnsi="Times New Roman" w:cs="Times New Roman"/>
+          <w:sz w:val="20"/>
+          <w:szCs w:val="20"/>
+        </w:rPr>
+      </w:pPr>
+    </w:p>
+    <w:p>
+      <w:pPr>
+        <w:pStyle w:val="Prrafodelista"/>
+        <w:rPr>
+          <w:rFonts w:ascii="Times New Roman" w:eastAsia="Times New Roman" w:hAnsi="Times New Roman" w:cs="Times New Roman"/>
+          <w:sz w:val="20"/>
+          <w:szCs w:val="20"/>
+        </w:rPr>
+      </w:pPr>
+      <w:r>
+        <w:rPr>
+          <w:rFonts w:ascii="Times New Roman" w:eastAsia="Times New Roman" w:hAnsi="Times New Roman" w:cs="Times New Roman"/>
+          <w:sz w:val="20"/>
+          <w:szCs w:val="20"/>
+        </w:rPr>
+        <w:t>2</w:t>
+      </w:r>
+      <w:r>
+        <w:rPr>
+          <w:rFonts w:ascii="Times New Roman" w:eastAsia="Times New Roman" w:hAnsi="Times New Roman" w:cs="Times New Roman"/>
+          <w:sz w:val="20"/>
+          <w:szCs w:val="20"/>
+        </w:rPr>
+        <w:t xml:space="preserve">.6      El CONTRATANTE se compromete a organizar una prueba de sonido para el ARTISTA, con un tiempo mínimo de armado y prueba de </w:t>
+      </w:r>
+      <w:r>
+        <w:rPr>
+          <w:rFonts w:ascii="Times New Roman" w:eastAsia="Times New Roman" w:hAnsi="Times New Roman" w:cs="Times New Roman"/>
+          <w:sz w:val="20"/>
+          <w:szCs w:val="20"/>
+        </w:rPr>
+        <w:t>cuatro</w:t>
+      </w:r>
+      <w:r>
+        <w:rPr>
+          <w:rFonts w:ascii="Times New Roman" w:eastAsia="Times New Roman" w:hAnsi="Times New Roman" w:cs="Times New Roman"/>
+          <w:sz w:val="20"/>
+          <w:szCs w:val="20"/>
+        </w:rPr>
+        <w:t xml:space="preserve"> (</w:t>
+      </w:r>
+      <w:r>
+        <w:rPr>
+          <w:rFonts w:ascii="Times New Roman" w:eastAsia="Times New Roman" w:hAnsi="Times New Roman" w:cs="Times New Roman"/>
+          <w:sz w:val="20"/>
+          <w:szCs w:val="20"/>
+        </w:rPr>
+        <w:t>4</w:t>
+      </w:r>
+      <w:r>
+        <w:rPr>
+          <w:rFonts w:ascii="Times New Roman" w:eastAsia="Times New Roman" w:hAnsi="Times New Roman" w:cs="Times New Roman"/>
+          <w:sz w:val="20"/>
+          <w:szCs w:val="20"/>
+        </w:rPr>
+        <w:t xml:space="preserve">) horas desde la llegada del staff y </w:t>
       </w:r>
       <w:proofErr w:type="spellStart"/>
       <w:r>
@@ -1291,9 +2273,8 @@
           <w:rFonts w:ascii="Times New Roman" w:eastAsia="Times New Roman" w:hAnsi="Times New Roman" w:cs="Times New Roman"/>
           <w:sz w:val="20"/>
           <w:szCs w:val="20"/>
-          <w:highlight w:val="white"/>
-        </w:rPr>
-        <w:t>Rider</w:t>
+        </w:rPr>
+        <w:t>backline</w:t>
       </w:r>
       <w:proofErr w:type="spellEnd"/>
       <w:r>
@@ -1301,343 +2282,26 @@
           <w:rFonts w:ascii="Times New Roman" w:eastAsia="Times New Roman" w:hAnsi="Times New Roman" w:cs="Times New Roman"/>
           <w:sz w:val="20"/>
           <w:szCs w:val="20"/>
-          <w:highlight w:val="white"/>
-        </w:rPr>
-        <w:t xml:space="preserve"> Técnico y de Hospitalidad que el ARTISTA envíe oportunamente al CONTRATANTE. Este escenario deberá ser adecuadamente equipado y respetar integralmente las condiciones establecidas en el </w:t>
-      </w:r>
-      <w:proofErr w:type="spellStart"/>
-      <w:r>
-        <w:rPr>
-          <w:rFonts w:ascii="Times New Roman" w:eastAsia="Times New Roman" w:hAnsi="Times New Roman" w:cs="Times New Roman"/>
-          <w:sz w:val="20"/>
-          <w:szCs w:val="20"/>
-          <w:highlight w:val="white"/>
-        </w:rPr>
-        <w:t>Rider</w:t>
-      </w:r>
-      <w:proofErr w:type="spellEnd"/>
-      <w:r>
-        <w:rPr>
-          <w:rFonts w:ascii="Times New Roman" w:eastAsia="Times New Roman" w:hAnsi="Times New Roman" w:cs="Times New Roman"/>
-          <w:sz w:val="20"/>
-          <w:szCs w:val="20"/>
-          <w:highlight w:val="white"/>
-        </w:rPr>
-        <w:t xml:space="preserve"> Técnico y de Hospitalidad.</w:t>
-      </w:r>
-    </w:p>
-    <w:p>
-      <w:pPr>
-        <w:pStyle w:val="Prrafodelista"/>
-        <w:rPr>
-          <w:rFonts w:ascii="Times New Roman" w:eastAsia="Times New Roman" w:hAnsi="Times New Roman" w:cs="Times New Roman"/>
-          <w:sz w:val="20"/>
-          <w:szCs w:val="20"/>
-          <w:highlight w:val="white"/>
-        </w:rPr>
-      </w:pPr>
-      <w:r>
-        <w:rPr>
-          <w:rFonts w:ascii="Times New Roman" w:eastAsia="Times New Roman" w:hAnsi="Times New Roman" w:cs="Times New Roman"/>
-          <w:sz w:val="20"/>
-          <w:szCs w:val="20"/>
-          <w:highlight w:val="white"/>
-        </w:rPr>
-        <w:t xml:space="preserve">Garantizar la disponibilidad de sistemas de sonido, luces y pantallas de acuerdo con el </w:t>
-      </w:r>
-      <w:proofErr w:type="spellStart"/>
-      <w:r>
-        <w:rPr>
-          <w:rFonts w:ascii="Times New Roman" w:eastAsia="Times New Roman" w:hAnsi="Times New Roman" w:cs="Times New Roman"/>
-          <w:sz w:val="20"/>
-          <w:szCs w:val="20"/>
-          <w:highlight w:val="white"/>
-        </w:rPr>
-        <w:t>Rider</w:t>
-      </w:r>
-      <w:proofErr w:type="spellEnd"/>
-      <w:r>
-        <w:rPr>
-          <w:rFonts w:ascii="Times New Roman" w:eastAsia="Times New Roman" w:hAnsi="Times New Roman" w:cs="Times New Roman"/>
-          <w:sz w:val="20"/>
-          <w:szCs w:val="20"/>
-          <w:highlight w:val="white"/>
-        </w:rPr>
-        <w:t xml:space="preserve"> Técnico y de Hospitalidad, incluyendo el alquiler de l</w:t>
-      </w:r>
-      <w:r>
-        <w:rPr>
-          <w:rFonts w:ascii="Times New Roman" w:eastAsia="Times New Roman" w:hAnsi="Times New Roman" w:cs="Times New Roman"/>
-          <w:sz w:val="20"/>
-          <w:szCs w:val="20"/>
-          <w:highlight w:val="white"/>
-        </w:rPr>
-        <w:t>a</w:t>
-      </w:r>
-      <w:r>
-        <w:rPr>
-          <w:rFonts w:ascii="Times New Roman" w:eastAsia="Times New Roman" w:hAnsi="Times New Roman" w:cs="Times New Roman"/>
-          <w:sz w:val="20"/>
-          <w:szCs w:val="20"/>
-          <w:highlight w:val="white"/>
-        </w:rPr>
-        <w:t>s</w:t>
-      </w:r>
-      <w:r>
-        <w:rPr>
-          <w:rFonts w:ascii="Times New Roman" w:eastAsia="Times New Roman" w:hAnsi="Times New Roman" w:cs="Times New Roman"/>
-          <w:sz w:val="20"/>
-          <w:szCs w:val="20"/>
-          <w:highlight w:val="white"/>
-        </w:rPr>
-        <w:t xml:space="preserve"> </w:t>
-      </w:r>
-      <w:r>
-        <w:rPr>
-          <w:rFonts w:ascii="Times New Roman" w:eastAsia="Times New Roman" w:hAnsi="Times New Roman" w:cs="Times New Roman"/>
-          <w:sz w:val="20"/>
-          <w:szCs w:val="20"/>
-          <w:highlight w:val="white"/>
-        </w:rPr>
-        <w:t>"</w:t>
-      </w:r>
-      <w:r>
-        <w:rPr>
-          <w:rFonts w:ascii="Times New Roman" w:eastAsia="Times New Roman" w:hAnsi="Times New Roman" w:cs="Times New Roman"/>
-          <w:sz w:val="20"/>
-          <w:szCs w:val="20"/>
-          <w:highlight w:val="white"/>
-        </w:rPr>
-        <w:t>CDJ</w:t>
-      </w:r>
-      <w:r>
-        <w:rPr>
-          <w:rFonts w:ascii="Times New Roman" w:eastAsia="Times New Roman" w:hAnsi="Times New Roman" w:cs="Times New Roman"/>
-          <w:sz w:val="20"/>
-          <w:szCs w:val="20"/>
-          <w:highlight w:val="white"/>
-        </w:rPr>
-        <w:t>"</w:t>
-      </w:r>
-      <w:r>
-        <w:rPr>
-          <w:rFonts w:ascii="Times New Roman" w:eastAsia="Times New Roman" w:hAnsi="Times New Roman" w:cs="Times New Roman"/>
-          <w:sz w:val="20"/>
-          <w:szCs w:val="20"/>
-          <w:highlight w:val="white"/>
-        </w:rPr>
-        <w:t xml:space="preserve"> y </w:t>
-      </w:r>
-      <w:r>
-        <w:rPr>
-          <w:rFonts w:ascii="Times New Roman" w:eastAsia="Times New Roman" w:hAnsi="Times New Roman" w:cs="Times New Roman"/>
-          <w:sz w:val="20"/>
-          <w:szCs w:val="20"/>
-          <w:highlight w:val="white"/>
-        </w:rPr>
-        <w:t>“Mixer”</w:t>
-      </w:r>
-      <w:r>
-        <w:rPr>
-          <w:rFonts w:ascii="Times New Roman" w:eastAsia="Times New Roman" w:hAnsi="Times New Roman" w:cs="Times New Roman"/>
-          <w:sz w:val="20"/>
-          <w:szCs w:val="20"/>
-          <w:highlight w:val="white"/>
-        </w:rPr>
-        <w:t xml:space="preserve"> del ARTISTA.</w:t>
-      </w:r>
-    </w:p>
-    <w:p>
-      <w:pPr>
-        <w:pStyle w:val="Prrafodelista"/>
-        <w:rPr>
-          <w:rFonts w:ascii="Times New Roman" w:eastAsia="Times New Roman" w:hAnsi="Times New Roman" w:cs="Times New Roman"/>
-          <w:sz w:val="20"/>
-          <w:szCs w:val="20"/>
-          <w:highlight w:val="white"/>
-        </w:rPr>
-      </w:pPr>
-      <w:r>
-        <w:rPr>
-          <w:rFonts w:ascii="Times New Roman" w:eastAsia="Times New Roman" w:hAnsi="Times New Roman" w:cs="Times New Roman"/>
-          <w:sz w:val="20"/>
-          <w:szCs w:val="20"/>
-          <w:highlight w:val="white"/>
-        </w:rPr>
-        <w:t xml:space="preserve">Proveer un servicio de catering y bebidas según lo establecido en el </w:t>
-      </w:r>
-      <w:proofErr w:type="spellStart"/>
-      <w:r>
-        <w:rPr>
-          <w:rFonts w:ascii="Times New Roman" w:eastAsia="Times New Roman" w:hAnsi="Times New Roman" w:cs="Times New Roman"/>
-          <w:sz w:val="20"/>
-          <w:szCs w:val="20"/>
-          <w:highlight w:val="white"/>
-        </w:rPr>
-        <w:t>Rider</w:t>
-      </w:r>
-      <w:proofErr w:type="spellEnd"/>
-      <w:r>
-        <w:rPr>
-          <w:rFonts w:ascii="Times New Roman" w:eastAsia="Times New Roman" w:hAnsi="Times New Roman" w:cs="Times New Roman"/>
-          <w:sz w:val="20"/>
-          <w:szCs w:val="20"/>
-          <w:highlight w:val="white"/>
-        </w:rPr>
-        <w:t xml:space="preserve"> Técnico y de Hospitalidad para el ARTISTA y su equipo.</w:t>
-      </w:r>
-    </w:p>
-    <w:p>
-      <w:pPr>
-        <w:pStyle w:val="Prrafodelista"/>
-        <w:rPr>
-          <w:rFonts w:ascii="Times New Roman" w:eastAsia="Times New Roman" w:hAnsi="Times New Roman" w:cs="Times New Roman"/>
-          <w:sz w:val="20"/>
-          <w:szCs w:val="20"/>
-          <w:highlight w:val="white"/>
-        </w:rPr>
-      </w:pPr>
-      <w:r>
-        <w:rPr>
-          <w:rFonts w:ascii="Times New Roman" w:eastAsia="Times New Roman" w:hAnsi="Times New Roman" w:cs="Times New Roman"/>
-          <w:sz w:val="20"/>
-          <w:szCs w:val="20"/>
-          <w:highlight w:val="white"/>
-        </w:rPr>
-        <w:t>Suministrar un servicio de seguridad tanto en la zona de camarines como en el escenario, con el fin de controlar y proteger los instrumentos y pertenencias del ARTISTA durante la instalación, la prueba de sonido, los tiempos libres previos al SHOW y el desarme. El CONTRATANTE será responsable de cualquier accidente, rotura, robo o pérdida de los mismos, siempre que no sea imputable al equipo del ARTISTA.</w:t>
-      </w:r>
-    </w:p>
-    <w:p>
-      <w:pPr>
-        <w:pStyle w:val="Prrafodelista"/>
-        <w:rPr>
-          <w:rFonts w:ascii="Times New Roman" w:eastAsia="Times New Roman" w:hAnsi="Times New Roman" w:cs="Times New Roman"/>
-          <w:sz w:val="20"/>
-          <w:szCs w:val="20"/>
-          <w:highlight w:val="white"/>
-        </w:rPr>
-      </w:pPr>
-    </w:p>
-    <w:p>
-      <w:pPr>
-        <w:pStyle w:val="Prrafodelista"/>
-        <w:rPr>
-          <w:rFonts w:ascii="Times New Roman" w:eastAsia="Times New Roman" w:hAnsi="Times New Roman" w:cs="Times New Roman"/>
-          <w:sz w:val="20"/>
-          <w:szCs w:val="20"/>
-        </w:rPr>
-      </w:pPr>
-      <w:r>
-        <w:rPr>
-          <w:rFonts w:ascii="Times New Roman" w:eastAsia="Times New Roman" w:hAnsi="Times New Roman" w:cs="Times New Roman"/>
-          <w:sz w:val="20"/>
-          <w:szCs w:val="20"/>
-          <w:highlight w:val="white"/>
-        </w:rPr>
-        <w:t>2</w:t>
-      </w:r>
-      <w:r>
-        <w:rPr>
-          <w:rFonts w:ascii="Times New Roman" w:eastAsia="Times New Roman" w:hAnsi="Times New Roman" w:cs="Times New Roman"/>
-          <w:sz w:val="20"/>
-          <w:szCs w:val="20"/>
-          <w:highlight w:val="white"/>
-        </w:rPr>
-        <w:t xml:space="preserve">.5      </w:t>
-      </w:r>
-      <w:r>
-        <w:rPr>
-          <w:rFonts w:ascii="Times New Roman" w:eastAsia="Times New Roman" w:hAnsi="Times New Roman" w:cs="Times New Roman"/>
-          <w:sz w:val="20"/>
-          <w:szCs w:val="20"/>
-        </w:rPr>
-        <w:t>El CONTRATANTE tendrá a su exclusivo cargo tramitar y abonar y mantener vigentes todos los permisos y/o autorizaciones municipales, policiales, etc., que sean necesarios para la correcta realización del SHOW del ARTISTA.</w:t>
-      </w:r>
-    </w:p>
-    <w:p>
-      <w:pPr>
-        <w:pStyle w:val="Prrafodelista"/>
-        <w:rPr>
-          <w:rFonts w:ascii="Times New Roman" w:eastAsia="Times New Roman" w:hAnsi="Times New Roman" w:cs="Times New Roman"/>
-          <w:sz w:val="20"/>
-          <w:szCs w:val="20"/>
-        </w:rPr>
-      </w:pPr>
-    </w:p>
-    <w:p>
-      <w:pPr>
-        <w:pStyle w:val="Prrafodelista"/>
-        <w:rPr>
-          <w:rFonts w:ascii="Times New Roman" w:eastAsia="Times New Roman" w:hAnsi="Times New Roman" w:cs="Times New Roman"/>
-          <w:sz w:val="20"/>
-          <w:szCs w:val="20"/>
-        </w:rPr>
-      </w:pPr>
-      <w:r>
-        <w:rPr>
-          <w:rFonts w:ascii="Times New Roman" w:eastAsia="Times New Roman" w:hAnsi="Times New Roman" w:cs="Times New Roman"/>
-          <w:sz w:val="20"/>
-          <w:szCs w:val="20"/>
-        </w:rPr>
-        <w:t>2</w:t>
-      </w:r>
-      <w:r>
-        <w:rPr>
-          <w:rFonts w:ascii="Times New Roman" w:eastAsia="Times New Roman" w:hAnsi="Times New Roman" w:cs="Times New Roman"/>
-          <w:sz w:val="20"/>
-          <w:szCs w:val="20"/>
-        </w:rPr>
-        <w:t xml:space="preserve">.6      El CONTRATANTE se compromete a organizar una prueba de sonido para el ARTISTA, con un tiempo mínimo de armado y prueba de </w:t>
-      </w:r>
-      <w:r>
-        <w:rPr>
-          <w:rFonts w:ascii="Times New Roman" w:eastAsia="Times New Roman" w:hAnsi="Times New Roman" w:cs="Times New Roman"/>
-          <w:sz w:val="20"/>
-          <w:szCs w:val="20"/>
-        </w:rPr>
-        <w:t>cuatro</w:t>
-      </w:r>
-      <w:r>
-        <w:rPr>
-          <w:rFonts w:ascii="Times New Roman" w:eastAsia="Times New Roman" w:hAnsi="Times New Roman" w:cs="Times New Roman"/>
-          <w:sz w:val="20"/>
-          <w:szCs w:val="20"/>
-        </w:rPr>
-        <w:t xml:space="preserve"> (</w:t>
-      </w:r>
-      <w:r>
-        <w:rPr>
-          <w:rFonts w:ascii="Times New Roman" w:eastAsia="Times New Roman" w:hAnsi="Times New Roman" w:cs="Times New Roman"/>
-          <w:sz w:val="20"/>
-          <w:szCs w:val="20"/>
-        </w:rPr>
-        <w:t>4</w:t>
-      </w:r>
-      <w:r>
-        <w:rPr>
-          <w:rFonts w:ascii="Times New Roman" w:eastAsia="Times New Roman" w:hAnsi="Times New Roman" w:cs="Times New Roman"/>
-          <w:sz w:val="20"/>
-          <w:szCs w:val="20"/>
-        </w:rPr>
-        <w:t xml:space="preserve">) horas desde la llegada del staff y </w:t>
-      </w:r>
-      <w:proofErr w:type="spellStart"/>
-      <w:r>
-        <w:rPr>
-          <w:rFonts w:ascii="Times New Roman" w:eastAsia="Times New Roman" w:hAnsi="Times New Roman" w:cs="Times New Roman"/>
-          <w:sz w:val="20"/>
-          <w:szCs w:val="20"/>
-        </w:rPr>
-        <w:t>backline</w:t>
-      </w:r>
-      <w:proofErr w:type="spellEnd"/>
-      <w:r>
-        <w:rPr>
-          <w:rFonts w:ascii="Times New Roman" w:eastAsia="Times New Roman" w:hAnsi="Times New Roman" w:cs="Times New Roman"/>
-          <w:sz w:val="20"/>
-          <w:szCs w:val="20"/>
-        </w:rPr>
-        <w:t xml:space="preserve"> al escenario, comprometiéndose a NO alterar las marcas en consolas, planta de luces y escenario durante dicha prueba, ni alterar la ubicación de los equipos del ARTISTA. El horario de prueba deberá ser aprobado por AMBAS PARTES. El ARTISTA tendrá total control sobre las luces, el sonido y las luces de sala, durante el SHOW. El escenario deberá estar certificado y aprobado previamente.</w:t>
+        </w:rPr>
+        <w:t xml:space="preserve"> al escenario, comprometiéndose a NO alterar las marcas en consolas, planta de luces y escenario durante dicha prueba, ni alterar la ubicación de los equipos del ARTISTA. El horario de prueba deberá ser aprobado por AMBAS PARTES. El ARTISTA tendrá total control sobre las luces, el sonido y las luces de sala, durante el </w:t>
+      </w:r>
+      <w:proofErr w:type="gramStart"/>
+      <w:r>
+        <w:rPr>
+          <w:rFonts w:ascii="Times New Roman" w:eastAsia="Times New Roman" w:hAnsi="Times New Roman" w:cs="Times New Roman"/>
+          <w:sz w:val="20"/>
+          <w:szCs w:val="20"/>
+        </w:rPr>
+        <w:t>SHOW</w:t>
+      </w:r>
+      <w:proofErr w:type="gramEnd"/>
+      <w:r>
+        <w:rPr>
+          <w:rFonts w:ascii="Times New Roman" w:eastAsia="Times New Roman" w:hAnsi="Times New Roman" w:cs="Times New Roman"/>
+          <w:sz w:val="20"/>
+          <w:szCs w:val="20"/>
+        </w:rPr>
+        <w:t>. El escenario deberá estar certificado y aprobado previamente.</w:t>
       </w:r>
     </w:p>
     <w:p>
@@ -1827,7 +2491,6 @@
         <w:tag w:val="goog_rdk_0"/>
         <w:id w:val="-1266602005"/>
       </w:sdtPr>
-      <w:sdtEndPr/>
       <w:sdtContent>
         <w:p>
           <w:pPr>
@@ -1844,7 +2507,25 @@
               <w:sz w:val="20"/>
               <w:szCs w:val="20"/>
             </w:rPr>
-            <w:t>4.1      Por el SHOW del ARTISTA, conforme se describe en la cláusula PRIMERA anterior, el CONTRATANTE abonará al ARTISTA la suma de</w:t>
+            <w:t xml:space="preserve">4.1      Por el </w:t>
+          </w:r>
+          <w:proofErr w:type="gramStart"/>
+          <w:r>
+            <w:rPr>
+              <w:rFonts w:ascii="Times New Roman" w:eastAsia="Times New Roman" w:hAnsi="Times New Roman" w:cs="Times New Roman"/>
+              <w:sz w:val="20"/>
+              <w:szCs w:val="20"/>
+            </w:rPr>
+            <w:t>SHOW</w:t>
+          </w:r>
+          <w:proofErr w:type="gramEnd"/>
+          <w:r>
+            <w:rPr>
+              <w:rFonts w:ascii="Times New Roman" w:eastAsia="Times New Roman" w:hAnsi="Times New Roman" w:cs="Times New Roman"/>
+              <w:sz w:val="20"/>
+              <w:szCs w:val="20"/>
+            </w:rPr>
+            <w:t xml:space="preserve"> del ARTISTA, conforme se describe en la cláusula PRIMERA anterior, el CONTRATANTE abonará al ARTISTA la suma de</w:t>
           </w:r>
           <w:r>
             <w:rPr>
@@ -1877,8 +2558,9 @@
               <w:sz w:val="20"/>
               <w:szCs w:val="20"/>
             </w:rPr>
-            <w:t>@</w:t>
+            <w:t>{</w:t>
           </w:r>
+          <w:proofErr w:type="spellStart"/>
           <w:r>
             <w:rPr>
               <w:rFonts w:ascii="Times New Roman" w:eastAsia="Times New Roman" w:hAnsi="Times New Roman" w:cs="Times New Roman"/>
@@ -1887,23 +2569,16 @@
             </w:rPr>
             <w:t>ImporteTotal</w:t>
           </w:r>
+          <w:bookmarkStart w:id="27" w:name="NombreMoneda_1"/>
           <w:bookmarkEnd w:id="26"/>
+          <w:proofErr w:type="spellEnd"/>
           <w:r>
             <w:rPr>
               <w:rFonts w:ascii="Times New Roman" w:eastAsia="Times New Roman" w:hAnsi="Times New Roman" w:cs="Times New Roman"/>
               <w:sz w:val="20"/>
               <w:szCs w:val="20"/>
             </w:rPr>
-            <w:t xml:space="preserve"> </w:t>
-          </w:r>
-          <w:bookmarkStart w:id="27" w:name="NombreMoneda_1"/>
-          <w:r>
-            <w:rPr>
-              <w:rFonts w:ascii="Times New Roman" w:eastAsia="Times New Roman" w:hAnsi="Times New Roman" w:cs="Times New Roman"/>
-              <w:sz w:val="20"/>
-              <w:szCs w:val="20"/>
-            </w:rPr>
-            <w:t>@</w:t>
+            <w:t>} {</w:t>
           </w:r>
           <w:r>
             <w:rPr>
@@ -1922,6 +2597,14 @@
             <w:t>_1</w:t>
           </w:r>
           <w:bookmarkEnd w:id="27"/>
+          <w:r>
+            <w:rPr>
+              <w:rFonts w:ascii="Times New Roman" w:eastAsia="Times New Roman" w:hAnsi="Times New Roman" w:cs="Times New Roman"/>
+              <w:sz w:val="20"/>
+              <w:szCs w:val="20"/>
+            </w:rPr>
+            <w:t>}</w:t>
+          </w:r>
           <w:r>
             <w:rPr>
               <w:rFonts w:ascii="Times New Roman" w:eastAsia="Times New Roman" w:hAnsi="Times New Roman" w:cs="Times New Roman"/>
@@ -1988,7 +2671,15 @@
               <w:sz w:val="20"/>
               <w:szCs w:val="20"/>
             </w:rPr>
-            <w:t>@ImporteTotal</w:t>
+            <w:t>{</w:t>
+          </w:r>
+          <w:r>
+            <w:rPr>
+              <w:rFonts w:ascii="Times New Roman" w:eastAsia="Times New Roman" w:hAnsi="Times New Roman" w:cs="Times New Roman"/>
+              <w:sz w:val="20"/>
+              <w:szCs w:val="20"/>
+            </w:rPr>
+            <w:t>ImporteTotal</w:t>
           </w:r>
           <w:r>
             <w:rPr>
@@ -1999,6 +2690,14 @@
             <w:t>Mitad_1</w:t>
           </w:r>
           <w:bookmarkEnd w:id="28"/>
+          <w:r>
+            <w:rPr>
+              <w:rFonts w:ascii="Times New Roman" w:eastAsia="Times New Roman" w:hAnsi="Times New Roman" w:cs="Times New Roman"/>
+              <w:sz w:val="20"/>
+              <w:szCs w:val="20"/>
+            </w:rPr>
+            <w:t>}</w:t>
+          </w:r>
           <w:r>
             <w:rPr>
               <w:rFonts w:ascii="Times New Roman" w:eastAsia="Times New Roman" w:hAnsi="Times New Roman" w:cs="Times New Roman"/>
@@ -2038,9 +2737,25 @@
               <w:sz w:val="20"/>
               <w:szCs w:val="20"/>
             </w:rPr>
-            <w:t>@NombreMoneda_2</w:t>
+            <w:t>{</w:t>
+          </w:r>
+          <w:r>
+            <w:rPr>
+              <w:rFonts w:ascii="Times New Roman" w:eastAsia="Times New Roman" w:hAnsi="Times New Roman" w:cs="Times New Roman"/>
+              <w:sz w:val="20"/>
+              <w:szCs w:val="20"/>
+            </w:rPr>
+            <w:t>NombreMoneda_2</w:t>
           </w:r>
           <w:bookmarkEnd w:id="29"/>
+          <w:r>
+            <w:rPr>
+              <w:rFonts w:ascii="Times New Roman" w:eastAsia="Times New Roman" w:hAnsi="Times New Roman" w:cs="Times New Roman"/>
+              <w:sz w:val="20"/>
+              <w:szCs w:val="20"/>
+            </w:rPr>
+            <w:t>}</w:t>
+          </w:r>
           <w:r>
             <w:rPr>
               <w:rFonts w:ascii="Times New Roman" w:eastAsia="Times New Roman" w:hAnsi="Times New Roman" w:cs="Times New Roman"/>
@@ -2098,9 +2813,33 @@
               <w:sz w:val="20"/>
               <w:szCs w:val="20"/>
             </w:rPr>
-            <w:t xml:space="preserve"> @ImporteTotalMitad_2</w:t>
+            <w:t xml:space="preserve"> </w:t>
+          </w:r>
+          <w:r>
+            <w:rPr>
+              <w:rFonts w:ascii="Times New Roman" w:eastAsia="Times New Roman" w:hAnsi="Times New Roman" w:cs="Times New Roman"/>
+              <w:sz w:val="20"/>
+              <w:szCs w:val="20"/>
+            </w:rPr>
+            <w:t>{</w:t>
+          </w:r>
+          <w:r>
+            <w:rPr>
+              <w:rFonts w:ascii="Times New Roman" w:eastAsia="Times New Roman" w:hAnsi="Times New Roman" w:cs="Times New Roman"/>
+              <w:sz w:val="20"/>
+              <w:szCs w:val="20"/>
+            </w:rPr>
+            <w:t>ImporteTotalMitad_2</w:t>
           </w:r>
           <w:bookmarkEnd w:id="30"/>
+          <w:r>
+            <w:rPr>
+              <w:rFonts w:ascii="Times New Roman" w:eastAsia="Times New Roman" w:hAnsi="Times New Roman" w:cs="Times New Roman"/>
+              <w:sz w:val="20"/>
+              <w:szCs w:val="20"/>
+            </w:rPr>
+            <w:t>}</w:t>
+          </w:r>
           <w:r>
             <w:rPr>
               <w:rFonts w:ascii="Times New Roman" w:eastAsia="Times New Roman" w:hAnsi="Times New Roman" w:cs="Times New Roman"/>
@@ -2140,9 +2879,25 @@
               <w:sz w:val="20"/>
               <w:szCs w:val="20"/>
             </w:rPr>
-            <w:t>@NombreMoneda_3</w:t>
+            <w:t>{</w:t>
+          </w:r>
+          <w:r>
+            <w:rPr>
+              <w:rFonts w:ascii="Times New Roman" w:eastAsia="Times New Roman" w:hAnsi="Times New Roman" w:cs="Times New Roman"/>
+              <w:sz w:val="20"/>
+              <w:szCs w:val="20"/>
+            </w:rPr>
+            <w:t>NombreMoneda_3</w:t>
           </w:r>
           <w:bookmarkEnd w:id="31"/>
+          <w:r>
+            <w:rPr>
+              <w:rFonts w:ascii="Times New Roman" w:eastAsia="Times New Roman" w:hAnsi="Times New Roman" w:cs="Times New Roman"/>
+              <w:sz w:val="20"/>
+              <w:szCs w:val="20"/>
+            </w:rPr>
+            <w:t>}</w:t>
+          </w:r>
           <w:r>
             <w:rPr>
               <w:rFonts w:ascii="Times New Roman" w:eastAsia="Times New Roman" w:hAnsi="Times New Roman" w:cs="Times New Roman"/>
@@ -2296,7 +3051,25 @@
               <w:sz w:val="20"/>
               <w:szCs w:val="20"/>
             </w:rPr>
-            <w:t>.4      Sin embargo, si el CONTRATANTE persiste en el incumplimiento de pago después del período de gracia y de haber recibido la correspondiente notificación, el ARTISTA tendrá el derecho de considerar automáticamente rescindido el presente acuerdo, sin necesidad de emitir una nueva intimación. Asimismo, el ARTISTA estará facultado para suspender la realización del SHOW programado, debiendo informar por escrito al CONTRATANTE los motivos de dicha suspensión.</w:t>
+            <w:t xml:space="preserve">.4      Sin embargo, si el CONTRATANTE persiste en el incumplimiento de pago después del período de gracia y de haber recibido la correspondiente notificación, el ARTISTA tendrá el derecho de considerar automáticamente rescindido el presente acuerdo, sin necesidad de emitir una nueva intimación. Asimismo, el ARTISTA estará facultado para suspender la realización del </w:t>
+          </w:r>
+          <w:proofErr w:type="gramStart"/>
+          <w:r>
+            <w:rPr>
+              <w:rFonts w:ascii="Times New Roman" w:eastAsia="Times New Roman" w:hAnsi="Times New Roman" w:cs="Times New Roman"/>
+              <w:sz w:val="20"/>
+              <w:szCs w:val="20"/>
+            </w:rPr>
+            <w:t>SHOW</w:t>
+          </w:r>
+          <w:proofErr w:type="gramEnd"/>
+          <w:r>
+            <w:rPr>
+              <w:rFonts w:ascii="Times New Roman" w:eastAsia="Times New Roman" w:hAnsi="Times New Roman" w:cs="Times New Roman"/>
+              <w:sz w:val="20"/>
+              <w:szCs w:val="20"/>
+            </w:rPr>
+            <w:t xml:space="preserve"> programado, debiendo informar por escrito al CONTRATANTE los motivos de dicha suspensión.</w:t>
           </w:r>
         </w:p>
         <w:p>
@@ -2370,57 +3143,137 @@
           <w:szCs w:val="20"/>
           <w:highlight w:val="white"/>
         </w:rPr>
-        <w:t>Las Partes acuerdan que si el SHOW no puede llevarse a cabo por motivos ajenos al CONTRATANTE y siempre que no sean atribuibles a su responsabilidad directa, se procederá de la siguiente manera:</w:t>
-      </w:r>
-    </w:p>
-    <w:p>
-      <w:pPr>
-        <w:pStyle w:val="Prrafodelista"/>
-        <w:rPr>
-          <w:rFonts w:ascii="Times New Roman" w:eastAsia="Times New Roman" w:hAnsi="Times New Roman" w:cs="Times New Roman"/>
-          <w:sz w:val="20"/>
-          <w:szCs w:val="20"/>
-        </w:rPr>
-      </w:pPr>
-    </w:p>
-    <w:p>
-      <w:pPr>
-        <w:pStyle w:val="Prrafodelista"/>
-        <w:rPr>
-          <w:rFonts w:ascii="Times New Roman" w:eastAsia="Times New Roman" w:hAnsi="Times New Roman" w:cs="Times New Roman"/>
-          <w:sz w:val="20"/>
-          <w:szCs w:val="20"/>
-          <w:highlight w:val="white"/>
-        </w:rPr>
-      </w:pPr>
-      <w:r>
-        <w:rPr>
-          <w:rFonts w:ascii="Times New Roman" w:eastAsia="Times New Roman" w:hAnsi="Times New Roman" w:cs="Times New Roman"/>
-          <w:sz w:val="20"/>
-          <w:szCs w:val="20"/>
-          <w:highlight w:val="white"/>
-        </w:rPr>
-        <w:t>El ARTISTA retendrá para sí el 60% (sesenta por ciento) de las sumas de dinero que hubiera percibido de parte del CONTRATANTE hasta el momento de la cancelación y/o suspensión del SHOW.</w:t>
-      </w:r>
-    </w:p>
-    <w:p>
-      <w:pPr>
-        <w:pStyle w:val="Prrafodelista"/>
-        <w:rPr>
-          <w:rFonts w:ascii="Times New Roman" w:eastAsia="Times New Roman" w:hAnsi="Times New Roman" w:cs="Times New Roman"/>
-          <w:sz w:val="20"/>
-          <w:szCs w:val="20"/>
-          <w:highlight w:val="white"/>
-        </w:rPr>
-      </w:pPr>
-      <w:r>
-        <w:rPr>
-          <w:rFonts w:ascii="Times New Roman" w:eastAsia="Times New Roman" w:hAnsi="Times New Roman" w:cs="Times New Roman"/>
-          <w:sz w:val="20"/>
-          <w:szCs w:val="20"/>
-          <w:highlight w:val="white"/>
-        </w:rPr>
-        <w:t>El CONTRATANTE no será responsable de los eventos imprevistos como: fuerza mayor, decisiones gubernamentales, terrorismo u otras circunstancias que impidan la realización del SHOW fuera del alcance excesivo del CONTRATANTE.</w:t>
+        <w:t xml:space="preserve">Las Partes acuerdan </w:t>
+      </w:r>
+      <w:proofErr w:type="gramStart"/>
+      <w:r>
+        <w:rPr>
+          <w:rFonts w:ascii="Times New Roman" w:eastAsia="Times New Roman" w:hAnsi="Times New Roman" w:cs="Times New Roman"/>
+          <w:sz w:val="20"/>
+          <w:szCs w:val="20"/>
+          <w:highlight w:val="white"/>
+        </w:rPr>
+        <w:t>que</w:t>
+      </w:r>
+      <w:proofErr w:type="gramEnd"/>
+      <w:r>
+        <w:rPr>
+          <w:rFonts w:ascii="Times New Roman" w:eastAsia="Times New Roman" w:hAnsi="Times New Roman" w:cs="Times New Roman"/>
+          <w:sz w:val="20"/>
+          <w:szCs w:val="20"/>
+          <w:highlight w:val="white"/>
+        </w:rPr>
+        <w:t xml:space="preserve"> si el </w:t>
+      </w:r>
+      <w:proofErr w:type="gramStart"/>
+      <w:r>
+        <w:rPr>
+          <w:rFonts w:ascii="Times New Roman" w:eastAsia="Times New Roman" w:hAnsi="Times New Roman" w:cs="Times New Roman"/>
+          <w:sz w:val="20"/>
+          <w:szCs w:val="20"/>
+          <w:highlight w:val="white"/>
+        </w:rPr>
+        <w:t>SHOW</w:t>
+      </w:r>
+      <w:proofErr w:type="gramEnd"/>
+      <w:r>
+        <w:rPr>
+          <w:rFonts w:ascii="Times New Roman" w:eastAsia="Times New Roman" w:hAnsi="Times New Roman" w:cs="Times New Roman"/>
+          <w:sz w:val="20"/>
+          <w:szCs w:val="20"/>
+          <w:highlight w:val="white"/>
+        </w:rPr>
+        <w:t xml:space="preserve"> no puede llevarse a cabo por motivos ajenos al CONTRATANTE y siempre que no sean atribuibles a su responsabilidad directa, se procederá de la siguiente manera:</w:t>
+      </w:r>
+    </w:p>
+    <w:p>
+      <w:pPr>
+        <w:pStyle w:val="Prrafodelista"/>
+        <w:rPr>
+          <w:rFonts w:ascii="Times New Roman" w:eastAsia="Times New Roman" w:hAnsi="Times New Roman" w:cs="Times New Roman"/>
+          <w:sz w:val="20"/>
+          <w:szCs w:val="20"/>
+        </w:rPr>
+      </w:pPr>
+    </w:p>
+    <w:p>
+      <w:pPr>
+        <w:pStyle w:val="Prrafodelista"/>
+        <w:rPr>
+          <w:rFonts w:ascii="Times New Roman" w:eastAsia="Times New Roman" w:hAnsi="Times New Roman" w:cs="Times New Roman"/>
+          <w:sz w:val="20"/>
+          <w:szCs w:val="20"/>
+          <w:highlight w:val="white"/>
+        </w:rPr>
+      </w:pPr>
+      <w:r>
+        <w:rPr>
+          <w:rFonts w:ascii="Times New Roman" w:eastAsia="Times New Roman" w:hAnsi="Times New Roman" w:cs="Times New Roman"/>
+          <w:sz w:val="20"/>
+          <w:szCs w:val="20"/>
+          <w:highlight w:val="white"/>
+        </w:rPr>
+        <w:t xml:space="preserve">El ARTISTA retendrá para sí el 60% (sesenta por ciento) de las sumas de dinero que hubiera percibido de parte del CONTRATANTE hasta el momento de la cancelación y/o suspensión del </w:t>
+      </w:r>
+      <w:proofErr w:type="gramStart"/>
+      <w:r>
+        <w:rPr>
+          <w:rFonts w:ascii="Times New Roman" w:eastAsia="Times New Roman" w:hAnsi="Times New Roman" w:cs="Times New Roman"/>
+          <w:sz w:val="20"/>
+          <w:szCs w:val="20"/>
+          <w:highlight w:val="white"/>
+        </w:rPr>
+        <w:t>SHOW</w:t>
+      </w:r>
+      <w:proofErr w:type="gramEnd"/>
+      <w:r>
+        <w:rPr>
+          <w:rFonts w:ascii="Times New Roman" w:eastAsia="Times New Roman" w:hAnsi="Times New Roman" w:cs="Times New Roman"/>
+          <w:sz w:val="20"/>
+          <w:szCs w:val="20"/>
+          <w:highlight w:val="white"/>
+        </w:rPr>
+        <w:t>.</w:t>
+      </w:r>
+    </w:p>
+    <w:p>
+      <w:pPr>
+        <w:pStyle w:val="Prrafodelista"/>
+        <w:rPr>
+          <w:rFonts w:ascii="Times New Roman" w:eastAsia="Times New Roman" w:hAnsi="Times New Roman" w:cs="Times New Roman"/>
+          <w:sz w:val="20"/>
+          <w:szCs w:val="20"/>
+          <w:highlight w:val="white"/>
+        </w:rPr>
+      </w:pPr>
+      <w:r>
+        <w:rPr>
+          <w:rFonts w:ascii="Times New Roman" w:eastAsia="Times New Roman" w:hAnsi="Times New Roman" w:cs="Times New Roman"/>
+          <w:sz w:val="20"/>
+          <w:szCs w:val="20"/>
+          <w:highlight w:val="white"/>
+        </w:rPr>
+        <w:t xml:space="preserve">El CONTRATANTE no será responsable de los eventos imprevistos como: fuerza mayor, decisiones gubernamentales, terrorismo u otras circunstancias que impidan la realización del </w:t>
+      </w:r>
+      <w:proofErr w:type="gramStart"/>
+      <w:r>
+        <w:rPr>
+          <w:rFonts w:ascii="Times New Roman" w:eastAsia="Times New Roman" w:hAnsi="Times New Roman" w:cs="Times New Roman"/>
+          <w:sz w:val="20"/>
+          <w:szCs w:val="20"/>
+          <w:highlight w:val="white"/>
+        </w:rPr>
+        <w:t>SHOW</w:t>
+      </w:r>
+      <w:proofErr w:type="gramEnd"/>
+      <w:r>
+        <w:rPr>
+          <w:rFonts w:ascii="Times New Roman" w:eastAsia="Times New Roman" w:hAnsi="Times New Roman" w:cs="Times New Roman"/>
+          <w:sz w:val="20"/>
+          <w:szCs w:val="20"/>
+          <w:highlight w:val="white"/>
+        </w:rPr>
+        <w:t xml:space="preserve"> fuera del alcance excesivo del CONTRATANTE.</w:t>
       </w:r>
     </w:p>
     <w:p>
@@ -2478,35 +3331,161 @@
           <w:sz w:val="20"/>
           <w:szCs w:val="20"/>
         </w:rPr>
-        <w:t>Sin perjuicio de lo expuesto en 5.1., en caso en que el SHOW deba ser suspendido por causas de índole climáticas o por cualquier acto de la naturaleza, y siempre que el CONTRATANTE hubiese cumplido con las obligaciones a su cargo en virtud de la presente, el SHOW podrá ser reprogramado de común acuerdo entre las Partes y de acuerdo a los compromisos de agenda del ARTISTA.</w:t>
-      </w:r>
-    </w:p>
-    <w:p>
-      <w:pPr>
-        <w:pStyle w:val="Prrafodelista"/>
-        <w:rPr>
-          <w:rFonts w:ascii="Times New Roman" w:eastAsia="Times New Roman" w:hAnsi="Times New Roman" w:cs="Times New Roman"/>
-          <w:sz w:val="20"/>
-          <w:szCs w:val="20"/>
-        </w:rPr>
-      </w:pPr>
-    </w:p>
-    <w:p>
-      <w:pPr>
-        <w:pStyle w:val="Prrafodelista"/>
-        <w:rPr>
-          <w:rFonts w:ascii="Times New Roman" w:eastAsia="Times New Roman" w:hAnsi="Times New Roman" w:cs="Times New Roman"/>
-          <w:sz w:val="20"/>
-          <w:szCs w:val="20"/>
-        </w:rPr>
-      </w:pPr>
-      <w:r>
-        <w:rPr>
-          <w:rFonts w:ascii="Times New Roman" w:eastAsia="Times New Roman" w:hAnsi="Times New Roman" w:cs="Times New Roman"/>
-          <w:sz w:val="20"/>
-          <w:szCs w:val="20"/>
-        </w:rPr>
-        <w:t>5.3      Asimismo, las Partes acuerdan expresamente que el ARTISTA, podrá solicitar la suspensión del SHOW por enfermedad y/o incapacidad física del ARTISTA y/o sus músicos, o enfermedad grave o muerte de pariente directo del ARTISTA. En estos supuestos, el ARTISTA y el CONTRATANTE harán sus mejores esfuerzos para intentar reprogramar el SHOW, de acuerdo a la disponibilidad de agenda del ARTISTA (asumiendo en este caso el CONTRATANTE los gastos de reprogramación que fueran inevitables (a modo de ejemplo, sueldos del personal y rubros técnicos, traslados, etc.). En caso de que no fuera posible la reprogramación del SHOW (ya sea por decisión del CONTRATANTE o problemas con la disponibilidad del ARTISTA), el ARTISTA se compromete a devolver al CONTRATANTE las sumas que hubiera percibido conforme lo estipulado en la Cláusula 2 del presente Acuerdo.</w:t>
+        <w:t xml:space="preserve">Sin perjuicio de lo expuesto en 5.1., en caso en que el </w:t>
+      </w:r>
+      <w:proofErr w:type="gramStart"/>
+      <w:r>
+        <w:rPr>
+          <w:rFonts w:ascii="Times New Roman" w:eastAsia="Times New Roman" w:hAnsi="Times New Roman" w:cs="Times New Roman"/>
+          <w:sz w:val="20"/>
+          <w:szCs w:val="20"/>
+        </w:rPr>
+        <w:t>SHOW</w:t>
+      </w:r>
+      <w:proofErr w:type="gramEnd"/>
+      <w:r>
+        <w:rPr>
+          <w:rFonts w:ascii="Times New Roman" w:eastAsia="Times New Roman" w:hAnsi="Times New Roman" w:cs="Times New Roman"/>
+          <w:sz w:val="20"/>
+          <w:szCs w:val="20"/>
+        </w:rPr>
+        <w:t xml:space="preserve"> deba ser suspendido por causas de índole climáticas o por cualquier acto de la naturaleza, y siempre que el CONTRATANTE hubiese cumplido con las obligaciones a su cargo en virtud de la presente, el </w:t>
+      </w:r>
+      <w:proofErr w:type="gramStart"/>
+      <w:r>
+        <w:rPr>
+          <w:rFonts w:ascii="Times New Roman" w:eastAsia="Times New Roman" w:hAnsi="Times New Roman" w:cs="Times New Roman"/>
+          <w:sz w:val="20"/>
+          <w:szCs w:val="20"/>
+        </w:rPr>
+        <w:t>SHOW</w:t>
+      </w:r>
+      <w:proofErr w:type="gramEnd"/>
+      <w:r>
+        <w:rPr>
+          <w:rFonts w:ascii="Times New Roman" w:eastAsia="Times New Roman" w:hAnsi="Times New Roman" w:cs="Times New Roman"/>
+          <w:sz w:val="20"/>
+          <w:szCs w:val="20"/>
+        </w:rPr>
+        <w:t xml:space="preserve"> podrá ser reprogramado de común acuerdo entre las Partes y </w:t>
+      </w:r>
+      <w:proofErr w:type="gramStart"/>
+      <w:r>
+        <w:rPr>
+          <w:rFonts w:ascii="Times New Roman" w:eastAsia="Times New Roman" w:hAnsi="Times New Roman" w:cs="Times New Roman"/>
+          <w:sz w:val="20"/>
+          <w:szCs w:val="20"/>
+        </w:rPr>
+        <w:t>de acuerdo a</w:t>
+      </w:r>
+      <w:proofErr w:type="gramEnd"/>
+      <w:r>
+        <w:rPr>
+          <w:rFonts w:ascii="Times New Roman" w:eastAsia="Times New Roman" w:hAnsi="Times New Roman" w:cs="Times New Roman"/>
+          <w:sz w:val="20"/>
+          <w:szCs w:val="20"/>
+        </w:rPr>
+        <w:t xml:space="preserve"> los compromisos de agenda del ARTISTA.</w:t>
+      </w:r>
+    </w:p>
+    <w:p>
+      <w:pPr>
+        <w:pStyle w:val="Prrafodelista"/>
+        <w:rPr>
+          <w:rFonts w:ascii="Times New Roman" w:eastAsia="Times New Roman" w:hAnsi="Times New Roman" w:cs="Times New Roman"/>
+          <w:sz w:val="20"/>
+          <w:szCs w:val="20"/>
+        </w:rPr>
+      </w:pPr>
+    </w:p>
+    <w:p>
+      <w:pPr>
+        <w:pStyle w:val="Prrafodelista"/>
+        <w:rPr>
+          <w:rFonts w:ascii="Times New Roman" w:eastAsia="Times New Roman" w:hAnsi="Times New Roman" w:cs="Times New Roman"/>
+          <w:sz w:val="20"/>
+          <w:szCs w:val="20"/>
+        </w:rPr>
+      </w:pPr>
+      <w:r>
+        <w:rPr>
+          <w:rFonts w:ascii="Times New Roman" w:eastAsia="Times New Roman" w:hAnsi="Times New Roman" w:cs="Times New Roman"/>
+          <w:sz w:val="20"/>
+          <w:szCs w:val="20"/>
+        </w:rPr>
+        <w:t xml:space="preserve">5.3      Asimismo, las Partes acuerdan expresamente que el ARTISTA, podrá solicitar la suspensión del </w:t>
+      </w:r>
+      <w:proofErr w:type="gramStart"/>
+      <w:r>
+        <w:rPr>
+          <w:rFonts w:ascii="Times New Roman" w:eastAsia="Times New Roman" w:hAnsi="Times New Roman" w:cs="Times New Roman"/>
+          <w:sz w:val="20"/>
+          <w:szCs w:val="20"/>
+        </w:rPr>
+        <w:t>SHOW</w:t>
+      </w:r>
+      <w:proofErr w:type="gramEnd"/>
+      <w:r>
+        <w:rPr>
+          <w:rFonts w:ascii="Times New Roman" w:eastAsia="Times New Roman" w:hAnsi="Times New Roman" w:cs="Times New Roman"/>
+          <w:sz w:val="20"/>
+          <w:szCs w:val="20"/>
+        </w:rPr>
+        <w:t xml:space="preserve"> por enfermedad y/o incapacidad física del ARTISTA y/o sus músicos, o enfermedad grave o muerte de pariente directo del ARTISTA. En estos supuestos, el ARTISTA y el CONTRATANTE harán sus mejores esfuerzos para intentar reprogramar el </w:t>
+      </w:r>
+      <w:proofErr w:type="gramStart"/>
+      <w:r>
+        <w:rPr>
+          <w:rFonts w:ascii="Times New Roman" w:eastAsia="Times New Roman" w:hAnsi="Times New Roman" w:cs="Times New Roman"/>
+          <w:sz w:val="20"/>
+          <w:szCs w:val="20"/>
+        </w:rPr>
+        <w:t>SHOW</w:t>
+      </w:r>
+      <w:proofErr w:type="gramEnd"/>
+      <w:r>
+        <w:rPr>
+          <w:rFonts w:ascii="Times New Roman" w:eastAsia="Times New Roman" w:hAnsi="Times New Roman" w:cs="Times New Roman"/>
+          <w:sz w:val="20"/>
+          <w:szCs w:val="20"/>
+        </w:rPr>
+        <w:t xml:space="preserve">, </w:t>
+      </w:r>
+      <w:proofErr w:type="gramStart"/>
+      <w:r>
+        <w:rPr>
+          <w:rFonts w:ascii="Times New Roman" w:eastAsia="Times New Roman" w:hAnsi="Times New Roman" w:cs="Times New Roman"/>
+          <w:sz w:val="20"/>
+          <w:szCs w:val="20"/>
+        </w:rPr>
+        <w:t>de acuerdo a</w:t>
+      </w:r>
+      <w:proofErr w:type="gramEnd"/>
+      <w:r>
+        <w:rPr>
+          <w:rFonts w:ascii="Times New Roman" w:eastAsia="Times New Roman" w:hAnsi="Times New Roman" w:cs="Times New Roman"/>
+          <w:sz w:val="20"/>
+          <w:szCs w:val="20"/>
+        </w:rPr>
+        <w:t xml:space="preserve"> la disponibilidad de agenda del ARTISTA (asumiendo en este caso el CONTRATANTE los gastos de reprogramación que fueran inevitables (a modo de ejemplo, sueldos del personal y rubros técnicos, traslados, etc.). En caso de que no fuera posible la reprogramación del </w:t>
+      </w:r>
+      <w:proofErr w:type="gramStart"/>
+      <w:r>
+        <w:rPr>
+          <w:rFonts w:ascii="Times New Roman" w:eastAsia="Times New Roman" w:hAnsi="Times New Roman" w:cs="Times New Roman"/>
+          <w:sz w:val="20"/>
+          <w:szCs w:val="20"/>
+        </w:rPr>
+        <w:t>SHOW</w:t>
+      </w:r>
+      <w:proofErr w:type="gramEnd"/>
+      <w:r>
+        <w:rPr>
+          <w:rFonts w:ascii="Times New Roman" w:eastAsia="Times New Roman" w:hAnsi="Times New Roman" w:cs="Times New Roman"/>
+          <w:sz w:val="20"/>
+          <w:szCs w:val="20"/>
+        </w:rPr>
+        <w:t xml:space="preserve"> (ya sea por decisión del CONTRATANTE o problemas con la disponibilidad del ARTISTA), el ARTISTA se compromete a devolver al CONTRATANTE las sumas que hubiera percibido conforme lo estipulado en la Cláusula 2 del presente Acuerdo.</w:t>
       </w:r>
     </w:p>
     <w:p>
@@ -2594,205 +3573,10 @@
           <w:sz w:val="20"/>
           <w:szCs w:val="20"/>
         </w:rPr>
-        <w:t>SEXTA: LUGAR DE REALIZACION DEL SHOW.</w:t>
-      </w:r>
-    </w:p>
-    <w:p>
-      <w:pPr>
-        <w:pStyle w:val="Prrafodelista"/>
-        <w:rPr>
-          <w:rFonts w:ascii="Times New Roman" w:eastAsia="Times New Roman" w:hAnsi="Times New Roman" w:cs="Times New Roman"/>
-          <w:sz w:val="20"/>
-          <w:szCs w:val="20"/>
-        </w:rPr>
-      </w:pPr>
-    </w:p>
-    <w:p>
-      <w:pPr>
-        <w:pStyle w:val="Prrafodelista"/>
-        <w:rPr>
-          <w:rFonts w:ascii="Times New Roman" w:eastAsia="Times New Roman" w:hAnsi="Times New Roman" w:cs="Times New Roman"/>
-          <w:sz w:val="20"/>
-          <w:szCs w:val="20"/>
-        </w:rPr>
-      </w:pPr>
-      <w:r>
-        <w:rPr>
-          <w:rFonts w:ascii="Times New Roman" w:eastAsia="Times New Roman" w:hAnsi="Times New Roman" w:cs="Times New Roman"/>
-          <w:sz w:val="20"/>
-          <w:szCs w:val="20"/>
-        </w:rPr>
-        <w:t xml:space="preserve">6.1      El CONTRATANTE, asumiendo todos los costos asociados, tendrá la responsabilidad exclusiva de contratar y costear el lugar para la realización del EVENTO y el SHOW del ARTISTA, </w:t>
-      </w:r>
-      <w:proofErr w:type="spellStart"/>
-      <w:r>
-        <w:rPr>
-          <w:rFonts w:ascii="Times New Roman" w:eastAsia="Times New Roman" w:hAnsi="Times New Roman" w:cs="Times New Roman"/>
-          <w:sz w:val="20"/>
-          <w:szCs w:val="20"/>
-        </w:rPr>
-        <w:t>tambien</w:t>
-      </w:r>
-      <w:proofErr w:type="spellEnd"/>
-      <w:r>
-        <w:rPr>
-          <w:rFonts w:ascii="Times New Roman" w:eastAsia="Times New Roman" w:hAnsi="Times New Roman" w:cs="Times New Roman"/>
-          <w:sz w:val="20"/>
-          <w:szCs w:val="20"/>
-        </w:rPr>
-        <w:t xml:space="preserve"> las consolas, equipos de sonido y luces de acuerdo con lo establecido en la cláusula </w:t>
-      </w:r>
-      <w:r>
-        <w:rPr>
-          <w:rFonts w:ascii="Times New Roman" w:eastAsia="Times New Roman" w:hAnsi="Times New Roman" w:cs="Times New Roman"/>
-          <w:sz w:val="20"/>
-          <w:szCs w:val="20"/>
-        </w:rPr>
-        <w:t>segunda</w:t>
-      </w:r>
-      <w:r>
-        <w:rPr>
-          <w:rFonts w:ascii="Times New Roman" w:eastAsia="Times New Roman" w:hAnsi="Times New Roman" w:cs="Times New Roman"/>
-          <w:sz w:val="20"/>
-          <w:szCs w:val="20"/>
-        </w:rPr>
-        <w:t>, así como proporcionar todo el personal necesario para garantizar el correcto desarrollo del SHOW, según lo acordado entre las partes.</w:t>
-      </w:r>
-    </w:p>
-    <w:p>
-      <w:pPr>
-        <w:pStyle w:val="Prrafodelista"/>
-        <w:rPr>
-          <w:rFonts w:ascii="Times New Roman" w:eastAsia="Times New Roman" w:hAnsi="Times New Roman" w:cs="Times New Roman"/>
-          <w:sz w:val="20"/>
-          <w:szCs w:val="20"/>
-        </w:rPr>
-      </w:pPr>
-    </w:p>
-    <w:p>
-      <w:pPr>
-        <w:pStyle w:val="Prrafodelista"/>
-        <w:rPr>
-          <w:rFonts w:ascii="Times New Roman" w:eastAsia="Times New Roman" w:hAnsi="Times New Roman" w:cs="Times New Roman"/>
-          <w:sz w:val="20"/>
-          <w:szCs w:val="20"/>
-          <w:highlight w:val="white"/>
-        </w:rPr>
-      </w:pPr>
-      <w:r>
-        <w:rPr>
-          <w:rFonts w:ascii="Times New Roman" w:eastAsia="Times New Roman" w:hAnsi="Times New Roman" w:cs="Times New Roman"/>
-          <w:sz w:val="20"/>
-          <w:szCs w:val="20"/>
-          <w:highlight w:val="white"/>
-        </w:rPr>
-        <w:t>6.2      El CONTRATANTE se compromete a no permitir la presencia de elementos como pirotecnia, combustibles, explosivos, fuegos artificiales u otros materiales inflamables en la locación del SHOW sin obtener previamente los permisos correspondientes. En caso de necesitar tales elementos, el CONTRATANTE deberá obtener los permisos necesarios y tomar las medidas de seguridad requeridas, informando adecuadamente al ARTISTA.</w:t>
-      </w:r>
-    </w:p>
-    <w:p>
-      <w:pPr>
-        <w:pStyle w:val="Prrafodelista"/>
-        <w:rPr>
-          <w:rFonts w:ascii="Times New Roman" w:eastAsia="Times New Roman" w:hAnsi="Times New Roman" w:cs="Times New Roman"/>
-          <w:sz w:val="20"/>
-          <w:szCs w:val="20"/>
-          <w:highlight w:val="white"/>
-        </w:rPr>
-      </w:pPr>
-    </w:p>
-    <w:p>
-      <w:pPr>
-        <w:pStyle w:val="Prrafodelista"/>
-        <w:rPr>
-          <w:rFonts w:ascii="Times New Roman" w:eastAsia="Times New Roman" w:hAnsi="Times New Roman" w:cs="Times New Roman"/>
-          <w:sz w:val="20"/>
-          <w:szCs w:val="20"/>
-        </w:rPr>
-      </w:pPr>
-      <w:r>
-        <w:rPr>
-          <w:rFonts w:ascii="Times New Roman" w:eastAsia="Times New Roman" w:hAnsi="Times New Roman" w:cs="Times New Roman"/>
-          <w:sz w:val="20"/>
-          <w:szCs w:val="20"/>
-          <w:highlight w:val="white"/>
-        </w:rPr>
-        <w:t xml:space="preserve">6.3      </w:t>
-      </w:r>
-      <w:r>
-        <w:rPr>
-          <w:rFonts w:ascii="Times New Roman" w:eastAsia="Times New Roman" w:hAnsi="Times New Roman" w:cs="Times New Roman"/>
-          <w:sz w:val="20"/>
-          <w:szCs w:val="20"/>
-        </w:rPr>
-        <w:t>El CONTRATANTE será el responsable de tomar todas las medidas de seguridad correspondientes</w:t>
-      </w:r>
-      <w:r>
-        <w:rPr>
-          <w:rFonts w:ascii="Times New Roman" w:eastAsia="Times New Roman" w:hAnsi="Times New Roman" w:cs="Times New Roman"/>
-          <w:sz w:val="20"/>
-          <w:szCs w:val="20"/>
-        </w:rPr>
-        <w:t>,</w:t>
-      </w:r>
-      <w:r>
-        <w:rPr>
-          <w:rFonts w:ascii="Times New Roman" w:eastAsia="Times New Roman" w:hAnsi="Times New Roman" w:cs="Times New Roman"/>
-          <w:sz w:val="20"/>
-          <w:szCs w:val="20"/>
-        </w:rPr>
-        <w:t xml:space="preserve"> así como también del control del público dentro y fuera de las instalaciones del </w:t>
-      </w:r>
-      <w:r>
-        <w:rPr>
-          <w:rFonts w:ascii="Times New Roman" w:eastAsia="Times New Roman" w:hAnsi="Times New Roman" w:cs="Times New Roman"/>
-          <w:sz w:val="20"/>
-          <w:szCs w:val="20"/>
-        </w:rPr>
-        <w:lastRenderedPageBreak/>
-        <w:t>PREDIO en que se llevará a cabo el EVENTO y el SHOW. A tal efecto, el CONTRATANTE se encargará de contratar y destinar la cantidad de personal de seguridad, control y/o asistencia suficiente como para garantizar la seguridad y el normal desenvolvimiento de la presentación del ARTISTA.</w:t>
-      </w:r>
-    </w:p>
-    <w:p>
-      <w:pPr>
-        <w:pStyle w:val="Prrafodelista"/>
-        <w:rPr>
-          <w:rFonts w:ascii="Times New Roman" w:eastAsia="Times New Roman" w:hAnsi="Times New Roman" w:cs="Times New Roman"/>
-          <w:sz w:val="20"/>
-          <w:szCs w:val="20"/>
-        </w:rPr>
-      </w:pPr>
-    </w:p>
-    <w:p>
-      <w:pPr>
-        <w:pStyle w:val="Prrafodelista"/>
-        <w:rPr>
-          <w:rFonts w:ascii="Times New Roman" w:eastAsia="Times New Roman" w:hAnsi="Times New Roman" w:cs="Times New Roman"/>
-          <w:sz w:val="20"/>
-          <w:szCs w:val="20"/>
-        </w:rPr>
-      </w:pPr>
-      <w:r>
-        <w:rPr>
-          <w:rFonts w:ascii="Times New Roman" w:eastAsia="Times New Roman" w:hAnsi="Times New Roman" w:cs="Times New Roman"/>
-          <w:sz w:val="20"/>
-          <w:szCs w:val="20"/>
-        </w:rPr>
-        <w:t>6.4      El CONTRATANTE tendrá a su cargo la obligación de controlar que nadie que no forme parte del equipo del ARTISTA en ningún caso ni momento tenga acceso a camerinos, al escenario o cualquier otro lugar usualmente vedado de acceso al público, liberando así al ARTISTA y a cualquier otra persona del staff de dicha responsabilidad y obligación.</w:t>
-      </w:r>
-    </w:p>
-    <w:p>
-      <w:pPr>
-        <w:pStyle w:val="Prrafodelista"/>
-        <w:rPr>
-          <w:rFonts w:ascii="Times New Roman" w:eastAsia="Times New Roman" w:hAnsi="Times New Roman" w:cs="Times New Roman"/>
-          <w:sz w:val="20"/>
-          <w:szCs w:val="20"/>
-        </w:rPr>
-      </w:pPr>
-    </w:p>
-    <w:p>
-      <w:pPr>
-        <w:pStyle w:val="Prrafodelista"/>
+        <w:t xml:space="preserve">SEXTA: LUGAR DE REALIZACION DEL </w:t>
+      </w:r>
+      <w:proofErr w:type="gramStart"/>
+      <w:r>
         <w:rPr>
           <w:rFonts w:ascii="Times New Roman" w:eastAsia="Times New Roman" w:hAnsi="Times New Roman" w:cs="Times New Roman"/>
           <w:b/>
@@ -2800,7 +3584,9 @@
           <w:sz w:val="20"/>
           <w:szCs w:val="20"/>
         </w:rPr>
-      </w:pPr>
+        <w:t>SHOW</w:t>
+      </w:r>
+      <w:proofErr w:type="gramEnd"/>
       <w:r>
         <w:rPr>
           <w:rFonts w:ascii="Times New Roman" w:eastAsia="Times New Roman" w:hAnsi="Times New Roman" w:cs="Times New Roman"/>
@@ -2809,144 +3595,6 @@
           <w:sz w:val="20"/>
           <w:szCs w:val="20"/>
         </w:rPr>
-        <w:t>SÉPTIMA: PAUTA PUBLICITARIA.</w:t>
-      </w:r>
-    </w:p>
-    <w:p>
-      <w:pPr>
-        <w:pStyle w:val="Prrafodelista"/>
-      </w:pPr>
-    </w:p>
-    <w:p>
-      <w:pPr>
-        <w:pStyle w:val="Prrafodelista"/>
-        <w:rPr>
-          <w:rFonts w:ascii="Times New Roman" w:eastAsia="Times New Roman" w:hAnsi="Times New Roman" w:cs="Times New Roman"/>
-          <w:sz w:val="20"/>
-          <w:szCs w:val="20"/>
-          <w:highlight w:val="white"/>
-        </w:rPr>
-      </w:pPr>
-      <w:r>
-        <w:rPr>
-          <w:rFonts w:ascii="Times New Roman" w:eastAsia="Times New Roman" w:hAnsi="Times New Roman" w:cs="Times New Roman"/>
-          <w:sz w:val="20"/>
-          <w:szCs w:val="20"/>
-          <w:highlight w:val="white"/>
-        </w:rPr>
-        <w:t>7.1      El ARTISTA colaborará con el CONTRATANTE proporcionando una imagen y material publicitario para promocionar el EVENTO y el SHOW. El CONTRATANTE se compromete a enviar los avisos publicitarios que contengan el nombre y/o la imagen autorizada del ARTISTA. Además, el ARTISTA se compromete a compartir y vincular la página de venta de entradas en sus redes sociales al promocionar el evento.</w:t>
-      </w:r>
-    </w:p>
-    <w:p>
-      <w:pPr>
-        <w:pStyle w:val="Prrafodelista"/>
-        <w:rPr>
-          <w:rFonts w:ascii="Times New Roman" w:eastAsia="Times New Roman" w:hAnsi="Times New Roman" w:cs="Times New Roman"/>
-          <w:sz w:val="20"/>
-          <w:szCs w:val="20"/>
-          <w:highlight w:val="white"/>
-        </w:rPr>
-      </w:pPr>
-    </w:p>
-    <w:p>
-      <w:pPr>
-        <w:pStyle w:val="Prrafodelista"/>
-        <w:rPr>
-          <w:rFonts w:ascii="Times New Roman" w:eastAsia="Times New Roman" w:hAnsi="Times New Roman" w:cs="Times New Roman"/>
-          <w:sz w:val="20"/>
-          <w:szCs w:val="20"/>
-        </w:rPr>
-      </w:pPr>
-      <w:r>
-        <w:rPr>
-          <w:rFonts w:ascii="Times New Roman" w:eastAsia="Times New Roman" w:hAnsi="Times New Roman" w:cs="Times New Roman"/>
-          <w:sz w:val="20"/>
-          <w:szCs w:val="20"/>
-          <w:highlight w:val="white"/>
-        </w:rPr>
-        <w:t xml:space="preserve">7.2      </w:t>
-      </w:r>
-      <w:r>
-        <w:rPr>
-          <w:rFonts w:ascii="Times New Roman" w:eastAsia="Times New Roman" w:hAnsi="Times New Roman" w:cs="Times New Roman"/>
-          <w:sz w:val="20"/>
-          <w:szCs w:val="20"/>
-        </w:rPr>
-        <w:t>Se deja expresamente aclarado que la producción de spots televisivos, radiales /o toda la publicidad gráfica que el CONTRATANTE decida realizar para promocionar el EVENTO y el SHOW, estará a exclusivo costo y cargo del CONTRATANTE, siendo el ARTISTA absolutamente ajena a dichas tareas y responsabilidades.</w:t>
-      </w:r>
-    </w:p>
-    <w:p>
-      <w:pPr>
-        <w:pStyle w:val="Prrafodelista"/>
-        <w:rPr>
-          <w:rFonts w:ascii="Times New Roman" w:eastAsia="Times New Roman" w:hAnsi="Times New Roman" w:cs="Times New Roman"/>
-          <w:sz w:val="20"/>
-          <w:szCs w:val="20"/>
-        </w:rPr>
-      </w:pPr>
-    </w:p>
-    <w:p>
-      <w:pPr>
-        <w:pStyle w:val="Prrafodelista"/>
-        <w:rPr>
-          <w:rFonts w:ascii="Times New Roman" w:eastAsia="Times New Roman" w:hAnsi="Times New Roman" w:cs="Times New Roman"/>
-          <w:sz w:val="20"/>
-          <w:szCs w:val="20"/>
-        </w:rPr>
-      </w:pPr>
-      <w:r>
-        <w:rPr>
-          <w:rFonts w:ascii="Times New Roman" w:eastAsia="Times New Roman" w:hAnsi="Times New Roman" w:cs="Times New Roman"/>
-          <w:sz w:val="20"/>
-          <w:szCs w:val="20"/>
-        </w:rPr>
-        <w:t>7.3      El CONTRATANTE garantiza que el uso de la imagen aprobada no afectara el prestigio, buen nombre, ni imagen comercial del ARTISTA.</w:t>
-      </w:r>
-    </w:p>
-    <w:p>
-      <w:pPr>
-        <w:pStyle w:val="Prrafodelista"/>
-        <w:rPr>
-          <w:rFonts w:ascii="Times New Roman" w:eastAsia="Times New Roman" w:hAnsi="Times New Roman" w:cs="Times New Roman"/>
-          <w:sz w:val="20"/>
-          <w:szCs w:val="20"/>
-        </w:rPr>
-      </w:pPr>
-    </w:p>
-    <w:p>
-      <w:pPr>
-        <w:pStyle w:val="Prrafodelista"/>
-        <w:rPr>
-          <w:rFonts w:ascii="Times New Roman" w:eastAsia="Times New Roman" w:hAnsi="Times New Roman" w:cs="Times New Roman"/>
-          <w:sz w:val="20"/>
-          <w:szCs w:val="20"/>
-          <w:highlight w:val="white"/>
-        </w:rPr>
-      </w:pPr>
-      <w:r>
-        <w:rPr>
-          <w:rFonts w:ascii="Times New Roman" w:eastAsia="Times New Roman" w:hAnsi="Times New Roman" w:cs="Times New Roman"/>
-          <w:sz w:val="20"/>
-          <w:szCs w:val="20"/>
-        </w:rPr>
-        <w:t xml:space="preserve">7.4      </w:t>
-      </w:r>
-      <w:r>
-        <w:rPr>
-          <w:rFonts w:ascii="Times New Roman" w:eastAsia="Times New Roman" w:hAnsi="Times New Roman" w:cs="Times New Roman"/>
-          <w:sz w:val="20"/>
-          <w:szCs w:val="20"/>
-          <w:highlight w:val="white"/>
-        </w:rPr>
-        <w:t>El CONTRATANTE se compromete a no asociar la imagen, nombre, nombre artístico, voz e interpretaciones del ARTISTA con ninguna marca, producto y/o servicio sin obtener previamente la aprobación por escrito del ARTISTA</w:t>
-      </w:r>
-      <w:r>
-        <w:rPr>
-          <w:rFonts w:ascii="Times New Roman" w:eastAsia="Times New Roman" w:hAnsi="Times New Roman" w:cs="Times New Roman"/>
-          <w:sz w:val="20"/>
-          <w:szCs w:val="20"/>
-          <w:highlight w:val="white"/>
-        </w:rPr>
         <w:t>.</w:t>
       </w:r>
     </w:p>
@@ -2957,7 +3605,263 @@
           <w:rFonts w:ascii="Times New Roman" w:eastAsia="Times New Roman" w:hAnsi="Times New Roman" w:cs="Times New Roman"/>
           <w:sz w:val="20"/>
           <w:szCs w:val="20"/>
-          <w:highlight w:val="white"/>
+        </w:rPr>
+      </w:pPr>
+    </w:p>
+    <w:p>
+      <w:pPr>
+        <w:pStyle w:val="Prrafodelista"/>
+        <w:rPr>
+          <w:rFonts w:ascii="Times New Roman" w:eastAsia="Times New Roman" w:hAnsi="Times New Roman" w:cs="Times New Roman"/>
+          <w:sz w:val="20"/>
+          <w:szCs w:val="20"/>
+        </w:rPr>
+      </w:pPr>
+      <w:r>
+        <w:rPr>
+          <w:rFonts w:ascii="Times New Roman" w:eastAsia="Times New Roman" w:hAnsi="Times New Roman" w:cs="Times New Roman"/>
+          <w:sz w:val="20"/>
+          <w:szCs w:val="20"/>
+        </w:rPr>
+        <w:t xml:space="preserve">6.1      El CONTRATANTE, asumiendo todos los costos asociados, tendrá la responsabilidad exclusiva de contratar y costear el lugar para la realización del EVENTO y el </w:t>
+      </w:r>
+      <w:proofErr w:type="gramStart"/>
+      <w:r>
+        <w:rPr>
+          <w:rFonts w:ascii="Times New Roman" w:eastAsia="Times New Roman" w:hAnsi="Times New Roman" w:cs="Times New Roman"/>
+          <w:sz w:val="20"/>
+          <w:szCs w:val="20"/>
+        </w:rPr>
+        <w:t>SHOW</w:t>
+      </w:r>
+      <w:proofErr w:type="gramEnd"/>
+      <w:r>
+        <w:rPr>
+          <w:rFonts w:ascii="Times New Roman" w:eastAsia="Times New Roman" w:hAnsi="Times New Roman" w:cs="Times New Roman"/>
+          <w:sz w:val="20"/>
+          <w:szCs w:val="20"/>
+        </w:rPr>
+        <w:t xml:space="preserve"> del ARTISTA, </w:t>
+      </w:r>
+      <w:proofErr w:type="spellStart"/>
+      <w:r>
+        <w:rPr>
+          <w:rFonts w:ascii="Times New Roman" w:eastAsia="Times New Roman" w:hAnsi="Times New Roman" w:cs="Times New Roman"/>
+          <w:sz w:val="20"/>
+          <w:szCs w:val="20"/>
+        </w:rPr>
+        <w:t>tambien</w:t>
+      </w:r>
+      <w:proofErr w:type="spellEnd"/>
+      <w:r>
+        <w:rPr>
+          <w:rFonts w:ascii="Times New Roman" w:eastAsia="Times New Roman" w:hAnsi="Times New Roman" w:cs="Times New Roman"/>
+          <w:sz w:val="20"/>
+          <w:szCs w:val="20"/>
+        </w:rPr>
+        <w:t xml:space="preserve"> las consolas, equipos de sonido y luces de acuerdo con lo establecido en la cláusula </w:t>
+      </w:r>
+      <w:r>
+        <w:rPr>
+          <w:rFonts w:ascii="Times New Roman" w:eastAsia="Times New Roman" w:hAnsi="Times New Roman" w:cs="Times New Roman"/>
+          <w:sz w:val="20"/>
+          <w:szCs w:val="20"/>
+        </w:rPr>
+        <w:t>segunda</w:t>
+      </w:r>
+      <w:r>
+        <w:rPr>
+          <w:rFonts w:ascii="Times New Roman" w:eastAsia="Times New Roman" w:hAnsi="Times New Roman" w:cs="Times New Roman"/>
+          <w:sz w:val="20"/>
+          <w:szCs w:val="20"/>
+        </w:rPr>
+        <w:t xml:space="preserve">, así como proporcionar todo el personal necesario para garantizar el correcto desarrollo del </w:t>
+      </w:r>
+      <w:proofErr w:type="gramStart"/>
+      <w:r>
+        <w:rPr>
+          <w:rFonts w:ascii="Times New Roman" w:eastAsia="Times New Roman" w:hAnsi="Times New Roman" w:cs="Times New Roman"/>
+          <w:sz w:val="20"/>
+          <w:szCs w:val="20"/>
+        </w:rPr>
+        <w:t>SHOW</w:t>
+      </w:r>
+      <w:proofErr w:type="gramEnd"/>
+      <w:r>
+        <w:rPr>
+          <w:rFonts w:ascii="Times New Roman" w:eastAsia="Times New Roman" w:hAnsi="Times New Roman" w:cs="Times New Roman"/>
+          <w:sz w:val="20"/>
+          <w:szCs w:val="20"/>
+        </w:rPr>
+        <w:t>, según lo acordado entre las partes.</w:t>
+      </w:r>
+    </w:p>
+    <w:p>
+      <w:pPr>
+        <w:pStyle w:val="Prrafodelista"/>
+        <w:rPr>
+          <w:rFonts w:ascii="Times New Roman" w:eastAsia="Times New Roman" w:hAnsi="Times New Roman" w:cs="Times New Roman"/>
+          <w:sz w:val="20"/>
+          <w:szCs w:val="20"/>
+        </w:rPr>
+      </w:pPr>
+    </w:p>
+    <w:p>
+      <w:pPr>
+        <w:pStyle w:val="Prrafodelista"/>
+        <w:rPr>
+          <w:rFonts w:ascii="Times New Roman" w:eastAsia="Times New Roman" w:hAnsi="Times New Roman" w:cs="Times New Roman"/>
+          <w:sz w:val="20"/>
+          <w:szCs w:val="20"/>
+          <w:highlight w:val="white"/>
+        </w:rPr>
+      </w:pPr>
+      <w:r>
+        <w:rPr>
+          <w:rFonts w:ascii="Times New Roman" w:eastAsia="Times New Roman" w:hAnsi="Times New Roman" w:cs="Times New Roman"/>
+          <w:sz w:val="20"/>
+          <w:szCs w:val="20"/>
+          <w:highlight w:val="white"/>
+        </w:rPr>
+        <w:t xml:space="preserve">6.2      El CONTRATANTE se compromete a no permitir la presencia de elementos como pirotecnia, combustibles, explosivos, fuegos artificiales u otros materiales inflamables en la locación del </w:t>
+      </w:r>
+      <w:proofErr w:type="gramStart"/>
+      <w:r>
+        <w:rPr>
+          <w:rFonts w:ascii="Times New Roman" w:eastAsia="Times New Roman" w:hAnsi="Times New Roman" w:cs="Times New Roman"/>
+          <w:sz w:val="20"/>
+          <w:szCs w:val="20"/>
+          <w:highlight w:val="white"/>
+        </w:rPr>
+        <w:t>SHOW</w:t>
+      </w:r>
+      <w:proofErr w:type="gramEnd"/>
+      <w:r>
+        <w:rPr>
+          <w:rFonts w:ascii="Times New Roman" w:eastAsia="Times New Roman" w:hAnsi="Times New Roman" w:cs="Times New Roman"/>
+          <w:sz w:val="20"/>
+          <w:szCs w:val="20"/>
+          <w:highlight w:val="white"/>
+        </w:rPr>
+        <w:t xml:space="preserve"> sin obtener previamente los permisos correspondientes. En caso de necesitar tales elementos, el CONTRATANTE deberá obtener los permisos necesarios y tomar las medidas de seguridad requeridas, informando adecuadamente al ARTISTA.</w:t>
+      </w:r>
+    </w:p>
+    <w:p>
+      <w:pPr>
+        <w:pStyle w:val="Prrafodelista"/>
+        <w:rPr>
+          <w:rFonts w:ascii="Times New Roman" w:eastAsia="Times New Roman" w:hAnsi="Times New Roman" w:cs="Times New Roman"/>
+          <w:sz w:val="20"/>
+          <w:szCs w:val="20"/>
+          <w:highlight w:val="white"/>
+        </w:rPr>
+      </w:pPr>
+    </w:p>
+    <w:p>
+      <w:pPr>
+        <w:pStyle w:val="Prrafodelista"/>
+        <w:rPr>
+          <w:rFonts w:ascii="Times New Roman" w:eastAsia="Times New Roman" w:hAnsi="Times New Roman" w:cs="Times New Roman"/>
+          <w:sz w:val="20"/>
+          <w:szCs w:val="20"/>
+        </w:rPr>
+      </w:pPr>
+      <w:r>
+        <w:rPr>
+          <w:rFonts w:ascii="Times New Roman" w:eastAsia="Times New Roman" w:hAnsi="Times New Roman" w:cs="Times New Roman"/>
+          <w:sz w:val="20"/>
+          <w:szCs w:val="20"/>
+          <w:highlight w:val="white"/>
+        </w:rPr>
+        <w:t xml:space="preserve">6.3      </w:t>
+      </w:r>
+      <w:r>
+        <w:rPr>
+          <w:rFonts w:ascii="Times New Roman" w:eastAsia="Times New Roman" w:hAnsi="Times New Roman" w:cs="Times New Roman"/>
+          <w:sz w:val="20"/>
+          <w:szCs w:val="20"/>
+        </w:rPr>
+        <w:t>El CONTRATANTE será el responsable de tomar todas las medidas de seguridad correspondientes</w:t>
+      </w:r>
+      <w:r>
+        <w:rPr>
+          <w:rFonts w:ascii="Times New Roman" w:eastAsia="Times New Roman" w:hAnsi="Times New Roman" w:cs="Times New Roman"/>
+          <w:sz w:val="20"/>
+          <w:szCs w:val="20"/>
+        </w:rPr>
+        <w:t>,</w:t>
+      </w:r>
+      <w:r>
+        <w:rPr>
+          <w:rFonts w:ascii="Times New Roman" w:eastAsia="Times New Roman" w:hAnsi="Times New Roman" w:cs="Times New Roman"/>
+          <w:sz w:val="20"/>
+          <w:szCs w:val="20"/>
+        </w:rPr>
+        <w:t xml:space="preserve"> así como también del control del público dentro y fuera de las instalaciones del </w:t>
+      </w:r>
+      <w:r>
+        <w:rPr>
+          <w:rFonts w:ascii="Times New Roman" w:eastAsia="Times New Roman" w:hAnsi="Times New Roman" w:cs="Times New Roman"/>
+          <w:sz w:val="20"/>
+          <w:szCs w:val="20"/>
+        </w:rPr>
+        <w:lastRenderedPageBreak/>
+        <w:t xml:space="preserve">PREDIO en que se llevará a cabo el EVENTO y el </w:t>
+      </w:r>
+      <w:proofErr w:type="gramStart"/>
+      <w:r>
+        <w:rPr>
+          <w:rFonts w:ascii="Times New Roman" w:eastAsia="Times New Roman" w:hAnsi="Times New Roman" w:cs="Times New Roman"/>
+          <w:sz w:val="20"/>
+          <w:szCs w:val="20"/>
+        </w:rPr>
+        <w:t>SHOW</w:t>
+      </w:r>
+      <w:proofErr w:type="gramEnd"/>
+      <w:r>
+        <w:rPr>
+          <w:rFonts w:ascii="Times New Roman" w:eastAsia="Times New Roman" w:hAnsi="Times New Roman" w:cs="Times New Roman"/>
+          <w:sz w:val="20"/>
+          <w:szCs w:val="20"/>
+        </w:rPr>
+        <w:t>. A tal efecto, el CONTRATANTE se encargará de contratar y destinar la cantidad de personal de seguridad, control y/o asistencia suficiente como para garantizar la seguridad y el normal desenvolvimiento de la presentación del ARTISTA.</w:t>
+      </w:r>
+    </w:p>
+    <w:p>
+      <w:pPr>
+        <w:pStyle w:val="Prrafodelista"/>
+        <w:rPr>
+          <w:rFonts w:ascii="Times New Roman" w:eastAsia="Times New Roman" w:hAnsi="Times New Roman" w:cs="Times New Roman"/>
+          <w:sz w:val="20"/>
+          <w:szCs w:val="20"/>
+        </w:rPr>
+      </w:pPr>
+    </w:p>
+    <w:p>
+      <w:pPr>
+        <w:pStyle w:val="Prrafodelista"/>
+        <w:rPr>
+          <w:rFonts w:ascii="Times New Roman" w:eastAsia="Times New Roman" w:hAnsi="Times New Roman" w:cs="Times New Roman"/>
+          <w:sz w:val="20"/>
+          <w:szCs w:val="20"/>
+        </w:rPr>
+      </w:pPr>
+      <w:r>
+        <w:rPr>
+          <w:rFonts w:ascii="Times New Roman" w:eastAsia="Times New Roman" w:hAnsi="Times New Roman" w:cs="Times New Roman"/>
+          <w:sz w:val="20"/>
+          <w:szCs w:val="20"/>
+        </w:rPr>
+        <w:t>6.4      El CONTRATANTE tendrá a su cargo la obligación de controlar que nadie que no forme parte del equipo del ARTISTA en ningún caso ni momento tenga acceso a camerinos, al escenario o cualquier otro lugar usualmente vedado de acceso al público, liberando así al ARTISTA y a cualquier otra persona del staff de dicha responsabilidad y obligación.</w:t>
+      </w:r>
+    </w:p>
+    <w:p>
+      <w:pPr>
+        <w:pStyle w:val="Prrafodelista"/>
+        <w:rPr>
+          <w:rFonts w:ascii="Times New Roman" w:eastAsia="Times New Roman" w:hAnsi="Times New Roman" w:cs="Times New Roman"/>
+          <w:sz w:val="20"/>
+          <w:szCs w:val="20"/>
         </w:rPr>
       </w:pPr>
     </w:p>
@@ -2980,151 +3884,193 @@
           <w:sz w:val="20"/>
           <w:szCs w:val="20"/>
         </w:rPr>
-        <w:t>OCTAVA: SEGUROS Y HABILITACIONES.</w:t>
-      </w:r>
-    </w:p>
-    <w:p>
-      <w:pPr>
-        <w:pStyle w:val="Prrafodelista"/>
-      </w:pPr>
-    </w:p>
-    <w:p>
-      <w:pPr>
-        <w:pStyle w:val="Prrafodelista"/>
-        <w:rPr>
-          <w:rFonts w:ascii="Times New Roman" w:eastAsia="Times New Roman" w:hAnsi="Times New Roman" w:cs="Times New Roman"/>
-          <w:sz w:val="20"/>
-          <w:szCs w:val="20"/>
-        </w:rPr>
-      </w:pPr>
-      <w:r>
-        <w:rPr>
-          <w:rFonts w:ascii="Times New Roman" w:eastAsia="Times New Roman" w:hAnsi="Times New Roman" w:cs="Times New Roman"/>
-          <w:sz w:val="20"/>
-          <w:szCs w:val="20"/>
-        </w:rPr>
-        <w:t>8.1      El CONTRATANTE tomará a su exclusivo cargo y responsabilidad y mantendrá vigentes (i) un seguro de Responsabilidad Civil Operaciones por daños a terceros (</w:t>
-      </w:r>
-      <w:proofErr w:type="spellStart"/>
-      <w:r>
-        <w:rPr>
-          <w:rFonts w:ascii="Times New Roman" w:eastAsia="Times New Roman" w:hAnsi="Times New Roman" w:cs="Times New Roman"/>
-          <w:sz w:val="20"/>
-          <w:szCs w:val="20"/>
-        </w:rPr>
-        <w:t>ii</w:t>
-      </w:r>
-      <w:proofErr w:type="spellEnd"/>
-      <w:r>
-        <w:rPr>
-          <w:rFonts w:ascii="Times New Roman" w:eastAsia="Times New Roman" w:hAnsi="Times New Roman" w:cs="Times New Roman"/>
-          <w:sz w:val="20"/>
-          <w:szCs w:val="20"/>
-        </w:rPr>
-        <w:t>) un seguro que ampare los riesgos del trabajo de sus dependientes (</w:t>
-      </w:r>
-      <w:proofErr w:type="spellStart"/>
-      <w:r>
-        <w:rPr>
-          <w:rFonts w:ascii="Times New Roman" w:eastAsia="Times New Roman" w:hAnsi="Times New Roman" w:cs="Times New Roman"/>
-          <w:sz w:val="20"/>
-          <w:szCs w:val="20"/>
-        </w:rPr>
-        <w:t>iii</w:t>
-      </w:r>
-      <w:proofErr w:type="spellEnd"/>
-      <w:r>
-        <w:rPr>
-          <w:rFonts w:ascii="Times New Roman" w:eastAsia="Times New Roman" w:hAnsi="Times New Roman" w:cs="Times New Roman"/>
-          <w:sz w:val="20"/>
-          <w:szCs w:val="20"/>
-        </w:rPr>
-        <w:t>) un seguro de vida para sus empleados en relación de dependencia. El CONTRATANTE se compromete a contratar un seguro, por sí o a través de un tercero, a fin de otorgar una cobertura de accidentes personales al ARTISTA y a los integrantes de su equipo durante toda la permanencia del ARTISTA y su staff en el PREDIO donde se realizará el SHOW (es decir, desde el ingreso para la prueba de sonido, el SHOW, y el posterior desarme del escenario).</w:t>
-      </w:r>
-    </w:p>
-    <w:p>
-      <w:pPr>
-        <w:pStyle w:val="Prrafodelista"/>
-        <w:rPr>
-          <w:rFonts w:ascii="Times New Roman" w:eastAsia="Times New Roman" w:hAnsi="Times New Roman" w:cs="Times New Roman"/>
-          <w:sz w:val="20"/>
-          <w:szCs w:val="20"/>
-        </w:rPr>
-      </w:pPr>
-    </w:p>
-    <w:p>
-      <w:pPr>
-        <w:pStyle w:val="Prrafodelista"/>
-        <w:rPr>
-          <w:rFonts w:ascii="Times New Roman" w:eastAsia="Times New Roman" w:hAnsi="Times New Roman" w:cs="Times New Roman"/>
-          <w:sz w:val="20"/>
-          <w:szCs w:val="20"/>
-          <w:highlight w:val="white"/>
-        </w:rPr>
-      </w:pPr>
-      <w:r>
-        <w:rPr>
-          <w:rFonts w:ascii="Times New Roman" w:eastAsia="Times New Roman" w:hAnsi="Times New Roman" w:cs="Times New Roman"/>
-          <w:sz w:val="20"/>
-          <w:szCs w:val="20"/>
-        </w:rPr>
-        <w:t xml:space="preserve">8.2      </w:t>
-      </w:r>
-      <w:r>
-        <w:rPr>
-          <w:rFonts w:ascii="Times New Roman" w:eastAsia="Times New Roman" w:hAnsi="Times New Roman" w:cs="Times New Roman"/>
-          <w:sz w:val="20"/>
-          <w:szCs w:val="20"/>
-          <w:highlight w:val="white"/>
-        </w:rPr>
-        <w:t>La adquisición de las pólizas mencionadas no eximirá al CONTRATANTE de su responsabilidad, ni se considerará como un cumplimiento completo de sus obligaciones de indemnización.</w:t>
-      </w:r>
-    </w:p>
-    <w:p>
-      <w:pPr>
-        <w:pStyle w:val="Prrafodelista"/>
-        <w:rPr>
-          <w:rFonts w:ascii="Times New Roman" w:eastAsia="Times New Roman" w:hAnsi="Times New Roman" w:cs="Times New Roman"/>
-          <w:sz w:val="20"/>
-          <w:szCs w:val="20"/>
-          <w:highlight w:val="white"/>
-        </w:rPr>
-      </w:pPr>
-    </w:p>
-    <w:p>
-      <w:pPr>
-        <w:pStyle w:val="Prrafodelista"/>
-        <w:rPr>
-          <w:rFonts w:ascii="Times New Roman" w:eastAsia="Times New Roman" w:hAnsi="Times New Roman" w:cs="Times New Roman"/>
-          <w:sz w:val="20"/>
-          <w:szCs w:val="20"/>
-        </w:rPr>
-      </w:pPr>
-      <w:r>
-        <w:rPr>
-          <w:rFonts w:ascii="Times New Roman" w:eastAsia="Times New Roman" w:hAnsi="Times New Roman" w:cs="Times New Roman"/>
-          <w:sz w:val="20"/>
-          <w:szCs w:val="20"/>
-          <w:highlight w:val="white"/>
-        </w:rPr>
-        <w:t xml:space="preserve">8.3      </w:t>
-      </w:r>
-      <w:r>
-        <w:rPr>
-          <w:rFonts w:ascii="Times New Roman" w:eastAsia="Times New Roman" w:hAnsi="Times New Roman" w:cs="Times New Roman"/>
-          <w:sz w:val="20"/>
-          <w:szCs w:val="20"/>
-        </w:rPr>
-        <w:t>El CONTRATANTE tendrá a su cuenta y cargo la obligación de contar con los respectivos certificados de habilitación municipal, policial y bomberos del local en donde se realizará el SHOW, como así también, de respetar la capacidad máxima de gente permitida en dichas habilitaciones.</w:t>
-      </w:r>
-    </w:p>
-    <w:p>
-      <w:pPr>
-        <w:pStyle w:val="Prrafodelista"/>
-        <w:rPr>
-          <w:rFonts w:ascii="Times New Roman" w:eastAsia="Times New Roman" w:hAnsi="Times New Roman" w:cs="Times New Roman"/>
-          <w:sz w:val="20"/>
-          <w:szCs w:val="20"/>
+        <w:t>SÉPTIMA: PAUTA PUBLICITARIA.</w:t>
+      </w:r>
+    </w:p>
+    <w:p>
+      <w:pPr>
+        <w:pStyle w:val="Prrafodelista"/>
+      </w:pPr>
+    </w:p>
+    <w:p>
+      <w:pPr>
+        <w:pStyle w:val="Prrafodelista"/>
+        <w:rPr>
+          <w:rFonts w:ascii="Times New Roman" w:eastAsia="Times New Roman" w:hAnsi="Times New Roman" w:cs="Times New Roman"/>
+          <w:sz w:val="20"/>
+          <w:szCs w:val="20"/>
+          <w:highlight w:val="white"/>
+        </w:rPr>
+      </w:pPr>
+      <w:r>
+        <w:rPr>
+          <w:rFonts w:ascii="Times New Roman" w:eastAsia="Times New Roman" w:hAnsi="Times New Roman" w:cs="Times New Roman"/>
+          <w:sz w:val="20"/>
+          <w:szCs w:val="20"/>
+          <w:highlight w:val="white"/>
+        </w:rPr>
+        <w:t xml:space="preserve">7.1      El ARTISTA colaborará con el CONTRATANTE proporcionando una imagen y material publicitario para promocionar el EVENTO y el </w:t>
+      </w:r>
+      <w:proofErr w:type="gramStart"/>
+      <w:r>
+        <w:rPr>
+          <w:rFonts w:ascii="Times New Roman" w:eastAsia="Times New Roman" w:hAnsi="Times New Roman" w:cs="Times New Roman"/>
+          <w:sz w:val="20"/>
+          <w:szCs w:val="20"/>
+          <w:highlight w:val="white"/>
+        </w:rPr>
+        <w:t>SHOW</w:t>
+      </w:r>
+      <w:proofErr w:type="gramEnd"/>
+      <w:r>
+        <w:rPr>
+          <w:rFonts w:ascii="Times New Roman" w:eastAsia="Times New Roman" w:hAnsi="Times New Roman" w:cs="Times New Roman"/>
+          <w:sz w:val="20"/>
+          <w:szCs w:val="20"/>
+          <w:highlight w:val="white"/>
+        </w:rPr>
+        <w:t>. El CONTRATANTE se compromete a enviar los avisos publicitarios que contengan el nombre y/o la imagen autorizada del ARTISTA. Además, el ARTISTA se compromete a compartir y vincular la página de venta de entradas en sus redes sociales al promocionar el evento.</w:t>
+      </w:r>
+    </w:p>
+    <w:p>
+      <w:pPr>
+        <w:pStyle w:val="Prrafodelista"/>
+        <w:rPr>
+          <w:rFonts w:ascii="Times New Roman" w:eastAsia="Times New Roman" w:hAnsi="Times New Roman" w:cs="Times New Roman"/>
+          <w:sz w:val="20"/>
+          <w:szCs w:val="20"/>
+          <w:highlight w:val="white"/>
+        </w:rPr>
+      </w:pPr>
+    </w:p>
+    <w:p>
+      <w:pPr>
+        <w:pStyle w:val="Prrafodelista"/>
+        <w:rPr>
+          <w:rFonts w:ascii="Times New Roman" w:eastAsia="Times New Roman" w:hAnsi="Times New Roman" w:cs="Times New Roman"/>
+          <w:sz w:val="20"/>
+          <w:szCs w:val="20"/>
+        </w:rPr>
+      </w:pPr>
+      <w:r>
+        <w:rPr>
+          <w:rFonts w:ascii="Times New Roman" w:eastAsia="Times New Roman" w:hAnsi="Times New Roman" w:cs="Times New Roman"/>
+          <w:sz w:val="20"/>
+          <w:szCs w:val="20"/>
+          <w:highlight w:val="white"/>
+        </w:rPr>
+        <w:t xml:space="preserve">7.2      </w:t>
+      </w:r>
+      <w:r>
+        <w:rPr>
+          <w:rFonts w:ascii="Times New Roman" w:eastAsia="Times New Roman" w:hAnsi="Times New Roman" w:cs="Times New Roman"/>
+          <w:sz w:val="20"/>
+          <w:szCs w:val="20"/>
+        </w:rPr>
+        <w:t xml:space="preserve">Se deja expresamente aclarado que la producción de spots televisivos, radiales /o toda la publicidad gráfica que el CONTRATANTE decida realizar para promocionar el EVENTO y el </w:t>
+      </w:r>
+      <w:proofErr w:type="gramStart"/>
+      <w:r>
+        <w:rPr>
+          <w:rFonts w:ascii="Times New Roman" w:eastAsia="Times New Roman" w:hAnsi="Times New Roman" w:cs="Times New Roman"/>
+          <w:sz w:val="20"/>
+          <w:szCs w:val="20"/>
+        </w:rPr>
+        <w:t>SHOW</w:t>
+      </w:r>
+      <w:proofErr w:type="gramEnd"/>
+      <w:r>
+        <w:rPr>
+          <w:rFonts w:ascii="Times New Roman" w:eastAsia="Times New Roman" w:hAnsi="Times New Roman" w:cs="Times New Roman"/>
+          <w:sz w:val="20"/>
+          <w:szCs w:val="20"/>
+        </w:rPr>
+        <w:t>, estará a exclusivo costo y cargo del CONTRATANTE, siendo el ARTISTA absolutamente ajena a dichas tareas y responsabilidades.</w:t>
+      </w:r>
+    </w:p>
+    <w:p>
+      <w:pPr>
+        <w:pStyle w:val="Prrafodelista"/>
+        <w:rPr>
+          <w:rFonts w:ascii="Times New Roman" w:eastAsia="Times New Roman" w:hAnsi="Times New Roman" w:cs="Times New Roman"/>
+          <w:sz w:val="20"/>
+          <w:szCs w:val="20"/>
+        </w:rPr>
+      </w:pPr>
+    </w:p>
+    <w:p>
+      <w:pPr>
+        <w:pStyle w:val="Prrafodelista"/>
+        <w:rPr>
+          <w:rFonts w:ascii="Times New Roman" w:eastAsia="Times New Roman" w:hAnsi="Times New Roman" w:cs="Times New Roman"/>
+          <w:sz w:val="20"/>
+          <w:szCs w:val="20"/>
+        </w:rPr>
+      </w:pPr>
+      <w:r>
+        <w:rPr>
+          <w:rFonts w:ascii="Times New Roman" w:eastAsia="Times New Roman" w:hAnsi="Times New Roman" w:cs="Times New Roman"/>
+          <w:sz w:val="20"/>
+          <w:szCs w:val="20"/>
+        </w:rPr>
+        <w:t>7.3      El CONTRATANTE garantiza que el uso de la imagen aprobada no afectara el prestigio, buen nombre, ni imagen comercial del ARTISTA.</w:t>
+      </w:r>
+    </w:p>
+    <w:p>
+      <w:pPr>
+        <w:pStyle w:val="Prrafodelista"/>
+        <w:rPr>
+          <w:rFonts w:ascii="Times New Roman" w:eastAsia="Times New Roman" w:hAnsi="Times New Roman" w:cs="Times New Roman"/>
+          <w:sz w:val="20"/>
+          <w:szCs w:val="20"/>
+        </w:rPr>
+      </w:pPr>
+    </w:p>
+    <w:p>
+      <w:pPr>
+        <w:pStyle w:val="Prrafodelista"/>
+        <w:rPr>
+          <w:rFonts w:ascii="Times New Roman" w:eastAsia="Times New Roman" w:hAnsi="Times New Roman" w:cs="Times New Roman"/>
+          <w:sz w:val="20"/>
+          <w:szCs w:val="20"/>
+          <w:highlight w:val="white"/>
+        </w:rPr>
+      </w:pPr>
+      <w:r>
+        <w:rPr>
+          <w:rFonts w:ascii="Times New Roman" w:eastAsia="Times New Roman" w:hAnsi="Times New Roman" w:cs="Times New Roman"/>
+          <w:sz w:val="20"/>
+          <w:szCs w:val="20"/>
+        </w:rPr>
+        <w:t xml:space="preserve">7.4      </w:t>
+      </w:r>
+      <w:r>
+        <w:rPr>
+          <w:rFonts w:ascii="Times New Roman" w:eastAsia="Times New Roman" w:hAnsi="Times New Roman" w:cs="Times New Roman"/>
+          <w:sz w:val="20"/>
+          <w:szCs w:val="20"/>
+          <w:highlight w:val="white"/>
+        </w:rPr>
+        <w:t>El CONTRATANTE se compromete a no asociar la imagen, nombre, nombre artístico, voz e interpretaciones del ARTISTA con ninguna marca, producto y/o servicio sin obtener previamente la aprobación por escrito del ARTISTA</w:t>
+      </w:r>
+      <w:r>
+        <w:rPr>
+          <w:rFonts w:ascii="Times New Roman" w:eastAsia="Times New Roman" w:hAnsi="Times New Roman" w:cs="Times New Roman"/>
+          <w:sz w:val="20"/>
+          <w:szCs w:val="20"/>
+          <w:highlight w:val="white"/>
+        </w:rPr>
+        <w:t>.</w:t>
+      </w:r>
+    </w:p>
+    <w:p>
+      <w:pPr>
+        <w:pStyle w:val="Prrafodelista"/>
+        <w:rPr>
+          <w:rFonts w:ascii="Times New Roman" w:eastAsia="Times New Roman" w:hAnsi="Times New Roman" w:cs="Times New Roman"/>
+          <w:sz w:val="20"/>
+          <w:szCs w:val="20"/>
+          <w:highlight w:val="white"/>
         </w:rPr>
       </w:pPr>
     </w:p>
@@ -3147,118 +4093,205 @@
           <w:sz w:val="20"/>
           <w:szCs w:val="20"/>
         </w:rPr>
-        <w:t>NOVENA: GRABACIONES.</w:t>
-      </w:r>
-    </w:p>
-    <w:p>
-      <w:pPr>
-        <w:pStyle w:val="Prrafodelista"/>
-      </w:pPr>
-    </w:p>
-    <w:p>
-      <w:pPr>
-        <w:pStyle w:val="Prrafodelista"/>
-        <w:rPr>
-          <w:rFonts w:ascii="Times New Roman" w:eastAsia="Times New Roman" w:hAnsi="Times New Roman" w:cs="Times New Roman"/>
-          <w:sz w:val="20"/>
-          <w:szCs w:val="20"/>
-          <w:highlight w:val="white"/>
-        </w:rPr>
-      </w:pPr>
-      <w:r>
-        <w:rPr>
-          <w:rFonts w:ascii="Times New Roman" w:eastAsia="Times New Roman" w:hAnsi="Times New Roman" w:cs="Times New Roman"/>
-          <w:sz w:val="20"/>
-          <w:szCs w:val="20"/>
-          <w:highlight w:val="white"/>
-        </w:rPr>
-        <w:t>9.1      El CONTRATANTE podrá difundir, emitir, transmitir y grabar las ejecuciones musicales realizadas por el ARTISTA en el SHOW, siempre y cuando obtenga la autorización previa del ARTISTA. En caso de que el CONTRATANTE desee crear un video resumen del EVENTO que incluya imágenes del SHOW del ARTISTA, deberá someter dicho video a la aprobación del ARTISTA antes de su difusión. Además, el CONTRATANTE no podrá utilizar fonogramas del ARTISTA ni grabaciones de sus interpretaciones en vivo en el video resumen del EVENTO sin la previa autorización del ARTISTA.</w:t>
-      </w:r>
-    </w:p>
-    <w:p>
-      <w:pPr>
-        <w:pStyle w:val="Prrafodelista"/>
-        <w:rPr>
-          <w:rFonts w:ascii="Times New Roman" w:eastAsia="Times New Roman" w:hAnsi="Times New Roman" w:cs="Times New Roman"/>
-          <w:sz w:val="20"/>
-          <w:szCs w:val="20"/>
-          <w:highlight w:val="white"/>
-        </w:rPr>
-      </w:pPr>
-    </w:p>
-    <w:p>
-      <w:pPr>
-        <w:pStyle w:val="Prrafodelista"/>
-        <w:rPr>
-          <w:rFonts w:ascii="Times New Roman" w:eastAsia="Times New Roman" w:hAnsi="Times New Roman" w:cs="Times New Roman"/>
-          <w:sz w:val="20"/>
-          <w:szCs w:val="20"/>
-        </w:rPr>
-      </w:pPr>
-      <w:r>
-        <w:rPr>
-          <w:rFonts w:ascii="Times New Roman" w:eastAsia="Times New Roman" w:hAnsi="Times New Roman" w:cs="Times New Roman"/>
-          <w:sz w:val="20"/>
-          <w:szCs w:val="20"/>
-          <w:highlight w:val="white"/>
-        </w:rPr>
-        <w:t xml:space="preserve">9.2      </w:t>
-      </w:r>
-      <w:r>
-        <w:rPr>
-          <w:rFonts w:ascii="Times New Roman" w:eastAsia="Times New Roman" w:hAnsi="Times New Roman" w:cs="Times New Roman"/>
-          <w:sz w:val="20"/>
-          <w:szCs w:val="20"/>
-        </w:rPr>
-        <w:t>El ARTISTA y/o quien ésta indique, podrá libremente grabar y/o filmar la presentación del ARTISTA objeto de la presente.</w:t>
-      </w:r>
-    </w:p>
-    <w:p>
-      <w:pPr>
-        <w:pStyle w:val="Prrafodelista"/>
-        <w:rPr>
-          <w:rFonts w:ascii="Times New Roman" w:eastAsia="Times New Roman" w:hAnsi="Times New Roman" w:cs="Times New Roman"/>
-          <w:sz w:val="20"/>
-          <w:szCs w:val="20"/>
-        </w:rPr>
-      </w:pPr>
-    </w:p>
-    <w:p>
-      <w:pPr>
-        <w:pStyle w:val="Prrafodelista"/>
-        <w:rPr>
-          <w:rFonts w:ascii="Times New Roman" w:eastAsia="Times New Roman" w:hAnsi="Times New Roman" w:cs="Times New Roman"/>
-          <w:sz w:val="20"/>
-          <w:szCs w:val="20"/>
-          <w:highlight w:val="white"/>
-        </w:rPr>
-      </w:pPr>
-      <w:r>
-        <w:rPr>
-          <w:rFonts w:ascii="Times New Roman" w:eastAsia="Times New Roman" w:hAnsi="Times New Roman" w:cs="Times New Roman"/>
-          <w:sz w:val="20"/>
-          <w:szCs w:val="20"/>
-        </w:rPr>
-        <w:t xml:space="preserve">9.3      </w:t>
-      </w:r>
-      <w:r>
-        <w:rPr>
-          <w:rFonts w:ascii="Times New Roman" w:eastAsia="Times New Roman" w:hAnsi="Times New Roman" w:cs="Times New Roman"/>
-          <w:sz w:val="20"/>
-          <w:szCs w:val="20"/>
-          <w:highlight w:val="white"/>
-        </w:rPr>
-        <w:t>El CONTRATANTE reconoce que, en caso de que se realicen grabaciones "oficiales" de audio y video de la presentación del ARTISTA en el SHOW, las mismas serán consideradas como propiedad exclusiva del ARTISTA. No obstante, se acuerda que el CONTRATANTE tendrá acceso a estas grabaciones para su uso promocional y de archivo, con la condición de que se entreguen al ARTISTA inmediatamente después del evento, según lo indique el ARTISTA.</w:t>
-      </w:r>
-    </w:p>
-    <w:p>
-      <w:pPr>
-        <w:pStyle w:val="Prrafodelista"/>
-        <w:rPr>
-          <w:rFonts w:ascii="Times New Roman" w:eastAsia="Times New Roman" w:hAnsi="Times New Roman" w:cs="Times New Roman"/>
-          <w:sz w:val="20"/>
-          <w:szCs w:val="20"/>
-          <w:highlight w:val="white"/>
+        <w:t>OCTAVA: SEGUROS Y HABILITACIONES.</w:t>
+      </w:r>
+    </w:p>
+    <w:p>
+      <w:pPr>
+        <w:pStyle w:val="Prrafodelista"/>
+      </w:pPr>
+    </w:p>
+    <w:p>
+      <w:pPr>
+        <w:pStyle w:val="Prrafodelista"/>
+        <w:rPr>
+          <w:rFonts w:ascii="Times New Roman" w:eastAsia="Times New Roman" w:hAnsi="Times New Roman" w:cs="Times New Roman"/>
+          <w:sz w:val="20"/>
+          <w:szCs w:val="20"/>
+        </w:rPr>
+      </w:pPr>
+      <w:r>
+        <w:rPr>
+          <w:rFonts w:ascii="Times New Roman" w:eastAsia="Times New Roman" w:hAnsi="Times New Roman" w:cs="Times New Roman"/>
+          <w:sz w:val="20"/>
+          <w:szCs w:val="20"/>
+        </w:rPr>
+        <w:t>8.1      El CONTRATANTE tomará a su exclusivo cargo y responsabilidad y mantendrá vigentes (i) un seguro de Responsabilidad Civil Operaciones por daños a terceros (</w:t>
+      </w:r>
+      <w:proofErr w:type="spellStart"/>
+      <w:r>
+        <w:rPr>
+          <w:rFonts w:ascii="Times New Roman" w:eastAsia="Times New Roman" w:hAnsi="Times New Roman" w:cs="Times New Roman"/>
+          <w:sz w:val="20"/>
+          <w:szCs w:val="20"/>
+        </w:rPr>
+        <w:t>ii</w:t>
+      </w:r>
+      <w:proofErr w:type="spellEnd"/>
+      <w:r>
+        <w:rPr>
+          <w:rFonts w:ascii="Times New Roman" w:eastAsia="Times New Roman" w:hAnsi="Times New Roman" w:cs="Times New Roman"/>
+          <w:sz w:val="20"/>
+          <w:szCs w:val="20"/>
+        </w:rPr>
+        <w:t>) un seguro que ampare los riesgos del trabajo de sus dependientes (</w:t>
+      </w:r>
+      <w:proofErr w:type="spellStart"/>
+      <w:r>
+        <w:rPr>
+          <w:rFonts w:ascii="Times New Roman" w:eastAsia="Times New Roman" w:hAnsi="Times New Roman" w:cs="Times New Roman"/>
+          <w:sz w:val="20"/>
+          <w:szCs w:val="20"/>
+        </w:rPr>
+        <w:t>iii</w:t>
+      </w:r>
+      <w:proofErr w:type="spellEnd"/>
+      <w:r>
+        <w:rPr>
+          <w:rFonts w:ascii="Times New Roman" w:eastAsia="Times New Roman" w:hAnsi="Times New Roman" w:cs="Times New Roman"/>
+          <w:sz w:val="20"/>
+          <w:szCs w:val="20"/>
+        </w:rPr>
+        <w:t xml:space="preserve">) un seguro de vida para sus empleados en relación de dependencia. El CONTRATANTE se compromete a contratar un seguro, por sí o a través de un tercero, a fin de otorgar una cobertura de accidentes personales al ARTISTA y a los integrantes de su equipo durante toda la permanencia del ARTISTA y su staff en el PREDIO donde se realizará el </w:t>
+      </w:r>
+      <w:proofErr w:type="gramStart"/>
+      <w:r>
+        <w:rPr>
+          <w:rFonts w:ascii="Times New Roman" w:eastAsia="Times New Roman" w:hAnsi="Times New Roman" w:cs="Times New Roman"/>
+          <w:sz w:val="20"/>
+          <w:szCs w:val="20"/>
+        </w:rPr>
+        <w:t>SHOW</w:t>
+      </w:r>
+      <w:proofErr w:type="gramEnd"/>
+      <w:r>
+        <w:rPr>
+          <w:rFonts w:ascii="Times New Roman" w:eastAsia="Times New Roman" w:hAnsi="Times New Roman" w:cs="Times New Roman"/>
+          <w:sz w:val="20"/>
+          <w:szCs w:val="20"/>
+        </w:rPr>
+        <w:t xml:space="preserve"> (es decir, desde el ingreso para la prueba de sonido, el </w:t>
+      </w:r>
+      <w:proofErr w:type="gramStart"/>
+      <w:r>
+        <w:rPr>
+          <w:rFonts w:ascii="Times New Roman" w:eastAsia="Times New Roman" w:hAnsi="Times New Roman" w:cs="Times New Roman"/>
+          <w:sz w:val="20"/>
+          <w:szCs w:val="20"/>
+        </w:rPr>
+        <w:t>SHOW</w:t>
+      </w:r>
+      <w:proofErr w:type="gramEnd"/>
+      <w:r>
+        <w:rPr>
+          <w:rFonts w:ascii="Times New Roman" w:eastAsia="Times New Roman" w:hAnsi="Times New Roman" w:cs="Times New Roman"/>
+          <w:sz w:val="20"/>
+          <w:szCs w:val="20"/>
+        </w:rPr>
+        <w:t>, y el posterior desarme del escenario).</w:t>
+      </w:r>
+    </w:p>
+    <w:p>
+      <w:pPr>
+        <w:pStyle w:val="Prrafodelista"/>
+        <w:rPr>
+          <w:rFonts w:ascii="Times New Roman" w:eastAsia="Times New Roman" w:hAnsi="Times New Roman" w:cs="Times New Roman"/>
+          <w:sz w:val="20"/>
+          <w:szCs w:val="20"/>
+        </w:rPr>
+      </w:pPr>
+    </w:p>
+    <w:p>
+      <w:pPr>
+        <w:pStyle w:val="Prrafodelista"/>
+        <w:rPr>
+          <w:rFonts w:ascii="Times New Roman" w:eastAsia="Times New Roman" w:hAnsi="Times New Roman" w:cs="Times New Roman"/>
+          <w:sz w:val="20"/>
+          <w:szCs w:val="20"/>
+          <w:highlight w:val="white"/>
+        </w:rPr>
+      </w:pPr>
+      <w:r>
+        <w:rPr>
+          <w:rFonts w:ascii="Times New Roman" w:eastAsia="Times New Roman" w:hAnsi="Times New Roman" w:cs="Times New Roman"/>
+          <w:sz w:val="20"/>
+          <w:szCs w:val="20"/>
+        </w:rPr>
+        <w:t xml:space="preserve">8.2      </w:t>
+      </w:r>
+      <w:r>
+        <w:rPr>
+          <w:rFonts w:ascii="Times New Roman" w:eastAsia="Times New Roman" w:hAnsi="Times New Roman" w:cs="Times New Roman"/>
+          <w:sz w:val="20"/>
+          <w:szCs w:val="20"/>
+          <w:highlight w:val="white"/>
+        </w:rPr>
+        <w:t>La adquisición de las pólizas mencionadas no eximirá al CONTRATANTE de su responsabilidad, ni se considerará como un cumplimiento completo de sus obligaciones de indemnización.</w:t>
+      </w:r>
+    </w:p>
+    <w:p>
+      <w:pPr>
+        <w:pStyle w:val="Prrafodelista"/>
+        <w:rPr>
+          <w:rFonts w:ascii="Times New Roman" w:eastAsia="Times New Roman" w:hAnsi="Times New Roman" w:cs="Times New Roman"/>
+          <w:sz w:val="20"/>
+          <w:szCs w:val="20"/>
+          <w:highlight w:val="white"/>
+        </w:rPr>
+      </w:pPr>
+    </w:p>
+    <w:p>
+      <w:pPr>
+        <w:pStyle w:val="Prrafodelista"/>
+        <w:rPr>
+          <w:rFonts w:ascii="Times New Roman" w:eastAsia="Times New Roman" w:hAnsi="Times New Roman" w:cs="Times New Roman"/>
+          <w:sz w:val="20"/>
+          <w:szCs w:val="20"/>
+        </w:rPr>
+      </w:pPr>
+      <w:r>
+        <w:rPr>
+          <w:rFonts w:ascii="Times New Roman" w:eastAsia="Times New Roman" w:hAnsi="Times New Roman" w:cs="Times New Roman"/>
+          <w:sz w:val="20"/>
+          <w:szCs w:val="20"/>
+          <w:highlight w:val="white"/>
+        </w:rPr>
+        <w:t xml:space="preserve">8.3      </w:t>
+      </w:r>
+      <w:r>
+        <w:rPr>
+          <w:rFonts w:ascii="Times New Roman" w:eastAsia="Times New Roman" w:hAnsi="Times New Roman" w:cs="Times New Roman"/>
+          <w:sz w:val="20"/>
+          <w:szCs w:val="20"/>
+        </w:rPr>
+        <w:t xml:space="preserve">El CONTRATANTE tendrá a su cuenta y cargo la obligación de contar con los respectivos certificados de habilitación municipal, policial y bomberos del local en donde se realizará el </w:t>
+      </w:r>
+      <w:proofErr w:type="gramStart"/>
+      <w:r>
+        <w:rPr>
+          <w:rFonts w:ascii="Times New Roman" w:eastAsia="Times New Roman" w:hAnsi="Times New Roman" w:cs="Times New Roman"/>
+          <w:sz w:val="20"/>
+          <w:szCs w:val="20"/>
+        </w:rPr>
+        <w:t>SHOW</w:t>
+      </w:r>
+      <w:proofErr w:type="gramEnd"/>
+      <w:r>
+        <w:rPr>
+          <w:rFonts w:ascii="Times New Roman" w:eastAsia="Times New Roman" w:hAnsi="Times New Roman" w:cs="Times New Roman"/>
+          <w:sz w:val="20"/>
+          <w:szCs w:val="20"/>
+        </w:rPr>
+        <w:t>, como así también, de respetar la capacidad máxima de gente permitida en dichas habilitaciones.</w:t>
+      </w:r>
+    </w:p>
+    <w:p>
+      <w:pPr>
+        <w:pStyle w:val="Prrafodelista"/>
+        <w:rPr>
+          <w:rFonts w:ascii="Times New Roman" w:eastAsia="Times New Roman" w:hAnsi="Times New Roman" w:cs="Times New Roman"/>
+          <w:sz w:val="20"/>
+          <w:szCs w:val="20"/>
         </w:rPr>
       </w:pPr>
     </w:p>
@@ -3281,90 +4314,179 @@
           <w:sz w:val="20"/>
           <w:szCs w:val="20"/>
         </w:rPr>
-        <w:t>DÉCIMA: CONFIDENCIALIDAD.</w:t>
-      </w:r>
-    </w:p>
-    <w:p>
-      <w:pPr>
-        <w:pStyle w:val="Prrafodelista"/>
-      </w:pPr>
-    </w:p>
-    <w:p>
-      <w:pPr>
-        <w:pStyle w:val="Prrafodelista"/>
-        <w:rPr>
-          <w:rFonts w:ascii="Times New Roman" w:eastAsia="Times New Roman" w:hAnsi="Times New Roman" w:cs="Times New Roman"/>
-          <w:sz w:val="20"/>
-          <w:szCs w:val="20"/>
-        </w:rPr>
-      </w:pPr>
-      <w:r>
-        <w:rPr>
-          <w:rFonts w:ascii="Times New Roman" w:eastAsia="Times New Roman" w:hAnsi="Times New Roman" w:cs="Times New Roman"/>
-          <w:sz w:val="20"/>
-          <w:szCs w:val="20"/>
-          <w:highlight w:val="white"/>
-        </w:rPr>
-        <w:t xml:space="preserve">10.1      </w:t>
-      </w:r>
-      <w:r>
-        <w:rPr>
-          <w:rFonts w:ascii="Times New Roman" w:eastAsia="Times New Roman" w:hAnsi="Times New Roman" w:cs="Times New Roman"/>
-          <w:sz w:val="20"/>
-          <w:szCs w:val="20"/>
-        </w:rPr>
-        <w:t>Las Partes convienen en no revelar a ningún tercero ninguna información de la otra parte a la que hubieran tenido o tuvieran acceso, y que se encuentre relacionada (i) con el SHOW objeto de este Acuerdo; (</w:t>
-      </w:r>
-      <w:proofErr w:type="spellStart"/>
-      <w:r>
-        <w:rPr>
-          <w:rFonts w:ascii="Times New Roman" w:eastAsia="Times New Roman" w:hAnsi="Times New Roman" w:cs="Times New Roman"/>
-          <w:sz w:val="20"/>
-          <w:szCs w:val="20"/>
-        </w:rPr>
-        <w:t>ii</w:t>
-      </w:r>
-      <w:proofErr w:type="spellEnd"/>
-      <w:r>
-        <w:rPr>
-          <w:rFonts w:ascii="Times New Roman" w:eastAsia="Times New Roman" w:hAnsi="Times New Roman" w:cs="Times New Roman"/>
-          <w:sz w:val="20"/>
-          <w:szCs w:val="20"/>
-        </w:rPr>
-        <w:t>) la otra Parte; o (</w:t>
-      </w:r>
-      <w:proofErr w:type="spellStart"/>
-      <w:r>
-        <w:rPr>
-          <w:rFonts w:ascii="Times New Roman" w:eastAsia="Times New Roman" w:hAnsi="Times New Roman" w:cs="Times New Roman"/>
-          <w:sz w:val="20"/>
-          <w:szCs w:val="20"/>
-        </w:rPr>
-        <w:t>iii</w:t>
-      </w:r>
-      <w:proofErr w:type="spellEnd"/>
-      <w:r>
-        <w:rPr>
-          <w:rFonts w:ascii="Times New Roman" w:eastAsia="Times New Roman" w:hAnsi="Times New Roman" w:cs="Times New Roman"/>
-          <w:sz w:val="20"/>
-          <w:szCs w:val="20"/>
-        </w:rPr>
-        <w:t>) al presente Acuerdo, salvo que tuviera que ser divulgada por normativa u orden aplicable a dicha Parte. En caso de incumplimiento de las obligaciones establecidas en esta cláusula, la Parte cumplidora tendrá derecho a rescindir el presente Acuerdo sin pago de indemnización alguna y a demandar a la Parte incumplidora el pago de los daños y perjuicios ocasionados.</w:t>
-      </w:r>
-    </w:p>
-    <w:p>
-      <w:pPr>
-        <w:pStyle w:val="Prrafodelista"/>
-        <w:rPr>
-          <w:rFonts w:ascii="Times New Roman" w:eastAsia="Times New Roman" w:hAnsi="Times New Roman" w:cs="Times New Roman"/>
-          <w:sz w:val="20"/>
-          <w:szCs w:val="20"/>
-        </w:rPr>
-      </w:pPr>
-    </w:p>
-    <w:p>
-      <w:pPr>
-        <w:pStyle w:val="Prrafodelista"/>
+        <w:t>NOVENA: GRABACIONES.</w:t>
+      </w:r>
+    </w:p>
+    <w:p>
+      <w:pPr>
+        <w:pStyle w:val="Prrafodelista"/>
+      </w:pPr>
+    </w:p>
+    <w:p>
+      <w:pPr>
+        <w:pStyle w:val="Prrafodelista"/>
+        <w:rPr>
+          <w:rFonts w:ascii="Times New Roman" w:eastAsia="Times New Roman" w:hAnsi="Times New Roman" w:cs="Times New Roman"/>
+          <w:sz w:val="20"/>
+          <w:szCs w:val="20"/>
+          <w:highlight w:val="white"/>
+        </w:rPr>
+      </w:pPr>
+      <w:r>
+        <w:rPr>
+          <w:rFonts w:ascii="Times New Roman" w:eastAsia="Times New Roman" w:hAnsi="Times New Roman" w:cs="Times New Roman"/>
+          <w:sz w:val="20"/>
+          <w:szCs w:val="20"/>
+          <w:highlight w:val="white"/>
+        </w:rPr>
+        <w:t xml:space="preserve">9.1      El CONTRATANTE podrá difundir, emitir, transmitir y grabar las ejecuciones musicales realizadas por el ARTISTA en el </w:t>
+      </w:r>
+      <w:proofErr w:type="gramStart"/>
+      <w:r>
+        <w:rPr>
+          <w:rFonts w:ascii="Times New Roman" w:eastAsia="Times New Roman" w:hAnsi="Times New Roman" w:cs="Times New Roman"/>
+          <w:sz w:val="20"/>
+          <w:szCs w:val="20"/>
+          <w:highlight w:val="white"/>
+        </w:rPr>
+        <w:t>SHOW</w:t>
+      </w:r>
+      <w:proofErr w:type="gramEnd"/>
+      <w:r>
+        <w:rPr>
+          <w:rFonts w:ascii="Times New Roman" w:eastAsia="Times New Roman" w:hAnsi="Times New Roman" w:cs="Times New Roman"/>
+          <w:sz w:val="20"/>
+          <w:szCs w:val="20"/>
+          <w:highlight w:val="white"/>
+        </w:rPr>
+        <w:t xml:space="preserve">, siempre y cuando obtenga la autorización previa del ARTISTA. En caso de que el CONTRATANTE desee crear un video resumen del EVENTO que incluya imágenes del </w:t>
+      </w:r>
+      <w:proofErr w:type="gramStart"/>
+      <w:r>
+        <w:rPr>
+          <w:rFonts w:ascii="Times New Roman" w:eastAsia="Times New Roman" w:hAnsi="Times New Roman" w:cs="Times New Roman"/>
+          <w:sz w:val="20"/>
+          <w:szCs w:val="20"/>
+          <w:highlight w:val="white"/>
+        </w:rPr>
+        <w:t>SHOW</w:t>
+      </w:r>
+      <w:proofErr w:type="gramEnd"/>
+      <w:r>
+        <w:rPr>
+          <w:rFonts w:ascii="Times New Roman" w:eastAsia="Times New Roman" w:hAnsi="Times New Roman" w:cs="Times New Roman"/>
+          <w:sz w:val="20"/>
+          <w:szCs w:val="20"/>
+          <w:highlight w:val="white"/>
+        </w:rPr>
+        <w:t xml:space="preserve"> del ARTISTA, deberá someter dicho video a la aprobación del ARTISTA antes de su difusión. Además, el CONTRATANTE no podrá utilizar fonogramas del ARTISTA ni grabaciones de sus interpretaciones en vivo en el video resumen del EVENTO sin la previa autorización del ARTISTA.</w:t>
+      </w:r>
+    </w:p>
+    <w:p>
+      <w:pPr>
+        <w:pStyle w:val="Prrafodelista"/>
+        <w:rPr>
+          <w:rFonts w:ascii="Times New Roman" w:eastAsia="Times New Roman" w:hAnsi="Times New Roman" w:cs="Times New Roman"/>
+          <w:sz w:val="20"/>
+          <w:szCs w:val="20"/>
+          <w:highlight w:val="white"/>
+        </w:rPr>
+      </w:pPr>
+    </w:p>
+    <w:p>
+      <w:pPr>
+        <w:pStyle w:val="Prrafodelista"/>
+        <w:rPr>
+          <w:rFonts w:ascii="Times New Roman" w:eastAsia="Times New Roman" w:hAnsi="Times New Roman" w:cs="Times New Roman"/>
+          <w:sz w:val="20"/>
+          <w:szCs w:val="20"/>
+        </w:rPr>
+      </w:pPr>
+      <w:r>
+        <w:rPr>
+          <w:rFonts w:ascii="Times New Roman" w:eastAsia="Times New Roman" w:hAnsi="Times New Roman" w:cs="Times New Roman"/>
+          <w:sz w:val="20"/>
+          <w:szCs w:val="20"/>
+          <w:highlight w:val="white"/>
+        </w:rPr>
+        <w:t xml:space="preserve">9.2      </w:t>
+      </w:r>
+      <w:r>
+        <w:rPr>
+          <w:rFonts w:ascii="Times New Roman" w:eastAsia="Times New Roman" w:hAnsi="Times New Roman" w:cs="Times New Roman"/>
+          <w:sz w:val="20"/>
+          <w:szCs w:val="20"/>
+        </w:rPr>
+        <w:t>El ARTISTA y/o quien ésta indique, podrá libremente grabar y/o filmar la presentación del ARTISTA objeto de la presente.</w:t>
+      </w:r>
+    </w:p>
+    <w:p>
+      <w:pPr>
+        <w:pStyle w:val="Prrafodelista"/>
+        <w:rPr>
+          <w:rFonts w:ascii="Times New Roman" w:eastAsia="Times New Roman" w:hAnsi="Times New Roman" w:cs="Times New Roman"/>
+          <w:sz w:val="20"/>
+          <w:szCs w:val="20"/>
+        </w:rPr>
+      </w:pPr>
+    </w:p>
+    <w:p>
+      <w:pPr>
+        <w:pStyle w:val="Prrafodelista"/>
+        <w:rPr>
+          <w:rFonts w:ascii="Times New Roman" w:eastAsia="Times New Roman" w:hAnsi="Times New Roman" w:cs="Times New Roman"/>
+          <w:sz w:val="20"/>
+          <w:szCs w:val="20"/>
+          <w:highlight w:val="white"/>
+        </w:rPr>
+      </w:pPr>
+      <w:r>
+        <w:rPr>
+          <w:rFonts w:ascii="Times New Roman" w:eastAsia="Times New Roman" w:hAnsi="Times New Roman" w:cs="Times New Roman"/>
+          <w:sz w:val="20"/>
+          <w:szCs w:val="20"/>
+        </w:rPr>
+        <w:t xml:space="preserve">9.3      </w:t>
+      </w:r>
+      <w:r>
+        <w:rPr>
+          <w:rFonts w:ascii="Times New Roman" w:eastAsia="Times New Roman" w:hAnsi="Times New Roman" w:cs="Times New Roman"/>
+          <w:sz w:val="20"/>
+          <w:szCs w:val="20"/>
+          <w:highlight w:val="white"/>
+        </w:rPr>
+        <w:t xml:space="preserve">El CONTRATANTE reconoce que, en caso de que se realicen grabaciones "oficiales" de audio y video de la presentación del ARTISTA en el </w:t>
+      </w:r>
+      <w:proofErr w:type="gramStart"/>
+      <w:r>
+        <w:rPr>
+          <w:rFonts w:ascii="Times New Roman" w:eastAsia="Times New Roman" w:hAnsi="Times New Roman" w:cs="Times New Roman"/>
+          <w:sz w:val="20"/>
+          <w:szCs w:val="20"/>
+          <w:highlight w:val="white"/>
+        </w:rPr>
+        <w:t>SHOW</w:t>
+      </w:r>
+      <w:proofErr w:type="gramEnd"/>
+      <w:r>
+        <w:rPr>
+          <w:rFonts w:ascii="Times New Roman" w:eastAsia="Times New Roman" w:hAnsi="Times New Roman" w:cs="Times New Roman"/>
+          <w:sz w:val="20"/>
+          <w:szCs w:val="20"/>
+          <w:highlight w:val="white"/>
+        </w:rPr>
+        <w:t>, las mismas serán consideradas como propiedad exclusiva del ARTISTA. No obstante, se acuerda que el CONTRATANTE tendrá acceso a estas grabaciones para su uso promocional y de archivo, con la condición de que se entreguen al ARTISTA inmediatamente después del evento, según lo indique el ARTISTA.</w:t>
+      </w:r>
+    </w:p>
+    <w:p>
+      <w:pPr>
+        <w:pStyle w:val="Prrafodelista"/>
+        <w:rPr>
+          <w:rFonts w:ascii="Times New Roman" w:eastAsia="Times New Roman" w:hAnsi="Times New Roman" w:cs="Times New Roman"/>
+          <w:sz w:val="20"/>
+          <w:szCs w:val="20"/>
+          <w:highlight w:val="white"/>
+        </w:rPr>
       </w:pPr>
     </w:p>
     <w:p>
@@ -3386,9 +4508,113 @@
           <w:sz w:val="20"/>
           <w:szCs w:val="20"/>
         </w:rPr>
-        <w:t xml:space="preserve">DÉCIMA </w:t>
-      </w:r>
-      <w:r>
+        <w:t>DÉCIMA: CONFIDENCIALIDAD.</w:t>
+      </w:r>
+    </w:p>
+    <w:p>
+      <w:pPr>
+        <w:pStyle w:val="Prrafodelista"/>
+      </w:pPr>
+    </w:p>
+    <w:p>
+      <w:pPr>
+        <w:pStyle w:val="Prrafodelista"/>
+        <w:rPr>
+          <w:rFonts w:ascii="Times New Roman" w:eastAsia="Times New Roman" w:hAnsi="Times New Roman" w:cs="Times New Roman"/>
+          <w:sz w:val="20"/>
+          <w:szCs w:val="20"/>
+        </w:rPr>
+      </w:pPr>
+      <w:r>
+        <w:rPr>
+          <w:rFonts w:ascii="Times New Roman" w:eastAsia="Times New Roman" w:hAnsi="Times New Roman" w:cs="Times New Roman"/>
+          <w:sz w:val="20"/>
+          <w:szCs w:val="20"/>
+          <w:highlight w:val="white"/>
+        </w:rPr>
+        <w:t xml:space="preserve">10.1      </w:t>
+      </w:r>
+      <w:r>
+        <w:rPr>
+          <w:rFonts w:ascii="Times New Roman" w:eastAsia="Times New Roman" w:hAnsi="Times New Roman" w:cs="Times New Roman"/>
+          <w:sz w:val="20"/>
+          <w:szCs w:val="20"/>
+        </w:rPr>
+        <w:t xml:space="preserve">Las Partes convienen en no revelar a ningún tercero ninguna información de la otra parte a la que hubieran tenido o tuvieran acceso, y que se encuentre relacionada (i) con el </w:t>
+      </w:r>
+      <w:proofErr w:type="gramStart"/>
+      <w:r>
+        <w:rPr>
+          <w:rFonts w:ascii="Times New Roman" w:eastAsia="Times New Roman" w:hAnsi="Times New Roman" w:cs="Times New Roman"/>
+          <w:sz w:val="20"/>
+          <w:szCs w:val="20"/>
+        </w:rPr>
+        <w:t>SHOW</w:t>
+      </w:r>
+      <w:proofErr w:type="gramEnd"/>
+      <w:r>
+        <w:rPr>
+          <w:rFonts w:ascii="Times New Roman" w:eastAsia="Times New Roman" w:hAnsi="Times New Roman" w:cs="Times New Roman"/>
+          <w:sz w:val="20"/>
+          <w:szCs w:val="20"/>
+        </w:rPr>
+        <w:t xml:space="preserve"> objeto de este Acuerdo; (</w:t>
+      </w:r>
+      <w:proofErr w:type="spellStart"/>
+      <w:r>
+        <w:rPr>
+          <w:rFonts w:ascii="Times New Roman" w:eastAsia="Times New Roman" w:hAnsi="Times New Roman" w:cs="Times New Roman"/>
+          <w:sz w:val="20"/>
+          <w:szCs w:val="20"/>
+        </w:rPr>
+        <w:t>ii</w:t>
+      </w:r>
+      <w:proofErr w:type="spellEnd"/>
+      <w:r>
+        <w:rPr>
+          <w:rFonts w:ascii="Times New Roman" w:eastAsia="Times New Roman" w:hAnsi="Times New Roman" w:cs="Times New Roman"/>
+          <w:sz w:val="20"/>
+          <w:szCs w:val="20"/>
+        </w:rPr>
+        <w:t>) la otra Parte; o (</w:t>
+      </w:r>
+      <w:proofErr w:type="spellStart"/>
+      <w:r>
+        <w:rPr>
+          <w:rFonts w:ascii="Times New Roman" w:eastAsia="Times New Roman" w:hAnsi="Times New Roman" w:cs="Times New Roman"/>
+          <w:sz w:val="20"/>
+          <w:szCs w:val="20"/>
+        </w:rPr>
+        <w:t>iii</w:t>
+      </w:r>
+      <w:proofErr w:type="spellEnd"/>
+      <w:r>
+        <w:rPr>
+          <w:rFonts w:ascii="Times New Roman" w:eastAsia="Times New Roman" w:hAnsi="Times New Roman" w:cs="Times New Roman"/>
+          <w:sz w:val="20"/>
+          <w:szCs w:val="20"/>
+        </w:rPr>
+        <w:t>) al presente Acuerdo, salvo que tuviera que ser divulgada por normativa u orden aplicable a dicha Parte. En caso de incumplimiento de las obligaciones establecidas en esta cláusula, la Parte cumplidora tendrá derecho a rescindir el presente Acuerdo sin pago de indemnización alguna y a demandar a la Parte incumplidora el pago de los daños y perjuicios ocasionados.</w:t>
+      </w:r>
+    </w:p>
+    <w:p>
+      <w:pPr>
+        <w:pStyle w:val="Prrafodelista"/>
+        <w:rPr>
+          <w:rFonts w:ascii="Times New Roman" w:eastAsia="Times New Roman" w:hAnsi="Times New Roman" w:cs="Times New Roman"/>
+          <w:sz w:val="20"/>
+          <w:szCs w:val="20"/>
+        </w:rPr>
+      </w:pPr>
+    </w:p>
+    <w:p>
+      <w:pPr>
+        <w:pStyle w:val="Prrafodelista"/>
+      </w:pPr>
+    </w:p>
+    <w:p>
+      <w:pPr>
+        <w:pStyle w:val="Prrafodelista"/>
         <w:rPr>
           <w:rFonts w:ascii="Times New Roman" w:eastAsia="Times New Roman" w:hAnsi="Times New Roman" w:cs="Times New Roman"/>
           <w:b/>
@@ -3396,8 +4622,7 @@
           <w:sz w:val="20"/>
           <w:szCs w:val="20"/>
         </w:rPr>
-        <w:t>PRIMERA</w:t>
-      </w:r>
+      </w:pPr>
       <w:r>
         <w:rPr>
           <w:rFonts w:ascii="Times New Roman" w:eastAsia="Times New Roman" w:hAnsi="Times New Roman" w:cs="Times New Roman"/>
@@ -3406,95 +4631,9 @@
           <w:sz w:val="20"/>
           <w:szCs w:val="20"/>
         </w:rPr>
-        <w:t>: NO ASOCIACION</w:t>
-      </w:r>
-    </w:p>
-    <w:p>
-      <w:pPr>
-        <w:pStyle w:val="Prrafodelista"/>
-      </w:pPr>
-    </w:p>
-    <w:p>
-      <w:pPr>
-        <w:pStyle w:val="Prrafodelista"/>
-        <w:rPr>
-          <w:rFonts w:ascii="Times New Roman" w:eastAsia="Times New Roman" w:hAnsi="Times New Roman" w:cs="Times New Roman"/>
-          <w:sz w:val="20"/>
-          <w:szCs w:val="20"/>
-        </w:rPr>
-      </w:pPr>
-      <w:r>
-        <w:rPr>
-          <w:rFonts w:ascii="Times New Roman" w:eastAsia="Times New Roman" w:hAnsi="Times New Roman" w:cs="Times New Roman"/>
-          <w:sz w:val="20"/>
-          <w:szCs w:val="20"/>
-        </w:rPr>
-        <w:t>1</w:t>
-      </w:r>
-      <w:r>
-        <w:rPr>
-          <w:rFonts w:ascii="Times New Roman" w:eastAsia="Times New Roman" w:hAnsi="Times New Roman" w:cs="Times New Roman"/>
-          <w:sz w:val="20"/>
-          <w:szCs w:val="20"/>
-        </w:rPr>
-        <w:t>1</w:t>
-      </w:r>
-      <w:r>
-        <w:rPr>
-          <w:rFonts w:ascii="Times New Roman" w:eastAsia="Times New Roman" w:hAnsi="Times New Roman" w:cs="Times New Roman"/>
-          <w:sz w:val="20"/>
-          <w:szCs w:val="20"/>
-        </w:rPr>
-        <w:t>.1      Nada de lo previsto en el presente Acuerdo constituirá o implicará ningún tipo de afiliación, asociación, sociedad, agencia o asociación en participación entre las Partes. Ninguna de las Partes se ostenta de forma alguna como asociado, socio, agente o asociado en participación de la otra parte.</w:t>
-      </w:r>
-    </w:p>
-    <w:p>
-      <w:pPr>
-        <w:pStyle w:val="Prrafodelista"/>
-        <w:rPr>
-          <w:rFonts w:ascii="Times New Roman" w:eastAsia="Times New Roman" w:hAnsi="Times New Roman" w:cs="Times New Roman"/>
-          <w:sz w:val="20"/>
-          <w:szCs w:val="20"/>
-        </w:rPr>
-      </w:pPr>
-    </w:p>
-    <w:p>
-      <w:pPr>
-        <w:pStyle w:val="Prrafodelista"/>
-        <w:rPr>
-          <w:rFonts w:ascii="Times New Roman" w:eastAsia="Times New Roman" w:hAnsi="Times New Roman" w:cs="Times New Roman"/>
-          <w:sz w:val="20"/>
-          <w:szCs w:val="20"/>
-        </w:rPr>
-      </w:pPr>
-      <w:r>
-        <w:rPr>
-          <w:rFonts w:ascii="Times New Roman" w:eastAsia="Times New Roman" w:hAnsi="Times New Roman" w:cs="Times New Roman"/>
-          <w:sz w:val="20"/>
-          <w:szCs w:val="20"/>
-        </w:rPr>
-        <w:t>1</w:t>
-      </w:r>
-      <w:r>
-        <w:rPr>
-          <w:rFonts w:ascii="Times New Roman" w:eastAsia="Times New Roman" w:hAnsi="Times New Roman" w:cs="Times New Roman"/>
-          <w:sz w:val="20"/>
-          <w:szCs w:val="20"/>
-        </w:rPr>
-        <w:t>1</w:t>
-      </w:r>
-      <w:r>
-        <w:rPr>
-          <w:rFonts w:ascii="Times New Roman" w:eastAsia="Times New Roman" w:hAnsi="Times New Roman" w:cs="Times New Roman"/>
-          <w:sz w:val="20"/>
-          <w:szCs w:val="20"/>
-        </w:rPr>
-        <w:t>.2      El CONTRATANTE manifiesta que es un agente independiente, y que cuenta con los derechos y recursos necesarios para celebrar y cumplir con el presente Acuerdo. El CONTRATANTE se obliga a mantener indemne al ARTISTA, su manager, asistentes, etc., por cualquier reclamo legal de índole laboral que estos reciban por parte de personal contratado por el CONTRATANTE, incluyendo pero no limitándose a, todas las sumas indemnizatorias, gastos, costos, costas, tasas, aranceles y honorarios razonables de abogados de los que el ARTISTA, su manager, asistentes, etc., hayan incurrido como consecuencia de tales reclamos.</w:t>
-      </w:r>
-    </w:p>
-    <w:p>
-      <w:pPr>
-        <w:pStyle w:val="Prrafodelista"/>
+        <w:t xml:space="preserve">DÉCIMA </w:t>
+      </w:r>
+      <w:r>
         <w:rPr>
           <w:rFonts w:ascii="Times New Roman" w:eastAsia="Times New Roman" w:hAnsi="Times New Roman" w:cs="Times New Roman"/>
           <w:b/>
@@ -3502,11 +4641,9 @@
           <w:sz w:val="20"/>
           <w:szCs w:val="20"/>
         </w:rPr>
-      </w:pPr>
-    </w:p>
-    <w:p>
-      <w:pPr>
-        <w:pStyle w:val="Prrafodelista"/>
+        <w:t>PRIMERA</w:t>
+      </w:r>
+      <w:r>
         <w:rPr>
           <w:rFonts w:ascii="Times New Roman" w:eastAsia="Times New Roman" w:hAnsi="Times New Roman" w:cs="Times New Roman"/>
           <w:b/>
@@ -3514,8 +4651,149 @@
           <w:sz w:val="20"/>
           <w:szCs w:val="20"/>
         </w:rPr>
-      </w:pPr>
-      <w:r>
+        <w:t>: NO ASOCIACION</w:t>
+      </w:r>
+    </w:p>
+    <w:p>
+      <w:pPr>
+        <w:pStyle w:val="Prrafodelista"/>
+      </w:pPr>
+    </w:p>
+    <w:p>
+      <w:pPr>
+        <w:pStyle w:val="Prrafodelista"/>
+        <w:rPr>
+          <w:rFonts w:ascii="Times New Roman" w:eastAsia="Times New Roman" w:hAnsi="Times New Roman" w:cs="Times New Roman"/>
+          <w:sz w:val="20"/>
+          <w:szCs w:val="20"/>
+        </w:rPr>
+      </w:pPr>
+      <w:r>
+        <w:rPr>
+          <w:rFonts w:ascii="Times New Roman" w:eastAsia="Times New Roman" w:hAnsi="Times New Roman" w:cs="Times New Roman"/>
+          <w:sz w:val="20"/>
+          <w:szCs w:val="20"/>
+        </w:rPr>
+        <w:t>1</w:t>
+      </w:r>
+      <w:r>
+        <w:rPr>
+          <w:rFonts w:ascii="Times New Roman" w:eastAsia="Times New Roman" w:hAnsi="Times New Roman" w:cs="Times New Roman"/>
+          <w:sz w:val="20"/>
+          <w:szCs w:val="20"/>
+        </w:rPr>
+        <w:t>1</w:t>
+      </w:r>
+      <w:r>
+        <w:rPr>
+          <w:rFonts w:ascii="Times New Roman" w:eastAsia="Times New Roman" w:hAnsi="Times New Roman" w:cs="Times New Roman"/>
+          <w:sz w:val="20"/>
+          <w:szCs w:val="20"/>
+        </w:rPr>
+        <w:t>.1      Nada de lo previsto en el presente Acuerdo constituirá o implicará ningún tipo de afiliación, asociación, sociedad, agencia o asociación en participación entre las Partes. Ninguna de las Partes se ostenta de forma alguna como asociado, socio, agente o asociado en participación de la otra parte.</w:t>
+      </w:r>
+    </w:p>
+    <w:p>
+      <w:pPr>
+        <w:pStyle w:val="Prrafodelista"/>
+        <w:rPr>
+          <w:rFonts w:ascii="Times New Roman" w:eastAsia="Times New Roman" w:hAnsi="Times New Roman" w:cs="Times New Roman"/>
+          <w:sz w:val="20"/>
+          <w:szCs w:val="20"/>
+        </w:rPr>
+      </w:pPr>
+    </w:p>
+    <w:p>
+      <w:pPr>
+        <w:pStyle w:val="Prrafodelista"/>
+        <w:rPr>
+          <w:rFonts w:ascii="Times New Roman" w:eastAsia="Times New Roman" w:hAnsi="Times New Roman" w:cs="Times New Roman"/>
+          <w:sz w:val="20"/>
+          <w:szCs w:val="20"/>
+        </w:rPr>
+      </w:pPr>
+      <w:r>
+        <w:rPr>
+          <w:rFonts w:ascii="Times New Roman" w:eastAsia="Times New Roman" w:hAnsi="Times New Roman" w:cs="Times New Roman"/>
+          <w:sz w:val="20"/>
+          <w:szCs w:val="20"/>
+        </w:rPr>
+        <w:t>1</w:t>
+      </w:r>
+      <w:r>
+        <w:rPr>
+          <w:rFonts w:ascii="Times New Roman" w:eastAsia="Times New Roman" w:hAnsi="Times New Roman" w:cs="Times New Roman"/>
+          <w:sz w:val="20"/>
+          <w:szCs w:val="20"/>
+        </w:rPr>
+        <w:t>1</w:t>
+      </w:r>
+      <w:r>
+        <w:rPr>
+          <w:rFonts w:ascii="Times New Roman" w:eastAsia="Times New Roman" w:hAnsi="Times New Roman" w:cs="Times New Roman"/>
+          <w:sz w:val="20"/>
+          <w:szCs w:val="20"/>
+        </w:rPr>
+        <w:t xml:space="preserve">.2      El CONTRATANTE manifiesta que es un agente independiente, y que cuenta con los derechos y recursos necesarios para celebrar y cumplir con el presente Acuerdo. El CONTRATANTE se obliga a mantener indemne al ARTISTA, su </w:t>
+      </w:r>
+      <w:proofErr w:type="gramStart"/>
+      <w:r>
+        <w:rPr>
+          <w:rFonts w:ascii="Times New Roman" w:eastAsia="Times New Roman" w:hAnsi="Times New Roman" w:cs="Times New Roman"/>
+          <w:sz w:val="20"/>
+          <w:szCs w:val="20"/>
+        </w:rPr>
+        <w:t>manager</w:t>
+      </w:r>
+      <w:proofErr w:type="gramEnd"/>
+      <w:r>
+        <w:rPr>
+          <w:rFonts w:ascii="Times New Roman" w:eastAsia="Times New Roman" w:hAnsi="Times New Roman" w:cs="Times New Roman"/>
+          <w:sz w:val="20"/>
+          <w:szCs w:val="20"/>
+        </w:rPr>
+        <w:t xml:space="preserve">, asistentes, etc., por cualquier reclamo legal de índole laboral que estos reciban por parte de personal contratado por el CONTRATANTE, </w:t>
+      </w:r>
+      <w:proofErr w:type="gramStart"/>
+      <w:r>
+        <w:rPr>
+          <w:rFonts w:ascii="Times New Roman" w:eastAsia="Times New Roman" w:hAnsi="Times New Roman" w:cs="Times New Roman"/>
+          <w:sz w:val="20"/>
+          <w:szCs w:val="20"/>
+        </w:rPr>
+        <w:t>incluyendo</w:t>
+      </w:r>
+      <w:proofErr w:type="gramEnd"/>
+      <w:r>
+        <w:rPr>
+          <w:rFonts w:ascii="Times New Roman" w:eastAsia="Times New Roman" w:hAnsi="Times New Roman" w:cs="Times New Roman"/>
+          <w:sz w:val="20"/>
+          <w:szCs w:val="20"/>
+        </w:rPr>
+        <w:t xml:space="preserve"> pero no limitándose a, todas las sumas indemnizatorias, gastos, costos, costas, tasas, aranceles y honorarios razonables de abogados de los que el ARTISTA, su </w:t>
+      </w:r>
+      <w:proofErr w:type="gramStart"/>
+      <w:r>
+        <w:rPr>
+          <w:rFonts w:ascii="Times New Roman" w:eastAsia="Times New Roman" w:hAnsi="Times New Roman" w:cs="Times New Roman"/>
+          <w:sz w:val="20"/>
+          <w:szCs w:val="20"/>
+        </w:rPr>
+        <w:t>manager</w:t>
+      </w:r>
+      <w:proofErr w:type="gramEnd"/>
+      <w:r>
+        <w:rPr>
+          <w:rFonts w:ascii="Times New Roman" w:eastAsia="Times New Roman" w:hAnsi="Times New Roman" w:cs="Times New Roman"/>
+          <w:sz w:val="20"/>
+          <w:szCs w:val="20"/>
+        </w:rPr>
+        <w:t>, asistentes, etc., hayan incurrido como consecuencia de tales reclamos.</w:t>
+      </w:r>
+    </w:p>
+    <w:p>
+      <w:pPr>
+        <w:pStyle w:val="Prrafodelista"/>
         <w:rPr>
           <w:rFonts w:ascii="Times New Roman" w:eastAsia="Times New Roman" w:hAnsi="Times New Roman" w:cs="Times New Roman"/>
           <w:b/>
@@ -3523,9 +4801,11 @@
           <w:sz w:val="20"/>
           <w:szCs w:val="20"/>
         </w:rPr>
-        <w:t xml:space="preserve">DÉCIMA </w:t>
-      </w:r>
-      <w:r>
+      </w:pPr>
+    </w:p>
+    <w:p>
+      <w:pPr>
+        <w:pStyle w:val="Prrafodelista"/>
         <w:rPr>
           <w:rFonts w:ascii="Times New Roman" w:eastAsia="Times New Roman" w:hAnsi="Times New Roman" w:cs="Times New Roman"/>
           <w:b/>
@@ -3533,8 +4813,7 @@
           <w:sz w:val="20"/>
           <w:szCs w:val="20"/>
         </w:rPr>
-        <w:t>SEGUNDA</w:t>
-      </w:r>
+      </w:pPr>
       <w:r>
         <w:rPr>
           <w:rFonts w:ascii="Times New Roman" w:eastAsia="Times New Roman" w:hAnsi="Times New Roman" w:cs="Times New Roman"/>
@@ -3543,118 +4822,9 @@
           <w:sz w:val="20"/>
           <w:szCs w:val="20"/>
         </w:rPr>
-        <w:t>: OBLIGACIONES SINDICALES.</w:t>
-      </w:r>
-    </w:p>
-    <w:p>
-      <w:pPr>
-        <w:pStyle w:val="Prrafodelista"/>
-      </w:pPr>
-    </w:p>
-    <w:p>
-      <w:pPr>
-        <w:pStyle w:val="Prrafodelista"/>
-        <w:rPr>
-          <w:rFonts w:ascii="Times New Roman" w:eastAsia="Times New Roman" w:hAnsi="Times New Roman" w:cs="Times New Roman"/>
-          <w:sz w:val="20"/>
-          <w:szCs w:val="20"/>
-        </w:rPr>
-      </w:pPr>
-      <w:r>
-        <w:rPr>
-          <w:rFonts w:ascii="Times New Roman" w:eastAsia="Times New Roman" w:hAnsi="Times New Roman" w:cs="Times New Roman"/>
-          <w:sz w:val="20"/>
-          <w:szCs w:val="20"/>
-        </w:rPr>
-        <w:t>1</w:t>
-      </w:r>
-      <w:r>
-        <w:rPr>
-          <w:rFonts w:ascii="Times New Roman" w:eastAsia="Times New Roman" w:hAnsi="Times New Roman" w:cs="Times New Roman"/>
-          <w:sz w:val="20"/>
-          <w:szCs w:val="20"/>
-        </w:rPr>
-        <w:t>2</w:t>
-      </w:r>
-      <w:r>
-        <w:rPr>
-          <w:rFonts w:ascii="Times New Roman" w:eastAsia="Times New Roman" w:hAnsi="Times New Roman" w:cs="Times New Roman"/>
-          <w:sz w:val="20"/>
-          <w:szCs w:val="20"/>
-        </w:rPr>
-        <w:t>.1      El CONTRATANTE reconoce y conviene que será el único responsable de cualquier pago, cuota o costo a cualquier sindicato, gremio o asociación respecto a la afiliación de algún empleado, trabajador autónomo o subcontratista, agente o cualquier otra persona contratada por el CONTRATANTE con motivo del SHOW. El CONTRATANTE conviene en defender, indemnizar y mantener a salvo al ARTISTA, su manager, asistentes, etc., de cualquier reclamo o pago que deba realizarse a dichos sindicatos, gremios o asociaciones y le sea reclamado a ésta.</w:t>
-      </w:r>
-    </w:p>
-    <w:p>
-      <w:pPr>
-        <w:pStyle w:val="Prrafodelista"/>
-      </w:pPr>
-    </w:p>
-    <w:p>
-      <w:pPr>
-        <w:pStyle w:val="Prrafodelista"/>
-        <w:rPr>
-          <w:rFonts w:ascii="Times New Roman" w:eastAsia="Times New Roman" w:hAnsi="Times New Roman" w:cs="Times New Roman"/>
-          <w:sz w:val="20"/>
-          <w:szCs w:val="20"/>
-        </w:rPr>
-      </w:pPr>
-      <w:r>
-        <w:rPr>
-          <w:rFonts w:ascii="Times New Roman" w:eastAsia="Times New Roman" w:hAnsi="Times New Roman" w:cs="Times New Roman"/>
-          <w:sz w:val="20"/>
-          <w:szCs w:val="20"/>
-        </w:rPr>
-        <w:t>1</w:t>
-      </w:r>
-      <w:r>
-        <w:rPr>
-          <w:rFonts w:ascii="Times New Roman" w:eastAsia="Times New Roman" w:hAnsi="Times New Roman" w:cs="Times New Roman"/>
-          <w:sz w:val="20"/>
-          <w:szCs w:val="20"/>
-        </w:rPr>
-        <w:t>2</w:t>
-      </w:r>
-      <w:r>
-        <w:rPr>
-          <w:rFonts w:ascii="Times New Roman" w:eastAsia="Times New Roman" w:hAnsi="Times New Roman" w:cs="Times New Roman"/>
-          <w:sz w:val="20"/>
-          <w:szCs w:val="20"/>
-        </w:rPr>
-        <w:t>.2      Cada una de las Partes en este acto convienen (i) cumplir con todas y cada una de las leyes, ordenanzas y/o reglamentos aplicables y actualmente en vigor, o aquellas que en el futuro pudieren ser promulgadas y se encuentren relacionadas con su actividad comprometida en el presente Acuerdo y (</w:t>
-      </w:r>
-      <w:proofErr w:type="spellStart"/>
-      <w:r>
-        <w:rPr>
-          <w:rFonts w:ascii="Times New Roman" w:eastAsia="Times New Roman" w:hAnsi="Times New Roman" w:cs="Times New Roman"/>
-          <w:sz w:val="20"/>
-          <w:szCs w:val="20"/>
-        </w:rPr>
-        <w:t>ii</w:t>
-      </w:r>
-      <w:proofErr w:type="spellEnd"/>
-      <w:r>
-        <w:rPr>
-          <w:rFonts w:ascii="Times New Roman" w:eastAsia="Times New Roman" w:hAnsi="Times New Roman" w:cs="Times New Roman"/>
-          <w:sz w:val="20"/>
-          <w:szCs w:val="20"/>
-        </w:rPr>
-        <w:t>) obtener todas las autorizaciones, consentimientos, aprobaciones y permisos necesarios conforme a todas y cada una de las leyes, ordenanzas o reglamentos aplicables y relacionados con su actividad comprometida en el presente Acuerdo.</w:t>
-      </w:r>
-    </w:p>
-    <w:p>
-      <w:pPr>
-        <w:pStyle w:val="Prrafodelista"/>
-        <w:rPr>
-          <w:rFonts w:ascii="Times New Roman" w:eastAsia="Times New Roman" w:hAnsi="Times New Roman" w:cs="Times New Roman"/>
-          <w:sz w:val="20"/>
-          <w:szCs w:val="20"/>
-        </w:rPr>
-      </w:pPr>
-    </w:p>
-    <w:p>
-      <w:pPr>
-        <w:pStyle w:val="Prrafodelista"/>
+        <w:t xml:space="preserve">DÉCIMA </w:t>
+      </w:r>
+      <w:r>
         <w:rPr>
           <w:rFonts w:ascii="Times New Roman" w:eastAsia="Times New Roman" w:hAnsi="Times New Roman" w:cs="Times New Roman"/>
           <w:b/>
@@ -3662,7 +4832,8 @@
           <w:sz w:val="20"/>
           <w:szCs w:val="20"/>
         </w:rPr>
-      </w:pPr>
+        <w:t>SEGUNDA</w:t>
+      </w:r>
       <w:r>
         <w:rPr>
           <w:rFonts w:ascii="Times New Roman" w:eastAsia="Times New Roman" w:hAnsi="Times New Roman" w:cs="Times New Roman"/>
@@ -3671,9 +4842,154 @@
           <w:sz w:val="20"/>
           <w:szCs w:val="20"/>
         </w:rPr>
-        <w:t xml:space="preserve">DÉCIMA </w:t>
-      </w:r>
-      <w:r>
+        <w:t>: OBLIGACIONES SINDICALES.</w:t>
+      </w:r>
+    </w:p>
+    <w:p>
+      <w:pPr>
+        <w:pStyle w:val="Prrafodelista"/>
+      </w:pPr>
+    </w:p>
+    <w:p>
+      <w:pPr>
+        <w:pStyle w:val="Prrafodelista"/>
+        <w:rPr>
+          <w:rFonts w:ascii="Times New Roman" w:eastAsia="Times New Roman" w:hAnsi="Times New Roman" w:cs="Times New Roman"/>
+          <w:sz w:val="20"/>
+          <w:szCs w:val="20"/>
+        </w:rPr>
+      </w:pPr>
+      <w:r>
+        <w:rPr>
+          <w:rFonts w:ascii="Times New Roman" w:eastAsia="Times New Roman" w:hAnsi="Times New Roman" w:cs="Times New Roman"/>
+          <w:sz w:val="20"/>
+          <w:szCs w:val="20"/>
+        </w:rPr>
+        <w:t>1</w:t>
+      </w:r>
+      <w:r>
+        <w:rPr>
+          <w:rFonts w:ascii="Times New Roman" w:eastAsia="Times New Roman" w:hAnsi="Times New Roman" w:cs="Times New Roman"/>
+          <w:sz w:val="20"/>
+          <w:szCs w:val="20"/>
+        </w:rPr>
+        <w:t>2</w:t>
+      </w:r>
+      <w:r>
+        <w:rPr>
+          <w:rFonts w:ascii="Times New Roman" w:eastAsia="Times New Roman" w:hAnsi="Times New Roman" w:cs="Times New Roman"/>
+          <w:sz w:val="20"/>
+          <w:szCs w:val="20"/>
+        </w:rPr>
+        <w:t xml:space="preserve">.1      El CONTRATANTE reconoce y conviene que será el único responsable de cualquier pago, cuota o costo a cualquier sindicato, gremio o asociación respecto a la afiliación de algún empleado, trabajador autónomo o subcontratista, agente o cualquier otra persona contratada por el CONTRATANTE con motivo del </w:t>
+      </w:r>
+      <w:proofErr w:type="gramStart"/>
+      <w:r>
+        <w:rPr>
+          <w:rFonts w:ascii="Times New Roman" w:eastAsia="Times New Roman" w:hAnsi="Times New Roman" w:cs="Times New Roman"/>
+          <w:sz w:val="20"/>
+          <w:szCs w:val="20"/>
+        </w:rPr>
+        <w:t>SHOW</w:t>
+      </w:r>
+      <w:proofErr w:type="gramEnd"/>
+      <w:r>
+        <w:rPr>
+          <w:rFonts w:ascii="Times New Roman" w:eastAsia="Times New Roman" w:hAnsi="Times New Roman" w:cs="Times New Roman"/>
+          <w:sz w:val="20"/>
+          <w:szCs w:val="20"/>
+        </w:rPr>
+        <w:t xml:space="preserve">. El CONTRATANTE conviene en defender, indemnizar y mantener a salvo al ARTISTA, su </w:t>
+      </w:r>
+      <w:proofErr w:type="gramStart"/>
+      <w:r>
+        <w:rPr>
+          <w:rFonts w:ascii="Times New Roman" w:eastAsia="Times New Roman" w:hAnsi="Times New Roman" w:cs="Times New Roman"/>
+          <w:sz w:val="20"/>
+          <w:szCs w:val="20"/>
+        </w:rPr>
+        <w:t>manager</w:t>
+      </w:r>
+      <w:proofErr w:type="gramEnd"/>
+      <w:r>
+        <w:rPr>
+          <w:rFonts w:ascii="Times New Roman" w:eastAsia="Times New Roman" w:hAnsi="Times New Roman" w:cs="Times New Roman"/>
+          <w:sz w:val="20"/>
+          <w:szCs w:val="20"/>
+        </w:rPr>
+        <w:t>, asistentes, etc., de cualquier reclamo o pago que deba realizarse a dichos sindicatos, gremios o asociaciones y le sea reclamado a ésta.</w:t>
+      </w:r>
+    </w:p>
+    <w:p>
+      <w:pPr>
+        <w:pStyle w:val="Prrafodelista"/>
+      </w:pPr>
+    </w:p>
+    <w:p>
+      <w:pPr>
+        <w:pStyle w:val="Prrafodelista"/>
+        <w:rPr>
+          <w:rFonts w:ascii="Times New Roman" w:eastAsia="Times New Roman" w:hAnsi="Times New Roman" w:cs="Times New Roman"/>
+          <w:sz w:val="20"/>
+          <w:szCs w:val="20"/>
+        </w:rPr>
+      </w:pPr>
+      <w:r>
+        <w:rPr>
+          <w:rFonts w:ascii="Times New Roman" w:eastAsia="Times New Roman" w:hAnsi="Times New Roman" w:cs="Times New Roman"/>
+          <w:sz w:val="20"/>
+          <w:szCs w:val="20"/>
+        </w:rPr>
+        <w:t>1</w:t>
+      </w:r>
+      <w:r>
+        <w:rPr>
+          <w:rFonts w:ascii="Times New Roman" w:eastAsia="Times New Roman" w:hAnsi="Times New Roman" w:cs="Times New Roman"/>
+          <w:sz w:val="20"/>
+          <w:szCs w:val="20"/>
+        </w:rPr>
+        <w:t>2</w:t>
+      </w:r>
+      <w:r>
+        <w:rPr>
+          <w:rFonts w:ascii="Times New Roman" w:eastAsia="Times New Roman" w:hAnsi="Times New Roman" w:cs="Times New Roman"/>
+          <w:sz w:val="20"/>
+          <w:szCs w:val="20"/>
+        </w:rPr>
+        <w:t>.2      Cada una de las Partes en este acto convienen (i) cumplir con todas y cada una de las leyes, ordenanzas y/o reglamentos aplicables y actualmente en vigor, o aquellas que en el futuro pudieren ser promulgadas y se encuentren relacionadas con su actividad comprometida en el presente Acuerdo y (</w:t>
+      </w:r>
+      <w:proofErr w:type="spellStart"/>
+      <w:r>
+        <w:rPr>
+          <w:rFonts w:ascii="Times New Roman" w:eastAsia="Times New Roman" w:hAnsi="Times New Roman" w:cs="Times New Roman"/>
+          <w:sz w:val="20"/>
+          <w:szCs w:val="20"/>
+        </w:rPr>
+        <w:t>ii</w:t>
+      </w:r>
+      <w:proofErr w:type="spellEnd"/>
+      <w:r>
+        <w:rPr>
+          <w:rFonts w:ascii="Times New Roman" w:eastAsia="Times New Roman" w:hAnsi="Times New Roman" w:cs="Times New Roman"/>
+          <w:sz w:val="20"/>
+          <w:szCs w:val="20"/>
+        </w:rPr>
+        <w:t>) obtener todas las autorizaciones, consentimientos, aprobaciones y permisos necesarios conforme a todas y cada una de las leyes, ordenanzas o reglamentos aplicables y relacionados con su actividad comprometida en el presente Acuerdo.</w:t>
+      </w:r>
+    </w:p>
+    <w:p>
+      <w:pPr>
+        <w:pStyle w:val="Prrafodelista"/>
+        <w:rPr>
+          <w:rFonts w:ascii="Times New Roman" w:eastAsia="Times New Roman" w:hAnsi="Times New Roman" w:cs="Times New Roman"/>
+          <w:sz w:val="20"/>
+          <w:szCs w:val="20"/>
+        </w:rPr>
+      </w:pPr>
+    </w:p>
+    <w:p>
+      <w:pPr>
+        <w:pStyle w:val="Prrafodelista"/>
         <w:rPr>
           <w:rFonts w:ascii="Times New Roman" w:eastAsia="Times New Roman" w:hAnsi="Times New Roman" w:cs="Times New Roman"/>
           <w:b/>
@@ -3681,8 +4997,7 @@
           <w:sz w:val="20"/>
           <w:szCs w:val="20"/>
         </w:rPr>
-        <w:t>TERCERA</w:t>
-      </w:r>
+      </w:pPr>
       <w:r>
         <w:rPr>
           <w:rFonts w:ascii="Times New Roman" w:eastAsia="Times New Roman" w:hAnsi="Times New Roman" w:cs="Times New Roman"/>
@@ -3691,64 +5006,9 @@
           <w:sz w:val="20"/>
           <w:szCs w:val="20"/>
         </w:rPr>
-        <w:t>: INDEMNIDAD.</w:t>
-      </w:r>
-    </w:p>
-    <w:p>
-      <w:pPr>
-        <w:pStyle w:val="Prrafodelista"/>
-      </w:pPr>
-    </w:p>
-    <w:p>
-      <w:pPr>
-        <w:pStyle w:val="Prrafodelista"/>
-        <w:rPr>
-          <w:rFonts w:ascii="Times New Roman" w:eastAsia="Times New Roman" w:hAnsi="Times New Roman" w:cs="Times New Roman"/>
-          <w:sz w:val="20"/>
-          <w:szCs w:val="20"/>
-        </w:rPr>
-      </w:pPr>
-      <w:r>
-        <w:rPr>
-          <w:rFonts w:ascii="Times New Roman" w:eastAsia="Times New Roman" w:hAnsi="Times New Roman" w:cs="Times New Roman"/>
-          <w:sz w:val="20"/>
-          <w:szCs w:val="20"/>
-          <w:highlight w:val="white"/>
-        </w:rPr>
-        <w:t>1</w:t>
-      </w:r>
-      <w:r>
-        <w:rPr>
-          <w:rFonts w:ascii="Times New Roman" w:eastAsia="Times New Roman" w:hAnsi="Times New Roman" w:cs="Times New Roman"/>
-          <w:sz w:val="20"/>
-          <w:szCs w:val="20"/>
-          <w:highlight w:val="white"/>
-        </w:rPr>
-        <w:t>3</w:t>
-      </w:r>
-      <w:r>
-        <w:rPr>
-          <w:rFonts w:ascii="Times New Roman" w:eastAsia="Times New Roman" w:hAnsi="Times New Roman" w:cs="Times New Roman"/>
-          <w:sz w:val="20"/>
-          <w:szCs w:val="20"/>
-          <w:highlight w:val="white"/>
-        </w:rPr>
-        <w:t>.1      El CONTRATANTE en este acto conviene en defender, mantener indemne y a salvo, en todo momento, a el ARTISTA, su manager, asistentes, etc. (los “Asegurados Adicionales”) frente a cualesquier reclamos, pérdidas, daños, responsabilidad, costos, penalidades, multas y/o demandas y gastos (incluyendo honorarios de abogados), que todos y/o alguno de ellos pueda sufrir y/o incurrir, en virtud de cualquier incumplimiento de lo establecido a cargo del CONTRATANTE en el presente Acuerdo.</w:t>
-      </w:r>
-    </w:p>
-    <w:p>
-      <w:pPr>
-        <w:pStyle w:val="Prrafodelista"/>
-        <w:rPr>
-          <w:rFonts w:ascii="Times New Roman" w:eastAsia="Times New Roman" w:hAnsi="Times New Roman" w:cs="Times New Roman"/>
-          <w:sz w:val="20"/>
-          <w:szCs w:val="20"/>
-        </w:rPr>
-      </w:pPr>
-    </w:p>
-    <w:p>
-      <w:pPr>
-        <w:pStyle w:val="Prrafodelista"/>
+        <w:t xml:space="preserve">DÉCIMA </w:t>
+      </w:r>
+      <w:r>
         <w:rPr>
           <w:rFonts w:ascii="Times New Roman" w:eastAsia="Times New Roman" w:hAnsi="Times New Roman" w:cs="Times New Roman"/>
           <w:b/>
@@ -3756,7 +5016,8 @@
           <w:sz w:val="20"/>
           <w:szCs w:val="20"/>
         </w:rPr>
-      </w:pPr>
+        <w:t>TERCERA</w:t>
+      </w:r>
       <w:r>
         <w:rPr>
           <w:rFonts w:ascii="Times New Roman" w:eastAsia="Times New Roman" w:hAnsi="Times New Roman" w:cs="Times New Roman"/>
@@ -3765,9 +5026,84 @@
           <w:sz w:val="20"/>
           <w:szCs w:val="20"/>
         </w:rPr>
-        <w:t xml:space="preserve">DÉCIMA </w:t>
-      </w:r>
-      <w:r>
+        <w:t>: INDEMNIDAD.</w:t>
+      </w:r>
+    </w:p>
+    <w:p>
+      <w:pPr>
+        <w:pStyle w:val="Prrafodelista"/>
+      </w:pPr>
+    </w:p>
+    <w:p>
+      <w:pPr>
+        <w:pStyle w:val="Prrafodelista"/>
+        <w:rPr>
+          <w:rFonts w:ascii="Times New Roman" w:eastAsia="Times New Roman" w:hAnsi="Times New Roman" w:cs="Times New Roman"/>
+          <w:sz w:val="20"/>
+          <w:szCs w:val="20"/>
+        </w:rPr>
+      </w:pPr>
+      <w:r>
+        <w:rPr>
+          <w:rFonts w:ascii="Times New Roman" w:eastAsia="Times New Roman" w:hAnsi="Times New Roman" w:cs="Times New Roman"/>
+          <w:sz w:val="20"/>
+          <w:szCs w:val="20"/>
+          <w:highlight w:val="white"/>
+        </w:rPr>
+        <w:t>1</w:t>
+      </w:r>
+      <w:r>
+        <w:rPr>
+          <w:rFonts w:ascii="Times New Roman" w:eastAsia="Times New Roman" w:hAnsi="Times New Roman" w:cs="Times New Roman"/>
+          <w:sz w:val="20"/>
+          <w:szCs w:val="20"/>
+          <w:highlight w:val="white"/>
+        </w:rPr>
+        <w:t>3</w:t>
+      </w:r>
+      <w:r>
+        <w:rPr>
+          <w:rFonts w:ascii="Times New Roman" w:eastAsia="Times New Roman" w:hAnsi="Times New Roman" w:cs="Times New Roman"/>
+          <w:sz w:val="20"/>
+          <w:szCs w:val="20"/>
+          <w:highlight w:val="white"/>
+        </w:rPr>
+        <w:t xml:space="preserve">.1      El CONTRATANTE en este acto conviene en defender, mantener indemne y a salvo, en todo momento, a el ARTISTA, su </w:t>
+      </w:r>
+      <w:proofErr w:type="gramStart"/>
+      <w:r>
+        <w:rPr>
+          <w:rFonts w:ascii="Times New Roman" w:eastAsia="Times New Roman" w:hAnsi="Times New Roman" w:cs="Times New Roman"/>
+          <w:sz w:val="20"/>
+          <w:szCs w:val="20"/>
+          <w:highlight w:val="white"/>
+        </w:rPr>
+        <w:t>manager</w:t>
+      </w:r>
+      <w:proofErr w:type="gramEnd"/>
+      <w:r>
+        <w:rPr>
+          <w:rFonts w:ascii="Times New Roman" w:eastAsia="Times New Roman" w:hAnsi="Times New Roman" w:cs="Times New Roman"/>
+          <w:sz w:val="20"/>
+          <w:szCs w:val="20"/>
+          <w:highlight w:val="white"/>
+        </w:rPr>
+        <w:t>, asistentes, etc. (los “Asegurados Adicionales”) frente a cualesquier reclamos, pérdidas, daños, responsabilidad, costos, penalidades, multas y/o demandas y gastos (incluyendo honorarios de abogados), que todos y/o alguno de ellos pueda sufrir y/o incurrir, en virtud de cualquier incumplimiento de lo establecido a cargo del CONTRATANTE en el presente Acuerdo.</w:t>
+      </w:r>
+    </w:p>
+    <w:p>
+      <w:pPr>
+        <w:pStyle w:val="Prrafodelista"/>
+        <w:rPr>
+          <w:rFonts w:ascii="Times New Roman" w:eastAsia="Times New Roman" w:hAnsi="Times New Roman" w:cs="Times New Roman"/>
+          <w:sz w:val="20"/>
+          <w:szCs w:val="20"/>
+        </w:rPr>
+      </w:pPr>
+    </w:p>
+    <w:p>
+      <w:pPr>
+        <w:pStyle w:val="Prrafodelista"/>
         <w:rPr>
           <w:rFonts w:ascii="Times New Roman" w:eastAsia="Times New Roman" w:hAnsi="Times New Roman" w:cs="Times New Roman"/>
           <w:b/>
@@ -3775,8 +5111,7 @@
           <w:sz w:val="20"/>
           <w:szCs w:val="20"/>
         </w:rPr>
-        <w:t>CUARTA</w:t>
-      </w:r>
+      </w:pPr>
       <w:r>
         <w:rPr>
           <w:rFonts w:ascii="Times New Roman" w:eastAsia="Times New Roman" w:hAnsi="Times New Roman" w:cs="Times New Roman"/>
@@ -3785,6 +5120,26 @@
           <w:sz w:val="20"/>
           <w:szCs w:val="20"/>
         </w:rPr>
+        <w:t xml:space="preserve">DÉCIMA </w:t>
+      </w:r>
+      <w:r>
+        <w:rPr>
+          <w:rFonts w:ascii="Times New Roman" w:eastAsia="Times New Roman" w:hAnsi="Times New Roman" w:cs="Times New Roman"/>
+          <w:b/>
+          <w:bCs/>
+          <w:sz w:val="20"/>
+          <w:szCs w:val="20"/>
+        </w:rPr>
+        <w:t>CUARTA</w:t>
+      </w:r>
+      <w:r>
+        <w:rPr>
+          <w:rFonts w:ascii="Times New Roman" w:eastAsia="Times New Roman" w:hAnsi="Times New Roman" w:cs="Times New Roman"/>
+          <w:b/>
+          <w:bCs/>
+          <w:sz w:val="20"/>
+          <w:szCs w:val="20"/>
+        </w:rPr>
         <w:t>: VARIOS.</w:t>
       </w:r>
     </w:p>
@@ -3912,7 +5267,25 @@
           <w:sz w:val="20"/>
           <w:szCs w:val="20"/>
         </w:rPr>
-        <w:t>.3      Los encabezados de las Cláusulas del presente Acuerdo se incluyen únicamente para facilitar su referencia, y por lo tanto no deberán considerarse como parte de la misma, ni afectar de manera alguna la interpretación del Acuerdo.</w:t>
+        <w:t xml:space="preserve">.3      Los encabezados de las Cláusulas del presente Acuerdo se incluyen únicamente para facilitar su referencia, y por lo tanto no deberán considerarse como parte de </w:t>
+      </w:r>
+      <w:proofErr w:type="gramStart"/>
+      <w:r>
+        <w:rPr>
+          <w:rFonts w:ascii="Times New Roman" w:eastAsia="Times New Roman" w:hAnsi="Times New Roman" w:cs="Times New Roman"/>
+          <w:sz w:val="20"/>
+          <w:szCs w:val="20"/>
+        </w:rPr>
+        <w:t>la misma</w:t>
+      </w:r>
+      <w:proofErr w:type="gramEnd"/>
+      <w:r>
+        <w:rPr>
+          <w:rFonts w:ascii="Times New Roman" w:eastAsia="Times New Roman" w:hAnsi="Times New Roman" w:cs="Times New Roman"/>
+          <w:sz w:val="20"/>
+          <w:szCs w:val="20"/>
+        </w:rPr>
+        <w:t>, ni afectar de manera alguna la interpretación del Acuerdo.</w:t>
       </w:r>
     </w:p>
     <w:p>
@@ -4067,9 +5440,25 @@
                                 <w:sz w:val="20"/>
                                 <w:szCs w:val="20"/>
                               </w:rPr>
-                              <w:t>@FirmaNombreCliente</w:t>
+                              <w:t>{</w:t>
+                            </w:r>
+                            <w:r>
+                              <w:rPr>
+                                <w:rFonts w:ascii="Times New Roman" w:eastAsia="Times New Roman" w:hAnsi="Times New Roman" w:cs="Times New Roman"/>
+                                <w:sz w:val="20"/>
+                                <w:szCs w:val="20"/>
+                              </w:rPr>
+                              <w:t>FirmaNombreCliente</w:t>
                             </w:r>
                             <w:bookmarkEnd w:id="33"/>
+                            <w:r>
+                              <w:rPr>
+                                <w:rFonts w:ascii="Times New Roman" w:eastAsia="Times New Roman" w:hAnsi="Times New Roman" w:cs="Times New Roman"/>
+                                <w:sz w:val="20"/>
+                                <w:szCs w:val="20"/>
+                              </w:rPr>
+                              <w:t>}</w:t>
+                            </w:r>
                           </w:p>
                           <w:p>
                             <w:pPr>
@@ -4090,7 +5479,7 @@
                                 <w:sz w:val="20"/>
                                 <w:szCs w:val="20"/>
                               </w:rPr>
-                              <w:t>@</w:t>
+                              <w:t>{</w:t>
                             </w:r>
                             <w:r>
                               <w:rPr>
@@ -4109,6 +5498,14 @@
                               <w:t>DNICliente</w:t>
                             </w:r>
                             <w:bookmarkEnd w:id="34"/>
+                            <w:r>
+                              <w:rPr>
+                                <w:rFonts w:ascii="Times New Roman" w:eastAsia="Times New Roman" w:hAnsi="Times New Roman" w:cs="Times New Roman"/>
+                                <w:sz w:val="20"/>
+                                <w:szCs w:val="20"/>
+                              </w:rPr>
+                              <w:t>}</w:t>
+                            </w:r>
                           </w:p>
                         </w:txbxContent>
                       </wps:txbx>
@@ -4202,9 +5599,27 @@
                           <w:sz w:val="20"/>
                           <w:szCs w:val="20"/>
                         </w:rPr>
-                        <w:t>@FirmaNombreCliente</w:t>
+                        <w:t>{</w:t>
+                      </w:r>
+                      <w:proofErr w:type="spellStart"/>
+                      <w:r>
+                        <w:rPr>
+                          <w:rFonts w:ascii="Times New Roman" w:eastAsia="Times New Roman" w:hAnsi="Times New Roman" w:cs="Times New Roman"/>
+                          <w:sz w:val="20"/>
+                          <w:szCs w:val="20"/>
+                        </w:rPr>
+                        <w:t>FirmaNombreCliente</w:t>
                       </w:r>
                       <w:bookmarkEnd w:id="35"/>
+                      <w:proofErr w:type="spellEnd"/>
+                      <w:r>
+                        <w:rPr>
+                          <w:rFonts w:ascii="Times New Roman" w:eastAsia="Times New Roman" w:hAnsi="Times New Roman" w:cs="Times New Roman"/>
+                          <w:sz w:val="20"/>
+                          <w:szCs w:val="20"/>
+                        </w:rPr>
+                        <w:t>}</w:t>
+                      </w:r>
                     </w:p>
                     <w:p>
                       <w:pPr>
@@ -4225,8 +5640,9 @@
                           <w:sz w:val="20"/>
                           <w:szCs w:val="20"/>
                         </w:rPr>
-                        <w:t>@</w:t>
+                        <w:t>{</w:t>
                       </w:r>
+                      <w:proofErr w:type="spellStart"/>
                       <w:r>
                         <w:rPr>
                           <w:rFonts w:ascii="Times New Roman" w:eastAsia="Times New Roman" w:hAnsi="Times New Roman" w:cs="Times New Roman"/>
@@ -4244,6 +5660,15 @@
                         <w:t>DNICliente</w:t>
                       </w:r>
                       <w:bookmarkEnd w:id="36"/>
+                      <w:proofErr w:type="spellEnd"/>
+                      <w:r>
+                        <w:rPr>
+                          <w:rFonts w:ascii="Times New Roman" w:eastAsia="Times New Roman" w:hAnsi="Times New Roman" w:cs="Times New Roman"/>
+                          <w:sz w:val="20"/>
+                          <w:szCs w:val="20"/>
+                        </w:rPr>
+                        <w:t>}</w:t>
+                      </w:r>
                     </w:p>
                   </w:txbxContent>
                 </v:textbox>
@@ -4357,14 +5782,22 @@
                                 <w:szCs w:val="20"/>
                               </w:rPr>
                             </w:pPr>
-                            <w:bookmarkStart w:id="37" w:name="FirmaNombreRepresentante1"/>
+                            <w:bookmarkStart w:id="35" w:name="FirmaNombreRepresentante1"/>
                             <w:r>
                               <w:rPr>
                                 <w:rFonts w:ascii="Times New Roman" w:eastAsia="Times New Roman" w:hAnsi="Times New Roman" w:cs="Times New Roman"/>
                                 <w:sz w:val="20"/>
                                 <w:szCs w:val="20"/>
                               </w:rPr>
-                              <w:t>@FirmaNombreRepresentante</w:t>
+                              <w:t>{</w:t>
+                            </w:r>
+                            <w:r>
+                              <w:rPr>
+                                <w:rFonts w:ascii="Times New Roman" w:eastAsia="Times New Roman" w:hAnsi="Times New Roman" w:cs="Times New Roman"/>
+                                <w:sz w:val="20"/>
+                                <w:szCs w:val="20"/>
+                              </w:rPr>
+                              <w:t>FirmaNombreRepresentante</w:t>
                             </w:r>
                             <w:r>
                               <w:rPr>
@@ -4374,8 +5807,16 @@
                               </w:rPr>
                               <w:t>1</w:t>
                             </w:r>
+                            <w:r>
+                              <w:rPr>
+                                <w:rFonts w:ascii="Times New Roman" w:eastAsia="Times New Roman" w:hAnsi="Times New Roman" w:cs="Times New Roman"/>
+                                <w:sz w:val="20"/>
+                                <w:szCs w:val="20"/>
+                              </w:rPr>
+                              <w:t>}</w:t>
+                            </w:r>
                           </w:p>
-                          <w:bookmarkEnd w:id="37"/>
+                          <w:bookmarkEnd w:id="35"/>
                           <w:p>
                             <w:pPr>
                               <w:jc w:val="center"/>
@@ -4388,14 +5829,14 @@
                               </w:rPr>
                               <w:t xml:space="preserve">DNI: </w:t>
                             </w:r>
-                            <w:bookmarkStart w:id="38" w:name="FirmaDNIRepresentante1"/>
+                            <w:bookmarkStart w:id="36" w:name="FirmaDNIRepresentante1"/>
                             <w:r>
                               <w:rPr>
                                 <w:rFonts w:ascii="Times New Roman" w:eastAsia="Times New Roman" w:hAnsi="Times New Roman" w:cs="Times New Roman"/>
                                 <w:sz w:val="20"/>
                                 <w:szCs w:val="20"/>
                               </w:rPr>
-                              <w:t>@</w:t>
+                              <w:t>{</w:t>
                             </w:r>
                             <w:r>
                               <w:rPr>
@@ -4429,7 +5870,15 @@
                               </w:rPr>
                               <w:t>1</w:t>
                             </w:r>
-                            <w:bookmarkEnd w:id="38"/>
+                            <w:bookmarkEnd w:id="36"/>
+                            <w:r>
+                              <w:rPr>
+                                <w:rFonts w:ascii="Times New Roman" w:eastAsia="Times New Roman" w:hAnsi="Times New Roman" w:cs="Times New Roman"/>
+                                <w:sz w:val="20"/>
+                                <w:szCs w:val="20"/>
+                              </w:rPr>
+                              <w:t>}</w:t>
+                            </w:r>
                           </w:p>
                         </w:txbxContent>
                       </wps:txbx>
@@ -4518,7 +5967,15 @@
                           <w:sz w:val="20"/>
                           <w:szCs w:val="20"/>
                         </w:rPr>
-                        <w:t>@FirmaNombreRepresentante</w:t>
+                        <w:t>{</w:t>
+                      </w:r>
+                      <w:r>
+                        <w:rPr>
+                          <w:rFonts w:ascii="Times New Roman" w:eastAsia="Times New Roman" w:hAnsi="Times New Roman" w:cs="Times New Roman"/>
+                          <w:sz w:val="20"/>
+                          <w:szCs w:val="20"/>
+                        </w:rPr>
+                        <w:t>FirmaNombreRepresentante</w:t>
                       </w:r>
                       <w:r>
                         <w:rPr>
@@ -4527,6 +5984,14 @@
                           <w:szCs w:val="20"/>
                         </w:rPr>
                         <w:t>1</w:t>
+                      </w:r>
+                      <w:r>
+                        <w:rPr>
+                          <w:rFonts w:ascii="Times New Roman" w:eastAsia="Times New Roman" w:hAnsi="Times New Roman" w:cs="Times New Roman"/>
+                          <w:sz w:val="20"/>
+                          <w:szCs w:val="20"/>
+                        </w:rPr>
+                        <w:t>}</w:t>
                       </w:r>
                     </w:p>
                     <w:bookmarkEnd w:id="39"/>
@@ -4549,7 +6014,7 @@
                           <w:sz w:val="20"/>
                           <w:szCs w:val="20"/>
                         </w:rPr>
-                        <w:t>@</w:t>
+                        <w:t>{</w:t>
                       </w:r>
                       <w:r>
                         <w:rPr>
@@ -4584,6 +6049,14 @@
                         <w:t>1</w:t>
                       </w:r>
                       <w:bookmarkEnd w:id="40"/>
+                      <w:r>
+                        <w:rPr>
+                          <w:rFonts w:ascii="Times New Roman" w:eastAsia="Times New Roman" w:hAnsi="Times New Roman" w:cs="Times New Roman"/>
+                          <w:sz w:val="20"/>
+                          <w:szCs w:val="20"/>
+                        </w:rPr>
+                        <w:t>}</w:t>
+                      </w:r>
                     </w:p>
                   </w:txbxContent>
                 </v:textbox>
@@ -4625,6 +6098,7 @@
         <w:tabs>
           <w:tab w:val="left" w:pos="3600"/>
         </w:tabs>
+        <w:ind w:left="3600" w:hanging="3600"/>
         <w:rPr>
           <w:rFonts w:ascii="Times New Roman" w:hAnsi="Times New Roman" w:cs="Times New Roman"/>
           <w:b/>
@@ -4998,17 +6472,33 @@
                                 <w:szCs w:val="20"/>
                               </w:rPr>
                             </w:pPr>
-                            <w:bookmarkStart w:id="41" w:name="FirmaNombreArtista1"/>
+                            <w:bookmarkStart w:id="37" w:name="FirmaNombreArtista1"/>
                             <w:r>
                               <w:rPr>
                                 <w:rFonts w:ascii="Times New Roman" w:eastAsia="Times New Roman" w:hAnsi="Times New Roman" w:cs="Times New Roman"/>
                                 <w:sz w:val="20"/>
                                 <w:szCs w:val="20"/>
                               </w:rPr>
-                              <w:t>@FirmaNombreArtista1</w:t>
+                              <w:t>{</w:t>
+                            </w:r>
+                            <w:r>
+                              <w:rPr>
+                                <w:rFonts w:ascii="Times New Roman" w:eastAsia="Times New Roman" w:hAnsi="Times New Roman" w:cs="Times New Roman"/>
+                                <w:sz w:val="20"/>
+                                <w:szCs w:val="20"/>
+                              </w:rPr>
+                              <w:t>FirmaNombreArtista1</w:t>
+                            </w:r>
+                            <w:r>
+                              <w:rPr>
+                                <w:rFonts w:ascii="Times New Roman" w:eastAsia="Times New Roman" w:hAnsi="Times New Roman" w:cs="Times New Roman"/>
+                                <w:sz w:val="20"/>
+                                <w:szCs w:val="20"/>
+                              </w:rPr>
+                              <w:t>}</w:t>
                             </w:r>
                           </w:p>
-                          <w:bookmarkEnd w:id="41"/>
+                          <w:bookmarkEnd w:id="37"/>
                           <w:p>
                             <w:pPr>
                               <w:jc w:val="center"/>
@@ -5021,14 +6511,14 @@
                               </w:rPr>
                               <w:t xml:space="preserve">DNI: </w:t>
                             </w:r>
-                            <w:bookmarkStart w:id="42" w:name="FirmaDNIArtista1"/>
+                            <w:bookmarkStart w:id="38" w:name="FirmaDNIArtista1"/>
                             <w:r>
                               <w:rPr>
                                 <w:rFonts w:ascii="Times New Roman" w:eastAsia="Times New Roman" w:hAnsi="Times New Roman" w:cs="Times New Roman"/>
                                 <w:sz w:val="20"/>
                                 <w:szCs w:val="20"/>
                               </w:rPr>
-                              <w:t>@</w:t>
+                              <w:t>{</w:t>
                             </w:r>
                             <w:r>
                               <w:rPr>
@@ -5054,7 +6544,15 @@
                               </w:rPr>
                               <w:t>Artista1</w:t>
                             </w:r>
-                            <w:bookmarkEnd w:id="42"/>
+                            <w:bookmarkEnd w:id="38"/>
+                            <w:r>
+                              <w:rPr>
+                                <w:rFonts w:ascii="Times New Roman" w:eastAsia="Times New Roman" w:hAnsi="Times New Roman" w:cs="Times New Roman"/>
+                                <w:sz w:val="20"/>
+                                <w:szCs w:val="20"/>
+                              </w:rPr>
+                              <w:t>}</w:t>
+                            </w:r>
                           </w:p>
                         </w:txbxContent>
                       </wps:txbx>
@@ -5078,7 +6576,11 @@
           </mc:Choice>
           <mc:Fallback>
             <w:pict>
-              <v:shape w14:anchorId="51A7F20E" id="FirmaArtista1" o:spid="_x0000_s1029" type="#_x0000_t202" style="position:absolute;margin-left:0;margin-top:143.1pt;width:203.6pt;height:85.4pt;z-index:251658244;visibility:visible;mso-wrap-style:square;mso-width-percent:0;mso-height-percent:0;mso-wrap-distance-left:9pt;mso-wrap-distance-top:0;mso-wrap-distance-right:9pt;mso-wrap-distance-bottom:0;mso-position-horizontal:left;mso-position-horizontal-relative:margin;mso-position-vertical:absolute;mso-position-vertical-relative:text;mso-width-percent:0;mso-height-percent:0;mso-width-relative:margin;mso-height-relative:margin;v-text-anchor:top" o:gfxdata="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" filled="f" stroked="f" strokeweight=".5pt">
+              <v:shapetype w14:anchorId="51A7F20E" id="_x0000_t202" coordsize="21600,21600" o:spt="202" path="m,l,21600r21600,l21600,xe">
+                <v:stroke joinstyle="miter"/>
+                <v:path gradientshapeok="t" o:connecttype="rect"/>
+              </v:shapetype>
+              <v:shape id="FirmaArtista1" o:spid="_x0000_s1029" type="#_x0000_t202" style="position:absolute;margin-left:0;margin-top:143.1pt;width:203.6pt;height:85.4pt;z-index:251658244;visibility:visible;mso-wrap-style:square;mso-width-percent:0;mso-height-percent:0;mso-wrap-distance-left:9pt;mso-wrap-distance-top:0;mso-wrap-distance-right:9pt;mso-wrap-distance-bottom:0;mso-position-horizontal:left;mso-position-horizontal-relative:margin;mso-position-vertical:absolute;mso-position-vertical-relative:text;mso-width-percent:0;mso-height-percent:0;mso-width-relative:margin;mso-height-relative:margin;v-text-anchor:top" o:gfxdata="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" filled="f" stroked="f" strokeweight=".5pt">
                 <v:textbox>
                   <w:txbxContent>
                     <w:p>
@@ -5128,17 +6630,33 @@
                           <w:szCs w:val="20"/>
                         </w:rPr>
                       </w:pPr>
-                      <w:bookmarkStart w:id="43" w:name="FirmaNombreArtista1"/>
+                      <w:bookmarkStart w:id="39" w:name="FirmaNombreArtista1"/>
                       <w:r>
                         <w:rPr>
                           <w:rFonts w:ascii="Times New Roman" w:eastAsia="Times New Roman" w:hAnsi="Times New Roman" w:cs="Times New Roman"/>
                           <w:sz w:val="20"/>
                           <w:szCs w:val="20"/>
                         </w:rPr>
-                        <w:t>@FirmaNombreArtista1</w:t>
+                        <w:t>{</w:t>
+                      </w:r>
+                      <w:r>
+                        <w:rPr>
+                          <w:rFonts w:ascii="Times New Roman" w:eastAsia="Times New Roman" w:hAnsi="Times New Roman" w:cs="Times New Roman"/>
+                          <w:sz w:val="20"/>
+                          <w:szCs w:val="20"/>
+                        </w:rPr>
+                        <w:t>FirmaNombreArtista1</w:t>
+                      </w:r>
+                      <w:r>
+                        <w:rPr>
+                          <w:rFonts w:ascii="Times New Roman" w:eastAsia="Times New Roman" w:hAnsi="Times New Roman" w:cs="Times New Roman"/>
+                          <w:sz w:val="20"/>
+                          <w:szCs w:val="20"/>
+                        </w:rPr>
+                        <w:t>}</w:t>
                       </w:r>
                     </w:p>
-                    <w:bookmarkEnd w:id="43"/>
+                    <w:bookmarkEnd w:id="39"/>
                     <w:p>
                       <w:pPr>
                         <w:jc w:val="center"/>
@@ -5151,14 +6669,14 @@
                         </w:rPr>
                         <w:t xml:space="preserve">DNI: </w:t>
                       </w:r>
-                      <w:bookmarkStart w:id="44" w:name="FirmaDNIArtista1"/>
+                      <w:bookmarkStart w:id="40" w:name="FirmaDNIArtista1"/>
                       <w:r>
                         <w:rPr>
                           <w:rFonts w:ascii="Times New Roman" w:eastAsia="Times New Roman" w:hAnsi="Times New Roman" w:cs="Times New Roman"/>
                           <w:sz w:val="20"/>
                           <w:szCs w:val="20"/>
                         </w:rPr>
-                        <w:t>@</w:t>
+                        <w:t>{</w:t>
                       </w:r>
                       <w:r>
                         <w:rPr>
@@ -5184,7 +6702,15 @@
                         </w:rPr>
                         <w:t>Artista1</w:t>
                       </w:r>
-                      <w:bookmarkEnd w:id="44"/>
+                      <w:bookmarkEnd w:id="40"/>
+                      <w:r>
+                        <w:rPr>
+                          <w:rFonts w:ascii="Times New Roman" w:eastAsia="Times New Roman" w:hAnsi="Times New Roman" w:cs="Times New Roman"/>
+                          <w:sz w:val="20"/>
+                          <w:szCs w:val="20"/>
+                        </w:rPr>
+                        <w:t>}</w:t>
+                      </w:r>
                     </w:p>
                   </w:txbxContent>
                 </v:textbox>
@@ -5281,17 +6807,33 @@
                                 <w:szCs w:val="20"/>
                               </w:rPr>
                             </w:pPr>
-                            <w:bookmarkStart w:id="45" w:name="FirmaNombreArtista2"/>
+                            <w:bookmarkStart w:id="39" w:name="FirmaNombreArtista2"/>
                             <w:r>
                               <w:rPr>
                                 <w:rFonts w:ascii="Times New Roman" w:eastAsia="Times New Roman" w:hAnsi="Times New Roman" w:cs="Times New Roman"/>
                                 <w:sz w:val="20"/>
                                 <w:szCs w:val="20"/>
                               </w:rPr>
-                              <w:t>@FirmaNombreArtista2</w:t>
+                              <w:t>{</w:t>
+                            </w:r>
+                            <w:r>
+                              <w:rPr>
+                                <w:rFonts w:ascii="Times New Roman" w:eastAsia="Times New Roman" w:hAnsi="Times New Roman" w:cs="Times New Roman"/>
+                                <w:sz w:val="20"/>
+                                <w:szCs w:val="20"/>
+                              </w:rPr>
+                              <w:t>FirmaNombreArtista2</w:t>
+                            </w:r>
+                            <w:r>
+                              <w:rPr>
+                                <w:rFonts w:ascii="Times New Roman" w:eastAsia="Times New Roman" w:hAnsi="Times New Roman" w:cs="Times New Roman"/>
+                                <w:sz w:val="20"/>
+                                <w:szCs w:val="20"/>
+                              </w:rPr>
+                              <w:t>}</w:t>
                             </w:r>
                           </w:p>
-                          <w:bookmarkEnd w:id="45"/>
+                          <w:bookmarkEnd w:id="39"/>
                           <w:p>
                             <w:pPr>
                               <w:jc w:val="center"/>
@@ -5304,14 +6846,14 @@
                               </w:rPr>
                               <w:t xml:space="preserve">DNI: </w:t>
                             </w:r>
-                            <w:bookmarkStart w:id="46" w:name="FirmaDNIArtista2"/>
+                            <w:bookmarkStart w:id="40" w:name="FirmaDNIArtista2"/>
                             <w:r>
                               <w:rPr>
                                 <w:rFonts w:ascii="Times New Roman" w:eastAsia="Times New Roman" w:hAnsi="Times New Roman" w:cs="Times New Roman"/>
                                 <w:sz w:val="20"/>
                                 <w:szCs w:val="20"/>
                               </w:rPr>
-                              <w:t>@</w:t>
+                              <w:t>{</w:t>
                             </w:r>
                             <w:r>
                               <w:rPr>
@@ -5337,7 +6879,15 @@
                               </w:rPr>
                               <w:t>Artista2</w:t>
                             </w:r>
-                            <w:bookmarkEnd w:id="46"/>
+                            <w:bookmarkEnd w:id="40"/>
+                            <w:r>
+                              <w:rPr>
+                                <w:rFonts w:ascii="Times New Roman" w:eastAsia="Times New Roman" w:hAnsi="Times New Roman" w:cs="Times New Roman"/>
+                                <w:sz w:val="20"/>
+                                <w:szCs w:val="20"/>
+                              </w:rPr>
+                              <w:t>}</w:t>
+                            </w:r>
                           </w:p>
                         </w:txbxContent>
                       </wps:txbx>
@@ -5411,17 +6961,33 @@
                           <w:szCs w:val="20"/>
                         </w:rPr>
                       </w:pPr>
-                      <w:bookmarkStart w:id="47" w:name="FirmaNombreArtista2"/>
+                      <w:bookmarkStart w:id="43" w:name="FirmaNombreArtista2"/>
                       <w:r>
                         <w:rPr>
                           <w:rFonts w:ascii="Times New Roman" w:eastAsia="Times New Roman" w:hAnsi="Times New Roman" w:cs="Times New Roman"/>
                           <w:sz w:val="20"/>
                           <w:szCs w:val="20"/>
                         </w:rPr>
-                        <w:t>@FirmaNombreArtista2</w:t>
+                        <w:t>{</w:t>
+                      </w:r>
+                      <w:r>
+                        <w:rPr>
+                          <w:rFonts w:ascii="Times New Roman" w:eastAsia="Times New Roman" w:hAnsi="Times New Roman" w:cs="Times New Roman"/>
+                          <w:sz w:val="20"/>
+                          <w:szCs w:val="20"/>
+                        </w:rPr>
+                        <w:t>FirmaNombreArtista2</w:t>
+                      </w:r>
+                      <w:r>
+                        <w:rPr>
+                          <w:rFonts w:ascii="Times New Roman" w:eastAsia="Times New Roman" w:hAnsi="Times New Roman" w:cs="Times New Roman"/>
+                          <w:sz w:val="20"/>
+                          <w:szCs w:val="20"/>
+                        </w:rPr>
+                        <w:t>}</w:t>
                       </w:r>
                     </w:p>
-                    <w:bookmarkEnd w:id="47"/>
+                    <w:bookmarkEnd w:id="43"/>
                     <w:p>
                       <w:pPr>
                         <w:jc w:val="center"/>
@@ -5434,14 +7000,14 @@
                         </w:rPr>
                         <w:t xml:space="preserve">DNI: </w:t>
                       </w:r>
-                      <w:bookmarkStart w:id="48" w:name="FirmaDNIArtista2"/>
+                      <w:bookmarkStart w:id="44" w:name="FirmaDNIArtista2"/>
                       <w:r>
                         <w:rPr>
                           <w:rFonts w:ascii="Times New Roman" w:eastAsia="Times New Roman" w:hAnsi="Times New Roman" w:cs="Times New Roman"/>
                           <w:sz w:val="20"/>
                           <w:szCs w:val="20"/>
                         </w:rPr>
-                        <w:t>@</w:t>
+                        <w:t>{</w:t>
                       </w:r>
                       <w:r>
                         <w:rPr>
@@ -5467,7 +7033,15 @@
                         </w:rPr>
                         <w:t>Artista2</w:t>
                       </w:r>
-                      <w:bookmarkEnd w:id="48"/>
+                      <w:bookmarkEnd w:id="44"/>
+                      <w:r>
+                        <w:rPr>
+                          <w:rFonts w:ascii="Times New Roman" w:eastAsia="Times New Roman" w:hAnsi="Times New Roman" w:cs="Times New Roman"/>
+                          <w:sz w:val="20"/>
+                          <w:szCs w:val="20"/>
+                        </w:rPr>
+                        <w:t>}</w:t>
+                      </w:r>
                     </w:p>
                   </w:txbxContent>
                 </v:textbox>
@@ -5563,17 +7137,33 @@
                                 <w:szCs w:val="20"/>
                               </w:rPr>
                             </w:pPr>
-                            <w:bookmarkStart w:id="49" w:name="FirmaNombreRepresentante2"/>
+                            <w:bookmarkStart w:id="41" w:name="FirmaNombreRepresentante2"/>
                             <w:r>
                               <w:rPr>
                                 <w:rFonts w:ascii="Times New Roman" w:eastAsia="Times New Roman" w:hAnsi="Times New Roman" w:cs="Times New Roman"/>
                                 <w:sz w:val="20"/>
                                 <w:szCs w:val="20"/>
                               </w:rPr>
-                              <w:t>@FirmaNombreRepresentante2</w:t>
+                              <w:t>{</w:t>
+                            </w:r>
+                            <w:r>
+                              <w:rPr>
+                                <w:rFonts w:ascii="Times New Roman" w:eastAsia="Times New Roman" w:hAnsi="Times New Roman" w:cs="Times New Roman"/>
+                                <w:sz w:val="20"/>
+                                <w:szCs w:val="20"/>
+                              </w:rPr>
+                              <w:t>FirmaNombreRepresentante2</w:t>
+                            </w:r>
+                            <w:r>
+                              <w:rPr>
+                                <w:rFonts w:ascii="Times New Roman" w:eastAsia="Times New Roman" w:hAnsi="Times New Roman" w:cs="Times New Roman"/>
+                                <w:sz w:val="20"/>
+                                <w:szCs w:val="20"/>
+                              </w:rPr>
+                              <w:t>}</w:t>
                             </w:r>
                           </w:p>
-                          <w:bookmarkEnd w:id="49"/>
+                          <w:bookmarkEnd w:id="41"/>
                           <w:p>
                             <w:pPr>
                               <w:jc w:val="center"/>
@@ -5586,14 +7176,14 @@
                               </w:rPr>
                               <w:t xml:space="preserve">DNI: </w:t>
                             </w:r>
-                            <w:bookmarkStart w:id="50" w:name="FirmaDNIRepresentante2"/>
+                            <w:bookmarkStart w:id="42" w:name="FirmaDNIRepresentante2"/>
                             <w:r>
                               <w:rPr>
                                 <w:rFonts w:ascii="Times New Roman" w:eastAsia="Times New Roman" w:hAnsi="Times New Roman" w:cs="Times New Roman"/>
                                 <w:sz w:val="20"/>
                                 <w:szCs w:val="20"/>
                               </w:rPr>
-                              <w:t>@</w:t>
+                              <w:t>{</w:t>
                             </w:r>
                             <w:r>
                               <w:rPr>
@@ -5619,7 +7209,15 @@
                               </w:rPr>
                               <w:t>Representante2</w:t>
                             </w:r>
-                            <w:bookmarkEnd w:id="50"/>
+                            <w:bookmarkEnd w:id="42"/>
+                            <w:r>
+                              <w:rPr>
+                                <w:rFonts w:ascii="Times New Roman" w:eastAsia="Times New Roman" w:hAnsi="Times New Roman" w:cs="Times New Roman"/>
+                                <w:sz w:val="20"/>
+                                <w:szCs w:val="20"/>
+                              </w:rPr>
+                              <w:t>}</w:t>
+                            </w:r>
                           </w:p>
                         </w:txbxContent>
                       </wps:txbx>
@@ -5693,17 +7291,33 @@
                           <w:szCs w:val="20"/>
                         </w:rPr>
                       </w:pPr>
-                      <w:bookmarkStart w:id="51" w:name="FirmaNombreRepresentante2"/>
+                      <w:bookmarkStart w:id="47" w:name="FirmaNombreRepresentante2"/>
                       <w:r>
                         <w:rPr>
                           <w:rFonts w:ascii="Times New Roman" w:eastAsia="Times New Roman" w:hAnsi="Times New Roman" w:cs="Times New Roman"/>
                           <w:sz w:val="20"/>
                           <w:szCs w:val="20"/>
                         </w:rPr>
-                        <w:t>@FirmaNombreRepresentante2</w:t>
+                        <w:t>{</w:t>
+                      </w:r>
+                      <w:r>
+                        <w:rPr>
+                          <w:rFonts w:ascii="Times New Roman" w:eastAsia="Times New Roman" w:hAnsi="Times New Roman" w:cs="Times New Roman"/>
+                          <w:sz w:val="20"/>
+                          <w:szCs w:val="20"/>
+                        </w:rPr>
+                        <w:t>FirmaNombreRepresentante2</w:t>
+                      </w:r>
+                      <w:r>
+                        <w:rPr>
+                          <w:rFonts w:ascii="Times New Roman" w:eastAsia="Times New Roman" w:hAnsi="Times New Roman" w:cs="Times New Roman"/>
+                          <w:sz w:val="20"/>
+                          <w:szCs w:val="20"/>
+                        </w:rPr>
+                        <w:t>}</w:t>
                       </w:r>
                     </w:p>
-                    <w:bookmarkEnd w:id="51"/>
+                    <w:bookmarkEnd w:id="47"/>
                     <w:p>
                       <w:pPr>
                         <w:jc w:val="center"/>
@@ -5716,14 +7330,14 @@
                         </w:rPr>
                         <w:t xml:space="preserve">DNI: </w:t>
                       </w:r>
-                      <w:bookmarkStart w:id="52" w:name="FirmaDNIRepresentante2"/>
+                      <w:bookmarkStart w:id="48" w:name="FirmaDNIRepresentante2"/>
                       <w:r>
                         <w:rPr>
                           <w:rFonts w:ascii="Times New Roman" w:eastAsia="Times New Roman" w:hAnsi="Times New Roman" w:cs="Times New Roman"/>
                           <w:sz w:val="20"/>
                           <w:szCs w:val="20"/>
                         </w:rPr>
-                        <w:t>@</w:t>
+                        <w:t>{</w:t>
                       </w:r>
                       <w:r>
                         <w:rPr>
@@ -5749,7 +7363,15 @@
                         </w:rPr>
                         <w:t>Representante2</w:t>
                       </w:r>
-                      <w:bookmarkEnd w:id="52"/>
+                      <w:bookmarkEnd w:id="48"/>
+                      <w:r>
+                        <w:rPr>
+                          <w:rFonts w:ascii="Times New Roman" w:eastAsia="Times New Roman" w:hAnsi="Times New Roman" w:cs="Times New Roman"/>
+                          <w:sz w:val="20"/>
+                          <w:szCs w:val="20"/>
+                        </w:rPr>
+                        <w:t>}</w:t>
+                      </w:r>
                     </w:p>
                   </w:txbxContent>
                 </v:textbox>
